--- a/courses/3/project-management/dist/reports/PM_practice-05_report-template.docx
+++ b/courses/3/project-management/dist/reports/PM_practice-05_report-template.docx
@@ -39,19 +39,6 @@
           <w:sz w:val="24"/>
         </w:rPr>
         <w:t>План качества и план коммуникаций</w:t>
-      </w:r>
-    </w:p>
-    <w:p>
-      <w:pPr>
-        <w:jc w:val="center"/>
-      </w:pPr>
-      <w:r>
-        <w:rPr>
-          <w:b w:val="0"/>
-          <w:i/>
-          <w:sz w:val="24"/>
-        </w:rPr>
-        <w:t>Продолжительность: 180 минут</w:t>
       </w:r>
     </w:p>
     <w:p/>
@@ -107,6 +94,15 @@
       </w:r>
     </w:p>
     <w:p/>
+    <w:p>
+      <w:r>
+        <w:rPr>
+          <w:b/>
+          <w:sz w:val="24"/>
+        </w:rPr>
+        <w:t>Ход работы</w:t>
+      </w:r>
+    </w:p>
     <w:p>
       <w:r>
         <w:rPr>

--- a/courses/3/project-management/dist/reports/PM_practice-05_report-template.docx
+++ b/courses/3/project-management/dist/reports/PM_practice-05_report-template.docx
@@ -4,10 +4,13 @@
   <w:body>
     <w:p>
       <w:pPr>
+        <w:spacing w:line="360" w:lineRule="auto" w:before="0" w:after="0"/>
+        <w:ind w:firstLine="0"/>
         <w:jc w:val="center"/>
       </w:pPr>
       <w:r>
         <w:rPr>
+          <w:rFonts w:ascii="Times New Roman" w:hAnsi="Times New Roman" w:eastAsia="Times New Roman" w:cs="Times New Roman"/>
           <w:b/>
           <w:i w:val="0"/>
           <w:sz w:val="28"/>
@@ -17,108 +20,171 @@
     </w:p>
     <w:p>
       <w:pPr>
+        <w:spacing w:line="360" w:lineRule="auto" w:before="0" w:after="0"/>
+        <w:ind w:firstLine="0"/>
         <w:jc w:val="center"/>
       </w:pPr>
       <w:r>
         <w:rPr>
+          <w:rFonts w:ascii="Times New Roman" w:hAnsi="Times New Roman" w:eastAsia="Times New Roman" w:cs="Times New Roman"/>
           <w:b/>
           <w:i w:val="0"/>
-          <w:sz w:val="26"/>
+          <w:sz w:val="28"/>
         </w:rPr>
         <w:t>Практическая работа 5</w:t>
       </w:r>
     </w:p>
     <w:p>
       <w:pPr>
+        <w:spacing w:line="360" w:lineRule="auto" w:before="0" w:after="0"/>
+        <w:ind w:firstLine="0"/>
         <w:jc w:val="center"/>
       </w:pPr>
       <w:r>
         <w:rPr>
+          <w:rFonts w:ascii="Times New Roman" w:hAnsi="Times New Roman" w:eastAsia="Times New Roman" w:cs="Times New Roman"/>
           <w:b w:val="0"/>
           <w:i w:val="0"/>
-          <w:sz w:val="24"/>
+          <w:sz w:val="28"/>
         </w:rPr>
         <w:t>План качества и план коммуникаций</w:t>
       </w:r>
     </w:p>
     <w:p/>
     <w:p>
+      <w:pPr>
+        <w:spacing w:line="360" w:lineRule="auto" w:before="0" w:after="0"/>
+        <w:ind w:firstLine="0"/>
+        <w:jc w:val="left"/>
+      </w:pPr>
       <w:r>
         <w:rPr>
+          <w:rFonts w:ascii="Times New Roman" w:hAnsi="Times New Roman" w:eastAsia="Times New Roman" w:cs="Times New Roman"/>
           <w:b w:val="0"/>
           <w:i w:val="0"/>
-          <w:sz w:val="24"/>
+          <w:sz w:val="28"/>
         </w:rPr>
         <w:t>ФИО студента: ______________________________________</w:t>
       </w:r>
     </w:p>
     <w:p>
+      <w:pPr>
+        <w:spacing w:line="360" w:lineRule="auto" w:before="0" w:after="0"/>
+        <w:ind w:firstLine="0"/>
+        <w:jc w:val="left"/>
+      </w:pPr>
       <w:r>
         <w:rPr>
+          <w:rFonts w:ascii="Times New Roman" w:hAnsi="Times New Roman" w:eastAsia="Times New Roman" w:cs="Times New Roman"/>
           <w:b w:val="0"/>
           <w:i w:val="0"/>
-          <w:sz w:val="24"/>
+          <w:sz w:val="28"/>
         </w:rPr>
         <w:t>Группа: ______________________  Дата: _______________</w:t>
       </w:r>
     </w:p>
     <w:p>
+      <w:pPr>
+        <w:spacing w:line="360" w:lineRule="auto" w:before="0" w:after="0"/>
+        <w:ind w:firstLine="0"/>
+        <w:jc w:val="left"/>
+      </w:pPr>
       <w:r>
         <w:rPr>
+          <w:rFonts w:ascii="Times New Roman" w:hAnsi="Times New Roman" w:eastAsia="Times New Roman" w:cs="Times New Roman"/>
           <w:b w:val="0"/>
           <w:i w:val="0"/>
-          <w:sz w:val="24"/>
+          <w:sz w:val="28"/>
         </w:rPr>
         <w:t>Проект: ____________________________________________</w:t>
       </w:r>
     </w:p>
     <w:p/>
     <w:p>
+      <w:pPr>
+        <w:pStyle w:val="Heading1"/>
+        <w:keepNext/>
+        <w:keepLines/>
+        <w:spacing w:line="240" w:lineRule="auto" w:before="240" w:after="0"/>
+        <w:ind w:left="0" w:firstLine="0"/>
+        <w:jc w:val="both"/>
+      </w:pPr>
       <w:r>
         <w:rPr>
-          <w:b/>
+          <w:rFonts w:ascii="Times New Roman" w:hAnsi="Times New Roman" w:eastAsia="Times New Roman" w:cs="Times New Roman"/>
+          <w:b w:val="0"/>
           <w:i w:val="0"/>
-          <w:sz w:val="24"/>
+          <w:sz w:val="28"/>
         </w:rPr>
         <w:t>Цель работы</w:t>
       </w:r>
     </w:p>
     <w:p>
+      <w:pPr>
+        <w:spacing w:line="360" w:lineRule="auto" w:before="0" w:after="0"/>
+        <w:ind w:firstLine="709"/>
+        <w:jc w:val="both"/>
+      </w:pPr>
       <w:r>
         <w:rPr>
+          <w:rFonts w:ascii="Times New Roman" w:hAnsi="Times New Roman" w:eastAsia="Times New Roman" w:cs="Times New Roman"/>
           <w:b w:val="0"/>
           <w:i w:val="0"/>
-          <w:sz w:val="24"/>
+          <w:sz w:val="28"/>
         </w:rPr>
         <w:t>Собрать и проверить проектный документ так, чтобы его мог понять новый участник команды и комиссия. Все решения должны опираться на числа и проверяемые факты.</w:t>
       </w:r>
     </w:p>
     <w:p/>
     <w:p>
+      <w:pPr>
+        <w:pStyle w:val="Heading1"/>
+        <w:keepNext/>
+        <w:keepLines/>
+        <w:spacing w:line="240" w:lineRule="auto" w:before="240" w:after="0"/>
+        <w:ind w:left="0" w:firstLine="0"/>
+        <w:jc w:val="both"/>
+      </w:pPr>
       <w:r>
         <w:rPr>
-          <w:b/>
-          <w:sz w:val="24"/>
+          <w:rFonts w:ascii="Times New Roman" w:hAnsi="Times New Roman" w:eastAsia="Times New Roman" w:cs="Times New Roman"/>
+          <w:b w:val="0"/>
+          <w:sz w:val="28"/>
         </w:rPr>
         <w:t>Ход работы</w:t>
       </w:r>
     </w:p>
     <w:p>
+      <w:pPr>
+        <w:pStyle w:val="Heading2"/>
+        <w:keepNext/>
+        <w:keepLines/>
+        <w:spacing w:line="240" w:lineRule="auto" w:before="40" w:after="0"/>
+        <w:ind w:left="0" w:firstLine="0"/>
+        <w:jc w:val="left"/>
+      </w:pPr>
       <w:r>
         <w:rPr>
+          <w:rFonts w:ascii="Times New Roman" w:hAnsi="Times New Roman" w:eastAsia="Times New Roman" w:cs="Times New Roman"/>
           <w:b/>
           <w:i w:val="0"/>
-          <w:sz w:val="24"/>
+          <w:sz w:val="28"/>
         </w:rPr>
         <w:t>1. Критерии качества</w:t>
       </w:r>
     </w:p>
     <w:p>
+      <w:pPr>
+        <w:spacing w:line="360" w:lineRule="auto" w:before="0" w:after="0"/>
+        <w:ind w:firstLine="709"/>
+        <w:jc w:val="both"/>
+      </w:pPr>
       <w:r>
         <w:rPr>
+          <w:rFonts w:ascii="Times New Roman" w:hAnsi="Times New Roman" w:eastAsia="Times New Roman" w:cs="Times New Roman"/>
           <w:b w:val="0"/>
           <w:i w:val="0"/>
-          <w:sz w:val="24"/>
+          <w:sz w:val="28"/>
         </w:rPr>
         <w:t>Критерий должен быть измеримым: число, доля, время или однозначное да или нет.</w:t>
       </w:r>
@@ -127,6 +193,7 @@
       <w:tblPr>
         <w:tblStyle w:val="TableGrid"/>
         <w:tblW w:type="auto" w:w="0"/>
+        <w:tblLayout w:type="autofit"/>
         <w:tblLook w:firstColumn="1" w:firstRow="1" w:lastColumn="0" w:lastRow="0" w:noHBand="0" w:noVBand="1" w:val="04A0"/>
       </w:tblPr>
       <w:tblGrid>
@@ -142,10 +209,16 @@
             <w:tcW w:type="dxa" w:w="1728"/>
           </w:tcPr>
           <w:p>
+            <w:pPr>
+              <w:spacing w:line="360" w:lineRule="auto" w:before="0" w:after="0"/>
+              <w:ind w:firstLine="0"/>
+              <w:jc w:val="center"/>
+            </w:pPr>
             <w:r>
               <w:rPr>
+                <w:rFonts w:ascii="Times New Roman" w:hAnsi="Times New Roman" w:eastAsia="Times New Roman" w:cs="Times New Roman"/>
                 <w:b/>
-                <w:sz w:val="18"/>
+                <w:sz w:val="22"/>
               </w:rPr>
               <w:t>Объект</w:t>
             </w:r>
@@ -156,10 +229,16 @@
             <w:tcW w:type="dxa" w:w="1728"/>
           </w:tcPr>
           <w:p>
+            <w:pPr>
+              <w:spacing w:line="360" w:lineRule="auto" w:before="0" w:after="0"/>
+              <w:ind w:firstLine="0"/>
+              <w:jc w:val="center"/>
+            </w:pPr>
             <w:r>
               <w:rPr>
+                <w:rFonts w:ascii="Times New Roman" w:hAnsi="Times New Roman" w:eastAsia="Times New Roman" w:cs="Times New Roman"/>
                 <w:b/>
-                <w:sz w:val="18"/>
+                <w:sz w:val="22"/>
               </w:rPr>
               <w:t>Критерий</w:t>
             </w:r>
@@ -170,10 +249,16 @@
             <w:tcW w:type="dxa" w:w="1728"/>
           </w:tcPr>
           <w:p>
+            <w:pPr>
+              <w:spacing w:line="360" w:lineRule="auto" w:before="0" w:after="0"/>
+              <w:ind w:firstLine="0"/>
+              <w:jc w:val="center"/>
+            </w:pPr>
             <w:r>
               <w:rPr>
+                <w:rFonts w:ascii="Times New Roman" w:hAnsi="Times New Roman" w:eastAsia="Times New Roman" w:cs="Times New Roman"/>
                 <w:b/>
-                <w:sz w:val="18"/>
+                <w:sz w:val="22"/>
               </w:rPr>
               <w:t>Метрика</w:t>
             </w:r>
@@ -184,10 +269,16 @@
             <w:tcW w:type="dxa" w:w="1728"/>
           </w:tcPr>
           <w:p>
+            <w:pPr>
+              <w:spacing w:line="360" w:lineRule="auto" w:before="0" w:after="0"/>
+              <w:ind w:firstLine="0"/>
+              <w:jc w:val="center"/>
+            </w:pPr>
             <w:r>
               <w:rPr>
+                <w:rFonts w:ascii="Times New Roman" w:hAnsi="Times New Roman" w:eastAsia="Times New Roman" w:cs="Times New Roman"/>
                 <w:b/>
-                <w:sz w:val="18"/>
+                <w:sz w:val="22"/>
               </w:rPr>
               <w:t>Метод проверки</w:t>
             </w:r>
@@ -198,10 +289,16 @@
             <w:tcW w:type="dxa" w:w="1728"/>
           </w:tcPr>
           <w:p>
+            <w:pPr>
+              <w:spacing w:line="360" w:lineRule="auto" w:before="0" w:after="0"/>
+              <w:ind w:firstLine="0"/>
+              <w:jc w:val="center"/>
+            </w:pPr>
             <w:r>
               <w:rPr>
+                <w:rFonts w:ascii="Times New Roman" w:hAnsi="Times New Roman" w:eastAsia="Times New Roman" w:cs="Times New Roman"/>
                 <w:b/>
-                <w:sz w:val="18"/>
+                <w:sz w:val="22"/>
               </w:rPr>
               <w:t>Ответственный</w:t>
             </w:r>
@@ -214,9 +311,16 @@
             <w:tcW w:type="dxa" w:w="1728"/>
           </w:tcPr>
           <w:p>
+            <w:pPr>
+              <w:spacing w:line="360" w:lineRule="auto" w:before="0" w:after="0"/>
+              <w:ind w:firstLine="0"/>
+              <w:jc w:val="both"/>
+            </w:pPr>
             <w:r>
               <w:rPr>
-                <w:sz w:val="18"/>
+                <w:rFonts w:ascii="Times New Roman" w:hAnsi="Times New Roman" w:eastAsia="Times New Roman" w:cs="Times New Roman"/>
+                <w:b w:val="0"/>
+                <w:sz w:val="22"/>
               </w:rPr>
             </w:r>
           </w:p>
@@ -226,9 +330,16 @@
             <w:tcW w:type="dxa" w:w="1728"/>
           </w:tcPr>
           <w:p>
+            <w:pPr>
+              <w:spacing w:line="360" w:lineRule="auto" w:before="0" w:after="0"/>
+              <w:ind w:firstLine="0"/>
+              <w:jc w:val="both"/>
+            </w:pPr>
             <w:r>
               <w:rPr>
-                <w:sz w:val="18"/>
+                <w:rFonts w:ascii="Times New Roman" w:hAnsi="Times New Roman" w:eastAsia="Times New Roman" w:cs="Times New Roman"/>
+                <w:b w:val="0"/>
+                <w:sz w:val="22"/>
               </w:rPr>
             </w:r>
           </w:p>
@@ -238,9 +349,16 @@
             <w:tcW w:type="dxa" w:w="1728"/>
           </w:tcPr>
           <w:p>
+            <w:pPr>
+              <w:spacing w:line="360" w:lineRule="auto" w:before="0" w:after="0"/>
+              <w:ind w:firstLine="0"/>
+              <w:jc w:val="both"/>
+            </w:pPr>
             <w:r>
               <w:rPr>
-                <w:sz w:val="18"/>
+                <w:rFonts w:ascii="Times New Roman" w:hAnsi="Times New Roman" w:eastAsia="Times New Roman" w:cs="Times New Roman"/>
+                <w:b w:val="0"/>
+                <w:sz w:val="22"/>
               </w:rPr>
             </w:r>
           </w:p>
@@ -250,9 +368,16 @@
             <w:tcW w:type="dxa" w:w="1728"/>
           </w:tcPr>
           <w:p>
+            <w:pPr>
+              <w:spacing w:line="360" w:lineRule="auto" w:before="0" w:after="0"/>
+              <w:ind w:firstLine="0"/>
+              <w:jc w:val="both"/>
+            </w:pPr>
             <w:r>
               <w:rPr>
-                <w:sz w:val="18"/>
+                <w:rFonts w:ascii="Times New Roman" w:hAnsi="Times New Roman" w:eastAsia="Times New Roman" w:cs="Times New Roman"/>
+                <w:b w:val="0"/>
+                <w:sz w:val="22"/>
               </w:rPr>
             </w:r>
           </w:p>
@@ -262,9 +387,16 @@
             <w:tcW w:type="dxa" w:w="1728"/>
           </w:tcPr>
           <w:p>
+            <w:pPr>
+              <w:spacing w:line="360" w:lineRule="auto" w:before="0" w:after="0"/>
+              <w:ind w:firstLine="0"/>
+              <w:jc w:val="both"/>
+            </w:pPr>
             <w:r>
               <w:rPr>
-                <w:sz w:val="18"/>
+                <w:rFonts w:ascii="Times New Roman" w:hAnsi="Times New Roman" w:eastAsia="Times New Roman" w:cs="Times New Roman"/>
+                <w:b w:val="0"/>
+                <w:sz w:val="22"/>
               </w:rPr>
             </w:r>
           </w:p>
@@ -276,9 +408,16 @@
             <w:tcW w:type="dxa" w:w="1728"/>
           </w:tcPr>
           <w:p>
+            <w:pPr>
+              <w:spacing w:line="360" w:lineRule="auto" w:before="0" w:after="0"/>
+              <w:ind w:firstLine="0"/>
+              <w:jc w:val="both"/>
+            </w:pPr>
             <w:r>
               <w:rPr>
-                <w:sz w:val="18"/>
+                <w:rFonts w:ascii="Times New Roman" w:hAnsi="Times New Roman" w:eastAsia="Times New Roman" w:cs="Times New Roman"/>
+                <w:b w:val="0"/>
+                <w:sz w:val="22"/>
               </w:rPr>
             </w:r>
           </w:p>
@@ -288,9 +427,16 @@
             <w:tcW w:type="dxa" w:w="1728"/>
           </w:tcPr>
           <w:p>
+            <w:pPr>
+              <w:spacing w:line="360" w:lineRule="auto" w:before="0" w:after="0"/>
+              <w:ind w:firstLine="0"/>
+              <w:jc w:val="both"/>
+            </w:pPr>
             <w:r>
               <w:rPr>
-                <w:sz w:val="18"/>
+                <w:rFonts w:ascii="Times New Roman" w:hAnsi="Times New Roman" w:eastAsia="Times New Roman" w:cs="Times New Roman"/>
+                <w:b w:val="0"/>
+                <w:sz w:val="22"/>
               </w:rPr>
             </w:r>
           </w:p>
@@ -300,9 +446,16 @@
             <w:tcW w:type="dxa" w:w="1728"/>
           </w:tcPr>
           <w:p>
+            <w:pPr>
+              <w:spacing w:line="360" w:lineRule="auto" w:before="0" w:after="0"/>
+              <w:ind w:firstLine="0"/>
+              <w:jc w:val="both"/>
+            </w:pPr>
             <w:r>
               <w:rPr>
-                <w:sz w:val="18"/>
+                <w:rFonts w:ascii="Times New Roman" w:hAnsi="Times New Roman" w:eastAsia="Times New Roman" w:cs="Times New Roman"/>
+                <w:b w:val="0"/>
+                <w:sz w:val="22"/>
               </w:rPr>
             </w:r>
           </w:p>
@@ -312,9 +465,16 @@
             <w:tcW w:type="dxa" w:w="1728"/>
           </w:tcPr>
           <w:p>
+            <w:pPr>
+              <w:spacing w:line="360" w:lineRule="auto" w:before="0" w:after="0"/>
+              <w:ind w:firstLine="0"/>
+              <w:jc w:val="both"/>
+            </w:pPr>
             <w:r>
               <w:rPr>
-                <w:sz w:val="18"/>
+                <w:rFonts w:ascii="Times New Roman" w:hAnsi="Times New Roman" w:eastAsia="Times New Roman" w:cs="Times New Roman"/>
+                <w:b w:val="0"/>
+                <w:sz w:val="22"/>
               </w:rPr>
             </w:r>
           </w:p>
@@ -324,9 +484,16 @@
             <w:tcW w:type="dxa" w:w="1728"/>
           </w:tcPr>
           <w:p>
+            <w:pPr>
+              <w:spacing w:line="360" w:lineRule="auto" w:before="0" w:after="0"/>
+              <w:ind w:firstLine="0"/>
+              <w:jc w:val="both"/>
+            </w:pPr>
             <w:r>
               <w:rPr>
-                <w:sz w:val="18"/>
+                <w:rFonts w:ascii="Times New Roman" w:hAnsi="Times New Roman" w:eastAsia="Times New Roman" w:cs="Times New Roman"/>
+                <w:b w:val="0"/>
+                <w:sz w:val="22"/>
               </w:rPr>
             </w:r>
           </w:p>
@@ -338,9 +505,16 @@
             <w:tcW w:type="dxa" w:w="1728"/>
           </w:tcPr>
           <w:p>
+            <w:pPr>
+              <w:spacing w:line="360" w:lineRule="auto" w:before="0" w:after="0"/>
+              <w:ind w:firstLine="0"/>
+              <w:jc w:val="both"/>
+            </w:pPr>
             <w:r>
               <w:rPr>
-                <w:sz w:val="18"/>
+                <w:rFonts w:ascii="Times New Roman" w:hAnsi="Times New Roman" w:eastAsia="Times New Roman" w:cs="Times New Roman"/>
+                <w:b w:val="0"/>
+                <w:sz w:val="22"/>
               </w:rPr>
             </w:r>
           </w:p>
@@ -350,9 +524,16 @@
             <w:tcW w:type="dxa" w:w="1728"/>
           </w:tcPr>
           <w:p>
+            <w:pPr>
+              <w:spacing w:line="360" w:lineRule="auto" w:before="0" w:after="0"/>
+              <w:ind w:firstLine="0"/>
+              <w:jc w:val="both"/>
+            </w:pPr>
             <w:r>
               <w:rPr>
-                <w:sz w:val="18"/>
+                <w:rFonts w:ascii="Times New Roman" w:hAnsi="Times New Roman" w:eastAsia="Times New Roman" w:cs="Times New Roman"/>
+                <w:b w:val="0"/>
+                <w:sz w:val="22"/>
               </w:rPr>
             </w:r>
           </w:p>
@@ -362,9 +543,16 @@
             <w:tcW w:type="dxa" w:w="1728"/>
           </w:tcPr>
           <w:p>
+            <w:pPr>
+              <w:spacing w:line="360" w:lineRule="auto" w:before="0" w:after="0"/>
+              <w:ind w:firstLine="0"/>
+              <w:jc w:val="both"/>
+            </w:pPr>
             <w:r>
               <w:rPr>
-                <w:sz w:val="18"/>
+                <w:rFonts w:ascii="Times New Roman" w:hAnsi="Times New Roman" w:eastAsia="Times New Roman" w:cs="Times New Roman"/>
+                <w:b w:val="0"/>
+                <w:sz w:val="22"/>
               </w:rPr>
             </w:r>
           </w:p>
@@ -374,9 +562,16 @@
             <w:tcW w:type="dxa" w:w="1728"/>
           </w:tcPr>
           <w:p>
+            <w:pPr>
+              <w:spacing w:line="360" w:lineRule="auto" w:before="0" w:after="0"/>
+              <w:ind w:firstLine="0"/>
+              <w:jc w:val="both"/>
+            </w:pPr>
             <w:r>
               <w:rPr>
-                <w:sz w:val="18"/>
+                <w:rFonts w:ascii="Times New Roman" w:hAnsi="Times New Roman" w:eastAsia="Times New Roman" w:cs="Times New Roman"/>
+                <w:b w:val="0"/>
+                <w:sz w:val="22"/>
               </w:rPr>
             </w:r>
           </w:p>
@@ -386,9 +581,16 @@
             <w:tcW w:type="dxa" w:w="1728"/>
           </w:tcPr>
           <w:p>
+            <w:pPr>
+              <w:spacing w:line="360" w:lineRule="auto" w:before="0" w:after="0"/>
+              <w:ind w:firstLine="0"/>
+              <w:jc w:val="both"/>
+            </w:pPr>
             <w:r>
               <w:rPr>
-                <w:sz w:val="18"/>
+                <w:rFonts w:ascii="Times New Roman" w:hAnsi="Times New Roman" w:eastAsia="Times New Roman" w:cs="Times New Roman"/>
+                <w:b w:val="0"/>
+                <w:sz w:val="22"/>
               </w:rPr>
             </w:r>
           </w:p>
@@ -400,9 +602,16 @@
             <w:tcW w:type="dxa" w:w="1728"/>
           </w:tcPr>
           <w:p>
+            <w:pPr>
+              <w:spacing w:line="360" w:lineRule="auto" w:before="0" w:after="0"/>
+              <w:ind w:firstLine="0"/>
+              <w:jc w:val="both"/>
+            </w:pPr>
             <w:r>
               <w:rPr>
-                <w:sz w:val="18"/>
+                <w:rFonts w:ascii="Times New Roman" w:hAnsi="Times New Roman" w:eastAsia="Times New Roman" w:cs="Times New Roman"/>
+                <w:b w:val="0"/>
+                <w:sz w:val="22"/>
               </w:rPr>
             </w:r>
           </w:p>
@@ -412,9 +621,16 @@
             <w:tcW w:type="dxa" w:w="1728"/>
           </w:tcPr>
           <w:p>
+            <w:pPr>
+              <w:spacing w:line="360" w:lineRule="auto" w:before="0" w:after="0"/>
+              <w:ind w:firstLine="0"/>
+              <w:jc w:val="both"/>
+            </w:pPr>
             <w:r>
               <w:rPr>
-                <w:sz w:val="18"/>
+                <w:rFonts w:ascii="Times New Roman" w:hAnsi="Times New Roman" w:eastAsia="Times New Roman" w:cs="Times New Roman"/>
+                <w:b w:val="0"/>
+                <w:sz w:val="22"/>
               </w:rPr>
             </w:r>
           </w:p>
@@ -424,9 +640,16 @@
             <w:tcW w:type="dxa" w:w="1728"/>
           </w:tcPr>
           <w:p>
+            <w:pPr>
+              <w:spacing w:line="360" w:lineRule="auto" w:before="0" w:after="0"/>
+              <w:ind w:firstLine="0"/>
+              <w:jc w:val="both"/>
+            </w:pPr>
             <w:r>
               <w:rPr>
-                <w:sz w:val="18"/>
+                <w:rFonts w:ascii="Times New Roman" w:hAnsi="Times New Roman" w:eastAsia="Times New Roman" w:cs="Times New Roman"/>
+                <w:b w:val="0"/>
+                <w:sz w:val="22"/>
               </w:rPr>
             </w:r>
           </w:p>
@@ -436,9 +659,16 @@
             <w:tcW w:type="dxa" w:w="1728"/>
           </w:tcPr>
           <w:p>
+            <w:pPr>
+              <w:spacing w:line="360" w:lineRule="auto" w:before="0" w:after="0"/>
+              <w:ind w:firstLine="0"/>
+              <w:jc w:val="both"/>
+            </w:pPr>
             <w:r>
               <w:rPr>
-                <w:sz w:val="18"/>
+                <w:rFonts w:ascii="Times New Roman" w:hAnsi="Times New Roman" w:eastAsia="Times New Roman" w:cs="Times New Roman"/>
+                <w:b w:val="0"/>
+                <w:sz w:val="22"/>
               </w:rPr>
             </w:r>
           </w:p>
@@ -448,9 +678,16 @@
             <w:tcW w:type="dxa" w:w="1728"/>
           </w:tcPr>
           <w:p>
+            <w:pPr>
+              <w:spacing w:line="360" w:lineRule="auto" w:before="0" w:after="0"/>
+              <w:ind w:firstLine="0"/>
+              <w:jc w:val="both"/>
+            </w:pPr>
             <w:r>
               <w:rPr>
-                <w:sz w:val="18"/>
+                <w:rFonts w:ascii="Times New Roman" w:hAnsi="Times New Roman" w:eastAsia="Times New Roman" w:cs="Times New Roman"/>
+                <w:b w:val="0"/>
+                <w:sz w:val="22"/>
               </w:rPr>
             </w:r>
           </w:p>
@@ -462,9 +699,16 @@
             <w:tcW w:type="dxa" w:w="1728"/>
           </w:tcPr>
           <w:p>
+            <w:pPr>
+              <w:spacing w:line="360" w:lineRule="auto" w:before="0" w:after="0"/>
+              <w:ind w:firstLine="0"/>
+              <w:jc w:val="both"/>
+            </w:pPr>
             <w:r>
               <w:rPr>
-                <w:sz w:val="18"/>
+                <w:rFonts w:ascii="Times New Roman" w:hAnsi="Times New Roman" w:eastAsia="Times New Roman" w:cs="Times New Roman"/>
+                <w:b w:val="0"/>
+                <w:sz w:val="22"/>
               </w:rPr>
             </w:r>
           </w:p>
@@ -474,9 +718,16 @@
             <w:tcW w:type="dxa" w:w="1728"/>
           </w:tcPr>
           <w:p>
+            <w:pPr>
+              <w:spacing w:line="360" w:lineRule="auto" w:before="0" w:after="0"/>
+              <w:ind w:firstLine="0"/>
+              <w:jc w:val="both"/>
+            </w:pPr>
             <w:r>
               <w:rPr>
-                <w:sz w:val="18"/>
+                <w:rFonts w:ascii="Times New Roman" w:hAnsi="Times New Roman" w:eastAsia="Times New Roman" w:cs="Times New Roman"/>
+                <w:b w:val="0"/>
+                <w:sz w:val="22"/>
               </w:rPr>
             </w:r>
           </w:p>
@@ -486,9 +737,16 @@
             <w:tcW w:type="dxa" w:w="1728"/>
           </w:tcPr>
           <w:p>
+            <w:pPr>
+              <w:spacing w:line="360" w:lineRule="auto" w:before="0" w:after="0"/>
+              <w:ind w:firstLine="0"/>
+              <w:jc w:val="both"/>
+            </w:pPr>
             <w:r>
               <w:rPr>
-                <w:sz w:val="18"/>
+                <w:rFonts w:ascii="Times New Roman" w:hAnsi="Times New Roman" w:eastAsia="Times New Roman" w:cs="Times New Roman"/>
+                <w:b w:val="0"/>
+                <w:sz w:val="22"/>
               </w:rPr>
             </w:r>
           </w:p>
@@ -498,9 +756,16 @@
             <w:tcW w:type="dxa" w:w="1728"/>
           </w:tcPr>
           <w:p>
+            <w:pPr>
+              <w:spacing w:line="360" w:lineRule="auto" w:before="0" w:after="0"/>
+              <w:ind w:firstLine="0"/>
+              <w:jc w:val="both"/>
+            </w:pPr>
             <w:r>
               <w:rPr>
-                <w:sz w:val="18"/>
+                <w:rFonts w:ascii="Times New Roman" w:hAnsi="Times New Roman" w:eastAsia="Times New Roman" w:cs="Times New Roman"/>
+                <w:b w:val="0"/>
+                <w:sz w:val="22"/>
               </w:rPr>
             </w:r>
           </w:p>
@@ -510,9 +775,16 @@
             <w:tcW w:type="dxa" w:w="1728"/>
           </w:tcPr>
           <w:p>
+            <w:pPr>
+              <w:spacing w:line="360" w:lineRule="auto" w:before="0" w:after="0"/>
+              <w:ind w:firstLine="0"/>
+              <w:jc w:val="both"/>
+            </w:pPr>
             <w:r>
               <w:rPr>
-                <w:sz w:val="18"/>
+                <w:rFonts w:ascii="Times New Roman" w:hAnsi="Times New Roman" w:eastAsia="Times New Roman" w:cs="Times New Roman"/>
+                <w:b w:val="0"/>
+                <w:sz w:val="22"/>
               </w:rPr>
             </w:r>
           </w:p>
@@ -521,11 +793,20 @@
     </w:tbl>
     <w:p/>
     <w:p>
+      <w:pPr>
+        <w:pStyle w:val="Heading2"/>
+        <w:keepNext/>
+        <w:keepLines/>
+        <w:spacing w:line="240" w:lineRule="auto" w:before="40" w:after="0"/>
+        <w:ind w:left="0" w:firstLine="0"/>
+        <w:jc w:val="left"/>
+      </w:pPr>
       <w:r>
         <w:rPr>
+          <w:rFonts w:ascii="Times New Roman" w:hAnsi="Times New Roman" w:eastAsia="Times New Roman" w:cs="Times New Roman"/>
           <w:b/>
           <w:i w:val="0"/>
-          <w:sz w:val="24"/>
+          <w:sz w:val="28"/>
         </w:rPr>
         <w:t>2. План проверок</w:t>
       </w:r>
@@ -534,6 +815,7 @@
       <w:tblPr>
         <w:tblStyle w:val="TableGrid"/>
         <w:tblW w:type="auto" w:w="0"/>
+        <w:tblLayout w:type="autofit"/>
         <w:tblLook w:firstColumn="1" w:firstRow="1" w:lastColumn="0" w:lastRow="0" w:noHBand="0" w:noVBand="1" w:val="04A0"/>
       </w:tblPr>
       <w:tblGrid>
@@ -549,10 +831,16 @@
             <w:tcW w:type="dxa" w:w="1728"/>
           </w:tcPr>
           <w:p>
+            <w:pPr>
+              <w:spacing w:line="360" w:lineRule="auto" w:before="0" w:after="0"/>
+              <w:ind w:firstLine="0"/>
+              <w:jc w:val="center"/>
+            </w:pPr>
             <w:r>
               <w:rPr>
+                <w:rFonts w:ascii="Times New Roman" w:hAnsi="Times New Roman" w:eastAsia="Times New Roman" w:cs="Times New Roman"/>
                 <w:b/>
-                <w:sz w:val="18"/>
+                <w:sz w:val="22"/>
               </w:rPr>
               <w:t>Уровень</w:t>
             </w:r>
@@ -563,10 +851,16 @@
             <w:tcW w:type="dxa" w:w="1728"/>
           </w:tcPr>
           <w:p>
+            <w:pPr>
+              <w:spacing w:line="360" w:lineRule="auto" w:before="0" w:after="0"/>
+              <w:ind w:firstLine="0"/>
+              <w:jc w:val="center"/>
+            </w:pPr>
             <w:r>
               <w:rPr>
+                <w:rFonts w:ascii="Times New Roman" w:hAnsi="Times New Roman" w:eastAsia="Times New Roman" w:cs="Times New Roman"/>
                 <w:b/>
-                <w:sz w:val="18"/>
+                <w:sz w:val="22"/>
               </w:rPr>
               <w:t>Что проверяем</w:t>
             </w:r>
@@ -577,10 +871,16 @@
             <w:tcW w:type="dxa" w:w="1728"/>
           </w:tcPr>
           <w:p>
+            <w:pPr>
+              <w:spacing w:line="360" w:lineRule="auto" w:before="0" w:after="0"/>
+              <w:ind w:firstLine="0"/>
+              <w:jc w:val="center"/>
+            </w:pPr>
             <w:r>
               <w:rPr>
+                <w:rFonts w:ascii="Times New Roman" w:hAnsi="Times New Roman" w:eastAsia="Times New Roman" w:cs="Times New Roman"/>
                 <w:b/>
-                <w:sz w:val="18"/>
+                <w:sz w:val="22"/>
               </w:rPr>
               <w:t>Когда</w:t>
             </w:r>
@@ -591,10 +891,16 @@
             <w:tcW w:type="dxa" w:w="1728"/>
           </w:tcPr>
           <w:p>
+            <w:pPr>
+              <w:spacing w:line="360" w:lineRule="auto" w:before="0" w:after="0"/>
+              <w:ind w:firstLine="0"/>
+              <w:jc w:val="center"/>
+            </w:pPr>
             <w:r>
               <w:rPr>
+                <w:rFonts w:ascii="Times New Roman" w:hAnsi="Times New Roman" w:eastAsia="Times New Roman" w:cs="Times New Roman"/>
                 <w:b/>
-                <w:sz w:val="18"/>
+                <w:sz w:val="22"/>
               </w:rPr>
               <w:t>Кто</w:t>
             </w:r>
@@ -605,10 +911,16 @@
             <w:tcW w:type="dxa" w:w="1728"/>
           </w:tcPr>
           <w:p>
+            <w:pPr>
+              <w:spacing w:line="360" w:lineRule="auto" w:before="0" w:after="0"/>
+              <w:ind w:firstLine="0"/>
+              <w:jc w:val="center"/>
+            </w:pPr>
             <w:r>
               <w:rPr>
+                <w:rFonts w:ascii="Times New Roman" w:hAnsi="Times New Roman" w:eastAsia="Times New Roman" w:cs="Times New Roman"/>
                 <w:b/>
-                <w:sz w:val="18"/>
+                <w:sz w:val="22"/>
               </w:rPr>
               <w:t>Доказательство</w:t>
             </w:r>
@@ -621,9 +933,16 @@
             <w:tcW w:type="dxa" w:w="1728"/>
           </w:tcPr>
           <w:p>
+            <w:pPr>
+              <w:spacing w:line="360" w:lineRule="auto" w:before="0" w:after="0"/>
+              <w:ind w:firstLine="0"/>
+              <w:jc w:val="both"/>
+            </w:pPr>
             <w:r>
               <w:rPr>
-                <w:sz w:val="18"/>
+                <w:rFonts w:ascii="Times New Roman" w:hAnsi="Times New Roman" w:eastAsia="Times New Roman" w:cs="Times New Roman"/>
+                <w:b w:val="0"/>
+                <w:sz w:val="22"/>
               </w:rPr>
               <w:t>Требования</w:t>
             </w:r>
@@ -634,9 +953,16 @@
             <w:tcW w:type="dxa" w:w="1728"/>
           </w:tcPr>
           <w:p>
+            <w:pPr>
+              <w:spacing w:line="360" w:lineRule="auto" w:before="0" w:after="0"/>
+              <w:ind w:firstLine="0"/>
+              <w:jc w:val="both"/>
+            </w:pPr>
             <w:r>
               <w:rPr>
-                <w:sz w:val="18"/>
+                <w:rFonts w:ascii="Times New Roman" w:hAnsi="Times New Roman" w:eastAsia="Times New Roman" w:cs="Times New Roman"/>
+                <w:b w:val="0"/>
+                <w:sz w:val="22"/>
               </w:rPr>
             </w:r>
           </w:p>
@@ -646,9 +972,16 @@
             <w:tcW w:type="dxa" w:w="1728"/>
           </w:tcPr>
           <w:p>
+            <w:pPr>
+              <w:spacing w:line="360" w:lineRule="auto" w:before="0" w:after="0"/>
+              <w:ind w:firstLine="0"/>
+              <w:jc w:val="both"/>
+            </w:pPr>
             <w:r>
               <w:rPr>
-                <w:sz w:val="18"/>
+                <w:rFonts w:ascii="Times New Roman" w:hAnsi="Times New Roman" w:eastAsia="Times New Roman" w:cs="Times New Roman"/>
+                <w:b w:val="0"/>
+                <w:sz w:val="22"/>
               </w:rPr>
             </w:r>
           </w:p>
@@ -658,9 +991,16 @@
             <w:tcW w:type="dxa" w:w="1728"/>
           </w:tcPr>
           <w:p>
+            <w:pPr>
+              <w:spacing w:line="360" w:lineRule="auto" w:before="0" w:after="0"/>
+              <w:ind w:firstLine="0"/>
+              <w:jc w:val="both"/>
+            </w:pPr>
             <w:r>
               <w:rPr>
-                <w:sz w:val="18"/>
+                <w:rFonts w:ascii="Times New Roman" w:hAnsi="Times New Roman" w:eastAsia="Times New Roman" w:cs="Times New Roman"/>
+                <w:b w:val="0"/>
+                <w:sz w:val="22"/>
               </w:rPr>
             </w:r>
           </w:p>
@@ -670,9 +1010,16 @@
             <w:tcW w:type="dxa" w:w="1728"/>
           </w:tcPr>
           <w:p>
+            <w:pPr>
+              <w:spacing w:line="360" w:lineRule="auto" w:before="0" w:after="0"/>
+              <w:ind w:firstLine="0"/>
+              <w:jc w:val="both"/>
+            </w:pPr>
             <w:r>
               <w:rPr>
-                <w:sz w:val="18"/>
+                <w:rFonts w:ascii="Times New Roman" w:hAnsi="Times New Roman" w:eastAsia="Times New Roman" w:cs="Times New Roman"/>
+                <w:b w:val="0"/>
+                <w:sz w:val="22"/>
               </w:rPr>
             </w:r>
           </w:p>
@@ -684,9 +1031,16 @@
             <w:tcW w:type="dxa" w:w="1728"/>
           </w:tcPr>
           <w:p>
+            <w:pPr>
+              <w:spacing w:line="360" w:lineRule="auto" w:before="0" w:after="0"/>
+              <w:ind w:firstLine="0"/>
+              <w:jc w:val="both"/>
+            </w:pPr>
             <w:r>
               <w:rPr>
-                <w:sz w:val="18"/>
+                <w:rFonts w:ascii="Times New Roman" w:hAnsi="Times New Roman" w:eastAsia="Times New Roman" w:cs="Times New Roman"/>
+                <w:b w:val="0"/>
+                <w:sz w:val="22"/>
               </w:rPr>
               <w:t>Прототип</w:t>
             </w:r>
@@ -697,9 +1051,16 @@
             <w:tcW w:type="dxa" w:w="1728"/>
           </w:tcPr>
           <w:p>
+            <w:pPr>
+              <w:spacing w:line="360" w:lineRule="auto" w:before="0" w:after="0"/>
+              <w:ind w:firstLine="0"/>
+              <w:jc w:val="both"/>
+            </w:pPr>
             <w:r>
               <w:rPr>
-                <w:sz w:val="18"/>
+                <w:rFonts w:ascii="Times New Roman" w:hAnsi="Times New Roman" w:eastAsia="Times New Roman" w:cs="Times New Roman"/>
+                <w:b w:val="0"/>
+                <w:sz w:val="22"/>
               </w:rPr>
             </w:r>
           </w:p>
@@ -709,9 +1070,16 @@
             <w:tcW w:type="dxa" w:w="1728"/>
           </w:tcPr>
           <w:p>
+            <w:pPr>
+              <w:spacing w:line="360" w:lineRule="auto" w:before="0" w:after="0"/>
+              <w:ind w:firstLine="0"/>
+              <w:jc w:val="both"/>
+            </w:pPr>
             <w:r>
               <w:rPr>
-                <w:sz w:val="18"/>
+                <w:rFonts w:ascii="Times New Roman" w:hAnsi="Times New Roman" w:eastAsia="Times New Roman" w:cs="Times New Roman"/>
+                <w:b w:val="0"/>
+                <w:sz w:val="22"/>
               </w:rPr>
             </w:r>
           </w:p>
@@ -721,9 +1089,16 @@
             <w:tcW w:type="dxa" w:w="1728"/>
           </w:tcPr>
           <w:p>
+            <w:pPr>
+              <w:spacing w:line="360" w:lineRule="auto" w:before="0" w:after="0"/>
+              <w:ind w:firstLine="0"/>
+              <w:jc w:val="both"/>
+            </w:pPr>
             <w:r>
               <w:rPr>
-                <w:sz w:val="18"/>
+                <w:rFonts w:ascii="Times New Roman" w:hAnsi="Times New Roman" w:eastAsia="Times New Roman" w:cs="Times New Roman"/>
+                <w:b w:val="0"/>
+                <w:sz w:val="22"/>
               </w:rPr>
             </w:r>
           </w:p>
@@ -733,9 +1108,16 @@
             <w:tcW w:type="dxa" w:w="1728"/>
           </w:tcPr>
           <w:p>
+            <w:pPr>
+              <w:spacing w:line="360" w:lineRule="auto" w:before="0" w:after="0"/>
+              <w:ind w:firstLine="0"/>
+              <w:jc w:val="both"/>
+            </w:pPr>
             <w:r>
               <w:rPr>
-                <w:sz w:val="18"/>
+                <w:rFonts w:ascii="Times New Roman" w:hAnsi="Times New Roman" w:eastAsia="Times New Roman" w:cs="Times New Roman"/>
+                <w:b w:val="0"/>
+                <w:sz w:val="22"/>
               </w:rPr>
             </w:r>
           </w:p>
@@ -747,9 +1129,16 @@
             <w:tcW w:type="dxa" w:w="1728"/>
           </w:tcPr>
           <w:p>
+            <w:pPr>
+              <w:spacing w:line="360" w:lineRule="auto" w:before="0" w:after="0"/>
+              <w:ind w:firstLine="0"/>
+              <w:jc w:val="both"/>
+            </w:pPr>
             <w:r>
               <w:rPr>
-                <w:sz w:val="18"/>
+                <w:rFonts w:ascii="Times New Roman" w:hAnsi="Times New Roman" w:eastAsia="Times New Roman" w:cs="Times New Roman"/>
+                <w:b w:val="0"/>
+                <w:sz w:val="22"/>
               </w:rPr>
               <w:t>Код</w:t>
             </w:r>
@@ -760,9 +1149,16 @@
             <w:tcW w:type="dxa" w:w="1728"/>
           </w:tcPr>
           <w:p>
+            <w:pPr>
+              <w:spacing w:line="360" w:lineRule="auto" w:before="0" w:after="0"/>
+              <w:ind w:firstLine="0"/>
+              <w:jc w:val="both"/>
+            </w:pPr>
             <w:r>
               <w:rPr>
-                <w:sz w:val="18"/>
+                <w:rFonts w:ascii="Times New Roman" w:hAnsi="Times New Roman" w:eastAsia="Times New Roman" w:cs="Times New Roman"/>
+                <w:b w:val="0"/>
+                <w:sz w:val="22"/>
               </w:rPr>
             </w:r>
           </w:p>
@@ -772,9 +1168,16 @@
             <w:tcW w:type="dxa" w:w="1728"/>
           </w:tcPr>
           <w:p>
+            <w:pPr>
+              <w:spacing w:line="360" w:lineRule="auto" w:before="0" w:after="0"/>
+              <w:ind w:firstLine="0"/>
+              <w:jc w:val="both"/>
+            </w:pPr>
             <w:r>
               <w:rPr>
-                <w:sz w:val="18"/>
+                <w:rFonts w:ascii="Times New Roman" w:hAnsi="Times New Roman" w:eastAsia="Times New Roman" w:cs="Times New Roman"/>
+                <w:b w:val="0"/>
+                <w:sz w:val="22"/>
               </w:rPr>
             </w:r>
           </w:p>
@@ -784,9 +1187,16 @@
             <w:tcW w:type="dxa" w:w="1728"/>
           </w:tcPr>
           <w:p>
+            <w:pPr>
+              <w:spacing w:line="360" w:lineRule="auto" w:before="0" w:after="0"/>
+              <w:ind w:firstLine="0"/>
+              <w:jc w:val="both"/>
+            </w:pPr>
             <w:r>
               <w:rPr>
-                <w:sz w:val="18"/>
+                <w:rFonts w:ascii="Times New Roman" w:hAnsi="Times New Roman" w:eastAsia="Times New Roman" w:cs="Times New Roman"/>
+                <w:b w:val="0"/>
+                <w:sz w:val="22"/>
               </w:rPr>
             </w:r>
           </w:p>
@@ -796,9 +1206,16 @@
             <w:tcW w:type="dxa" w:w="1728"/>
           </w:tcPr>
           <w:p>
+            <w:pPr>
+              <w:spacing w:line="360" w:lineRule="auto" w:before="0" w:after="0"/>
+              <w:ind w:firstLine="0"/>
+              <w:jc w:val="both"/>
+            </w:pPr>
             <w:r>
               <w:rPr>
-                <w:sz w:val="18"/>
+                <w:rFonts w:ascii="Times New Roman" w:hAnsi="Times New Roman" w:eastAsia="Times New Roman" w:cs="Times New Roman"/>
+                <w:b w:val="0"/>
+                <w:sz w:val="22"/>
               </w:rPr>
             </w:r>
           </w:p>
@@ -810,9 +1227,16 @@
             <w:tcW w:type="dxa" w:w="1728"/>
           </w:tcPr>
           <w:p>
+            <w:pPr>
+              <w:spacing w:line="360" w:lineRule="auto" w:before="0" w:after="0"/>
+              <w:ind w:firstLine="0"/>
+              <w:jc w:val="both"/>
+            </w:pPr>
             <w:r>
               <w:rPr>
-                <w:sz w:val="18"/>
+                <w:rFonts w:ascii="Times New Roman" w:hAnsi="Times New Roman" w:eastAsia="Times New Roman" w:cs="Times New Roman"/>
+                <w:b w:val="0"/>
+                <w:sz w:val="22"/>
               </w:rPr>
               <w:t>Интеграция</w:t>
             </w:r>
@@ -823,9 +1247,16 @@
             <w:tcW w:type="dxa" w:w="1728"/>
           </w:tcPr>
           <w:p>
+            <w:pPr>
+              <w:spacing w:line="360" w:lineRule="auto" w:before="0" w:after="0"/>
+              <w:ind w:firstLine="0"/>
+              <w:jc w:val="both"/>
+            </w:pPr>
             <w:r>
               <w:rPr>
-                <w:sz w:val="18"/>
+                <w:rFonts w:ascii="Times New Roman" w:hAnsi="Times New Roman" w:eastAsia="Times New Roman" w:cs="Times New Roman"/>
+                <w:b w:val="0"/>
+                <w:sz w:val="22"/>
               </w:rPr>
             </w:r>
           </w:p>
@@ -835,9 +1266,16 @@
             <w:tcW w:type="dxa" w:w="1728"/>
           </w:tcPr>
           <w:p>
+            <w:pPr>
+              <w:spacing w:line="360" w:lineRule="auto" w:before="0" w:after="0"/>
+              <w:ind w:firstLine="0"/>
+              <w:jc w:val="both"/>
+            </w:pPr>
             <w:r>
               <w:rPr>
-                <w:sz w:val="18"/>
+                <w:rFonts w:ascii="Times New Roman" w:hAnsi="Times New Roman" w:eastAsia="Times New Roman" w:cs="Times New Roman"/>
+                <w:b w:val="0"/>
+                <w:sz w:val="22"/>
               </w:rPr>
             </w:r>
           </w:p>
@@ -847,9 +1285,16 @@
             <w:tcW w:type="dxa" w:w="1728"/>
           </w:tcPr>
           <w:p>
+            <w:pPr>
+              <w:spacing w:line="360" w:lineRule="auto" w:before="0" w:after="0"/>
+              <w:ind w:firstLine="0"/>
+              <w:jc w:val="both"/>
+            </w:pPr>
             <w:r>
               <w:rPr>
-                <w:sz w:val="18"/>
+                <w:rFonts w:ascii="Times New Roman" w:hAnsi="Times New Roman" w:eastAsia="Times New Roman" w:cs="Times New Roman"/>
+                <w:b w:val="0"/>
+                <w:sz w:val="22"/>
               </w:rPr>
             </w:r>
           </w:p>
@@ -859,9 +1304,16 @@
             <w:tcW w:type="dxa" w:w="1728"/>
           </w:tcPr>
           <w:p>
+            <w:pPr>
+              <w:spacing w:line="360" w:lineRule="auto" w:before="0" w:after="0"/>
+              <w:ind w:firstLine="0"/>
+              <w:jc w:val="both"/>
+            </w:pPr>
             <w:r>
               <w:rPr>
-                <w:sz w:val="18"/>
+                <w:rFonts w:ascii="Times New Roman" w:hAnsi="Times New Roman" w:eastAsia="Times New Roman" w:cs="Times New Roman"/>
+                <w:b w:val="0"/>
+                <w:sz w:val="22"/>
               </w:rPr>
             </w:r>
           </w:p>
@@ -873,9 +1325,16 @@
             <w:tcW w:type="dxa" w:w="1728"/>
           </w:tcPr>
           <w:p>
+            <w:pPr>
+              <w:spacing w:line="360" w:lineRule="auto" w:before="0" w:after="0"/>
+              <w:ind w:firstLine="0"/>
+              <w:jc w:val="both"/>
+            </w:pPr>
             <w:r>
               <w:rPr>
-                <w:sz w:val="18"/>
+                <w:rFonts w:ascii="Times New Roman" w:hAnsi="Times New Roman" w:eastAsia="Times New Roman" w:cs="Times New Roman"/>
+                <w:b w:val="0"/>
+                <w:sz w:val="22"/>
               </w:rPr>
               <w:t>Приёмка</w:t>
             </w:r>
@@ -886,9 +1345,16 @@
             <w:tcW w:type="dxa" w:w="1728"/>
           </w:tcPr>
           <w:p>
+            <w:pPr>
+              <w:spacing w:line="360" w:lineRule="auto" w:before="0" w:after="0"/>
+              <w:ind w:firstLine="0"/>
+              <w:jc w:val="both"/>
+            </w:pPr>
             <w:r>
               <w:rPr>
-                <w:sz w:val="18"/>
+                <w:rFonts w:ascii="Times New Roman" w:hAnsi="Times New Roman" w:eastAsia="Times New Roman" w:cs="Times New Roman"/>
+                <w:b w:val="0"/>
+                <w:sz w:val="22"/>
               </w:rPr>
             </w:r>
           </w:p>
@@ -898,9 +1364,16 @@
             <w:tcW w:type="dxa" w:w="1728"/>
           </w:tcPr>
           <w:p>
+            <w:pPr>
+              <w:spacing w:line="360" w:lineRule="auto" w:before="0" w:after="0"/>
+              <w:ind w:firstLine="0"/>
+              <w:jc w:val="both"/>
+            </w:pPr>
             <w:r>
               <w:rPr>
-                <w:sz w:val="18"/>
+                <w:rFonts w:ascii="Times New Roman" w:hAnsi="Times New Roman" w:eastAsia="Times New Roman" w:cs="Times New Roman"/>
+                <w:b w:val="0"/>
+                <w:sz w:val="22"/>
               </w:rPr>
             </w:r>
           </w:p>
@@ -910,9 +1383,16 @@
             <w:tcW w:type="dxa" w:w="1728"/>
           </w:tcPr>
           <w:p>
+            <w:pPr>
+              <w:spacing w:line="360" w:lineRule="auto" w:before="0" w:after="0"/>
+              <w:ind w:firstLine="0"/>
+              <w:jc w:val="both"/>
+            </w:pPr>
             <w:r>
               <w:rPr>
-                <w:sz w:val="18"/>
+                <w:rFonts w:ascii="Times New Roman" w:hAnsi="Times New Roman" w:eastAsia="Times New Roman" w:cs="Times New Roman"/>
+                <w:b w:val="0"/>
+                <w:sz w:val="22"/>
               </w:rPr>
             </w:r>
           </w:p>
@@ -922,9 +1402,16 @@
             <w:tcW w:type="dxa" w:w="1728"/>
           </w:tcPr>
           <w:p>
+            <w:pPr>
+              <w:spacing w:line="360" w:lineRule="auto" w:before="0" w:after="0"/>
+              <w:ind w:firstLine="0"/>
+              <w:jc w:val="both"/>
+            </w:pPr>
             <w:r>
               <w:rPr>
-                <w:sz w:val="18"/>
+                <w:rFonts w:ascii="Times New Roman" w:hAnsi="Times New Roman" w:eastAsia="Times New Roman" w:cs="Times New Roman"/>
+                <w:b w:val="0"/>
+                <w:sz w:val="22"/>
               </w:rPr>
             </w:r>
           </w:p>
@@ -933,11 +1420,20 @@
     </w:tbl>
     <w:p/>
     <w:p>
+      <w:pPr>
+        <w:pStyle w:val="Heading2"/>
+        <w:keepNext/>
+        <w:keepLines/>
+        <w:spacing w:line="240" w:lineRule="auto" w:before="40" w:after="0"/>
+        <w:ind w:left="0" w:firstLine="0"/>
+        <w:jc w:val="left"/>
+      </w:pPr>
       <w:r>
         <w:rPr>
+          <w:rFonts w:ascii="Times New Roman" w:hAnsi="Times New Roman" w:eastAsia="Times New Roman" w:cs="Times New Roman"/>
           <w:b/>
           <w:i w:val="0"/>
-          <w:sz w:val="24"/>
+          <w:sz w:val="28"/>
         </w:rPr>
         <w:t>3. Матрица коммуникаций</w:t>
       </w:r>
@@ -946,6 +1442,7 @@
       <w:tblPr>
         <w:tblStyle w:val="TableGrid"/>
         <w:tblW w:type="auto" w:w="0"/>
+        <w:tblLayout w:type="autofit"/>
         <w:tblLook w:firstColumn="1" w:firstRow="1" w:lastColumn="0" w:lastRow="0" w:noHBand="0" w:noVBand="1" w:val="04A0"/>
       </w:tblPr>
       <w:tblGrid>
@@ -963,10 +1460,16 @@
             <w:tcW w:type="dxa" w:w="1234"/>
           </w:tcPr>
           <w:p>
+            <w:pPr>
+              <w:spacing w:line="360" w:lineRule="auto" w:before="0" w:after="0"/>
+              <w:ind w:firstLine="0"/>
+              <w:jc w:val="center"/>
+            </w:pPr>
             <w:r>
               <w:rPr>
+                <w:rFonts w:ascii="Times New Roman" w:hAnsi="Times New Roman" w:eastAsia="Times New Roman" w:cs="Times New Roman"/>
                 <w:b/>
-                <w:sz w:val="18"/>
+                <w:sz w:val="22"/>
               </w:rPr>
               <w:t>Адресат</w:t>
             </w:r>
@@ -977,10 +1480,16 @@
             <w:tcW w:type="dxa" w:w="1234"/>
           </w:tcPr>
           <w:p>
+            <w:pPr>
+              <w:spacing w:line="360" w:lineRule="auto" w:before="0" w:after="0"/>
+              <w:ind w:firstLine="0"/>
+              <w:jc w:val="center"/>
+            </w:pPr>
             <w:r>
               <w:rPr>
+                <w:rFonts w:ascii="Times New Roman" w:hAnsi="Times New Roman" w:eastAsia="Times New Roman" w:cs="Times New Roman"/>
                 <w:b/>
-                <w:sz w:val="18"/>
+                <w:sz w:val="22"/>
               </w:rPr>
               <w:t>Информация</w:t>
             </w:r>
@@ -991,10 +1500,16 @@
             <w:tcW w:type="dxa" w:w="1234"/>
           </w:tcPr>
           <w:p>
+            <w:pPr>
+              <w:spacing w:line="360" w:lineRule="auto" w:before="0" w:after="0"/>
+              <w:ind w:firstLine="0"/>
+              <w:jc w:val="center"/>
+            </w:pPr>
             <w:r>
               <w:rPr>
+                <w:rFonts w:ascii="Times New Roman" w:hAnsi="Times New Roman" w:eastAsia="Times New Roman" w:cs="Times New Roman"/>
                 <w:b/>
-                <w:sz w:val="18"/>
+                <w:sz w:val="22"/>
               </w:rPr>
               <w:t>Форма</w:t>
             </w:r>
@@ -1005,10 +1520,16 @@
             <w:tcW w:type="dxa" w:w="1234"/>
           </w:tcPr>
           <w:p>
+            <w:pPr>
+              <w:spacing w:line="360" w:lineRule="auto" w:before="0" w:after="0"/>
+              <w:ind w:firstLine="0"/>
+              <w:jc w:val="center"/>
+            </w:pPr>
             <w:r>
               <w:rPr>
+                <w:rFonts w:ascii="Times New Roman" w:hAnsi="Times New Roman" w:eastAsia="Times New Roman" w:cs="Times New Roman"/>
                 <w:b/>
-                <w:sz w:val="18"/>
+                <w:sz w:val="22"/>
               </w:rPr>
               <w:t>Канал</w:t>
             </w:r>
@@ -1019,10 +1540,16 @@
             <w:tcW w:type="dxa" w:w="1234"/>
           </w:tcPr>
           <w:p>
+            <w:pPr>
+              <w:spacing w:line="360" w:lineRule="auto" w:before="0" w:after="0"/>
+              <w:ind w:firstLine="0"/>
+              <w:jc w:val="center"/>
+            </w:pPr>
             <w:r>
               <w:rPr>
+                <w:rFonts w:ascii="Times New Roman" w:hAnsi="Times New Roman" w:eastAsia="Times New Roman" w:cs="Times New Roman"/>
                 <w:b/>
-                <w:sz w:val="18"/>
+                <w:sz w:val="22"/>
               </w:rPr>
               <w:t>Частота</w:t>
             </w:r>
@@ -1033,10 +1560,16 @@
             <w:tcW w:type="dxa" w:w="1234"/>
           </w:tcPr>
           <w:p>
+            <w:pPr>
+              <w:spacing w:line="360" w:lineRule="auto" w:before="0" w:after="0"/>
+              <w:ind w:firstLine="0"/>
+              <w:jc w:val="center"/>
+            </w:pPr>
             <w:r>
               <w:rPr>
+                <w:rFonts w:ascii="Times New Roman" w:hAnsi="Times New Roman" w:eastAsia="Times New Roman" w:cs="Times New Roman"/>
                 <w:b/>
-                <w:sz w:val="18"/>
+                <w:sz w:val="22"/>
               </w:rPr>
               <w:t>Ответственный</w:t>
             </w:r>
@@ -1047,10 +1580,16 @@
             <w:tcW w:type="dxa" w:w="1234"/>
           </w:tcPr>
           <w:p>
+            <w:pPr>
+              <w:spacing w:line="360" w:lineRule="auto" w:before="0" w:after="0"/>
+              <w:ind w:firstLine="0"/>
+              <w:jc w:val="center"/>
+            </w:pPr>
             <w:r>
               <w:rPr>
+                <w:rFonts w:ascii="Times New Roman" w:hAnsi="Times New Roman" w:eastAsia="Times New Roman" w:cs="Times New Roman"/>
                 <w:b/>
-                <w:sz w:val="18"/>
+                <w:sz w:val="22"/>
               </w:rPr>
               <w:t>Обратная связь</w:t>
             </w:r>
@@ -1063,9 +1602,16 @@
             <w:tcW w:type="dxa" w:w="1234"/>
           </w:tcPr>
           <w:p>
+            <w:pPr>
+              <w:spacing w:line="360" w:lineRule="auto" w:before="0" w:after="0"/>
+              <w:ind w:firstLine="0"/>
+              <w:jc w:val="both"/>
+            </w:pPr>
             <w:r>
               <w:rPr>
-                <w:sz w:val="18"/>
+                <w:rFonts w:ascii="Times New Roman" w:hAnsi="Times New Roman" w:eastAsia="Times New Roman" w:cs="Times New Roman"/>
+                <w:b w:val="0"/>
+                <w:sz w:val="22"/>
               </w:rPr>
             </w:r>
           </w:p>
@@ -1075,9 +1621,16 @@
             <w:tcW w:type="dxa" w:w="1234"/>
           </w:tcPr>
           <w:p>
+            <w:pPr>
+              <w:spacing w:line="360" w:lineRule="auto" w:before="0" w:after="0"/>
+              <w:ind w:firstLine="0"/>
+              <w:jc w:val="both"/>
+            </w:pPr>
             <w:r>
               <w:rPr>
-                <w:sz w:val="18"/>
+                <w:rFonts w:ascii="Times New Roman" w:hAnsi="Times New Roman" w:eastAsia="Times New Roman" w:cs="Times New Roman"/>
+                <w:b w:val="0"/>
+                <w:sz w:val="22"/>
               </w:rPr>
             </w:r>
           </w:p>
@@ -1087,9 +1640,16 @@
             <w:tcW w:type="dxa" w:w="1234"/>
           </w:tcPr>
           <w:p>
+            <w:pPr>
+              <w:spacing w:line="360" w:lineRule="auto" w:before="0" w:after="0"/>
+              <w:ind w:firstLine="0"/>
+              <w:jc w:val="both"/>
+            </w:pPr>
             <w:r>
               <w:rPr>
-                <w:sz w:val="18"/>
+                <w:rFonts w:ascii="Times New Roman" w:hAnsi="Times New Roman" w:eastAsia="Times New Roman" w:cs="Times New Roman"/>
+                <w:b w:val="0"/>
+                <w:sz w:val="22"/>
               </w:rPr>
             </w:r>
           </w:p>
@@ -1099,9 +1659,16 @@
             <w:tcW w:type="dxa" w:w="1234"/>
           </w:tcPr>
           <w:p>
+            <w:pPr>
+              <w:spacing w:line="360" w:lineRule="auto" w:before="0" w:after="0"/>
+              <w:ind w:firstLine="0"/>
+              <w:jc w:val="both"/>
+            </w:pPr>
             <w:r>
               <w:rPr>
-                <w:sz w:val="18"/>
+                <w:rFonts w:ascii="Times New Roman" w:hAnsi="Times New Roman" w:eastAsia="Times New Roman" w:cs="Times New Roman"/>
+                <w:b w:val="0"/>
+                <w:sz w:val="22"/>
               </w:rPr>
             </w:r>
           </w:p>
@@ -1111,9 +1678,16 @@
             <w:tcW w:type="dxa" w:w="1234"/>
           </w:tcPr>
           <w:p>
+            <w:pPr>
+              <w:spacing w:line="360" w:lineRule="auto" w:before="0" w:after="0"/>
+              <w:ind w:firstLine="0"/>
+              <w:jc w:val="both"/>
+            </w:pPr>
             <w:r>
               <w:rPr>
-                <w:sz w:val="18"/>
+                <w:rFonts w:ascii="Times New Roman" w:hAnsi="Times New Roman" w:eastAsia="Times New Roman" w:cs="Times New Roman"/>
+                <w:b w:val="0"/>
+                <w:sz w:val="22"/>
               </w:rPr>
             </w:r>
           </w:p>
@@ -1123,9 +1697,16 @@
             <w:tcW w:type="dxa" w:w="1234"/>
           </w:tcPr>
           <w:p>
+            <w:pPr>
+              <w:spacing w:line="360" w:lineRule="auto" w:before="0" w:after="0"/>
+              <w:ind w:firstLine="0"/>
+              <w:jc w:val="both"/>
+            </w:pPr>
             <w:r>
               <w:rPr>
-                <w:sz w:val="18"/>
+                <w:rFonts w:ascii="Times New Roman" w:hAnsi="Times New Roman" w:eastAsia="Times New Roman" w:cs="Times New Roman"/>
+                <w:b w:val="0"/>
+                <w:sz w:val="22"/>
               </w:rPr>
             </w:r>
           </w:p>
@@ -1135,9 +1716,16 @@
             <w:tcW w:type="dxa" w:w="1234"/>
           </w:tcPr>
           <w:p>
+            <w:pPr>
+              <w:spacing w:line="360" w:lineRule="auto" w:before="0" w:after="0"/>
+              <w:ind w:firstLine="0"/>
+              <w:jc w:val="both"/>
+            </w:pPr>
             <w:r>
               <w:rPr>
-                <w:sz w:val="18"/>
+                <w:rFonts w:ascii="Times New Roman" w:hAnsi="Times New Roman" w:eastAsia="Times New Roman" w:cs="Times New Roman"/>
+                <w:b w:val="0"/>
+                <w:sz w:val="22"/>
               </w:rPr>
             </w:r>
           </w:p>
@@ -1149,9 +1737,16 @@
             <w:tcW w:type="dxa" w:w="1234"/>
           </w:tcPr>
           <w:p>
+            <w:pPr>
+              <w:spacing w:line="360" w:lineRule="auto" w:before="0" w:after="0"/>
+              <w:ind w:firstLine="0"/>
+              <w:jc w:val="both"/>
+            </w:pPr>
             <w:r>
               <w:rPr>
-                <w:sz w:val="18"/>
+                <w:rFonts w:ascii="Times New Roman" w:hAnsi="Times New Roman" w:eastAsia="Times New Roman" w:cs="Times New Roman"/>
+                <w:b w:val="0"/>
+                <w:sz w:val="22"/>
               </w:rPr>
             </w:r>
           </w:p>
@@ -1161,9 +1756,16 @@
             <w:tcW w:type="dxa" w:w="1234"/>
           </w:tcPr>
           <w:p>
+            <w:pPr>
+              <w:spacing w:line="360" w:lineRule="auto" w:before="0" w:after="0"/>
+              <w:ind w:firstLine="0"/>
+              <w:jc w:val="both"/>
+            </w:pPr>
             <w:r>
               <w:rPr>
-                <w:sz w:val="18"/>
+                <w:rFonts w:ascii="Times New Roman" w:hAnsi="Times New Roman" w:eastAsia="Times New Roman" w:cs="Times New Roman"/>
+                <w:b w:val="0"/>
+                <w:sz w:val="22"/>
               </w:rPr>
             </w:r>
           </w:p>
@@ -1173,9 +1775,16 @@
             <w:tcW w:type="dxa" w:w="1234"/>
           </w:tcPr>
           <w:p>
+            <w:pPr>
+              <w:spacing w:line="360" w:lineRule="auto" w:before="0" w:after="0"/>
+              <w:ind w:firstLine="0"/>
+              <w:jc w:val="both"/>
+            </w:pPr>
             <w:r>
               <w:rPr>
-                <w:sz w:val="18"/>
+                <w:rFonts w:ascii="Times New Roman" w:hAnsi="Times New Roman" w:eastAsia="Times New Roman" w:cs="Times New Roman"/>
+                <w:b w:val="0"/>
+                <w:sz w:val="22"/>
               </w:rPr>
             </w:r>
           </w:p>
@@ -1185,9 +1794,16 @@
             <w:tcW w:type="dxa" w:w="1234"/>
           </w:tcPr>
           <w:p>
+            <w:pPr>
+              <w:spacing w:line="360" w:lineRule="auto" w:before="0" w:after="0"/>
+              <w:ind w:firstLine="0"/>
+              <w:jc w:val="both"/>
+            </w:pPr>
             <w:r>
               <w:rPr>
-                <w:sz w:val="18"/>
+                <w:rFonts w:ascii="Times New Roman" w:hAnsi="Times New Roman" w:eastAsia="Times New Roman" w:cs="Times New Roman"/>
+                <w:b w:val="0"/>
+                <w:sz w:val="22"/>
               </w:rPr>
             </w:r>
           </w:p>
@@ -1197,9 +1813,16 @@
             <w:tcW w:type="dxa" w:w="1234"/>
           </w:tcPr>
           <w:p>
+            <w:pPr>
+              <w:spacing w:line="360" w:lineRule="auto" w:before="0" w:after="0"/>
+              <w:ind w:firstLine="0"/>
+              <w:jc w:val="both"/>
+            </w:pPr>
             <w:r>
               <w:rPr>
-                <w:sz w:val="18"/>
+                <w:rFonts w:ascii="Times New Roman" w:hAnsi="Times New Roman" w:eastAsia="Times New Roman" w:cs="Times New Roman"/>
+                <w:b w:val="0"/>
+                <w:sz w:val="22"/>
               </w:rPr>
             </w:r>
           </w:p>
@@ -1209,9 +1832,16 @@
             <w:tcW w:type="dxa" w:w="1234"/>
           </w:tcPr>
           <w:p>
+            <w:pPr>
+              <w:spacing w:line="360" w:lineRule="auto" w:before="0" w:after="0"/>
+              <w:ind w:firstLine="0"/>
+              <w:jc w:val="both"/>
+            </w:pPr>
             <w:r>
               <w:rPr>
-                <w:sz w:val="18"/>
+                <w:rFonts w:ascii="Times New Roman" w:hAnsi="Times New Roman" w:eastAsia="Times New Roman" w:cs="Times New Roman"/>
+                <w:b w:val="0"/>
+                <w:sz w:val="22"/>
               </w:rPr>
             </w:r>
           </w:p>
@@ -1221,9 +1851,16 @@
             <w:tcW w:type="dxa" w:w="1234"/>
           </w:tcPr>
           <w:p>
+            <w:pPr>
+              <w:spacing w:line="360" w:lineRule="auto" w:before="0" w:after="0"/>
+              <w:ind w:firstLine="0"/>
+              <w:jc w:val="both"/>
+            </w:pPr>
             <w:r>
               <w:rPr>
-                <w:sz w:val="18"/>
+                <w:rFonts w:ascii="Times New Roman" w:hAnsi="Times New Roman" w:eastAsia="Times New Roman" w:cs="Times New Roman"/>
+                <w:b w:val="0"/>
+                <w:sz w:val="22"/>
               </w:rPr>
             </w:r>
           </w:p>
@@ -1235,9 +1872,16 @@
             <w:tcW w:type="dxa" w:w="1234"/>
           </w:tcPr>
           <w:p>
+            <w:pPr>
+              <w:spacing w:line="360" w:lineRule="auto" w:before="0" w:after="0"/>
+              <w:ind w:firstLine="0"/>
+              <w:jc w:val="both"/>
+            </w:pPr>
             <w:r>
               <w:rPr>
-                <w:sz w:val="18"/>
+                <w:rFonts w:ascii="Times New Roman" w:hAnsi="Times New Roman" w:eastAsia="Times New Roman" w:cs="Times New Roman"/>
+                <w:b w:val="0"/>
+                <w:sz w:val="22"/>
               </w:rPr>
             </w:r>
           </w:p>
@@ -1247,9 +1891,16 @@
             <w:tcW w:type="dxa" w:w="1234"/>
           </w:tcPr>
           <w:p>
+            <w:pPr>
+              <w:spacing w:line="360" w:lineRule="auto" w:before="0" w:after="0"/>
+              <w:ind w:firstLine="0"/>
+              <w:jc w:val="both"/>
+            </w:pPr>
             <w:r>
               <w:rPr>
-                <w:sz w:val="18"/>
+                <w:rFonts w:ascii="Times New Roman" w:hAnsi="Times New Roman" w:eastAsia="Times New Roman" w:cs="Times New Roman"/>
+                <w:b w:val="0"/>
+                <w:sz w:val="22"/>
               </w:rPr>
             </w:r>
           </w:p>
@@ -1259,9 +1910,16 @@
             <w:tcW w:type="dxa" w:w="1234"/>
           </w:tcPr>
           <w:p>
+            <w:pPr>
+              <w:spacing w:line="360" w:lineRule="auto" w:before="0" w:after="0"/>
+              <w:ind w:firstLine="0"/>
+              <w:jc w:val="both"/>
+            </w:pPr>
             <w:r>
               <w:rPr>
-                <w:sz w:val="18"/>
+                <w:rFonts w:ascii="Times New Roman" w:hAnsi="Times New Roman" w:eastAsia="Times New Roman" w:cs="Times New Roman"/>
+                <w:b w:val="0"/>
+                <w:sz w:val="22"/>
               </w:rPr>
             </w:r>
           </w:p>
@@ -1271,9 +1929,16 @@
             <w:tcW w:type="dxa" w:w="1234"/>
           </w:tcPr>
           <w:p>
+            <w:pPr>
+              <w:spacing w:line="360" w:lineRule="auto" w:before="0" w:after="0"/>
+              <w:ind w:firstLine="0"/>
+              <w:jc w:val="both"/>
+            </w:pPr>
             <w:r>
               <w:rPr>
-                <w:sz w:val="18"/>
+                <w:rFonts w:ascii="Times New Roman" w:hAnsi="Times New Roman" w:eastAsia="Times New Roman" w:cs="Times New Roman"/>
+                <w:b w:val="0"/>
+                <w:sz w:val="22"/>
               </w:rPr>
             </w:r>
           </w:p>
@@ -1283,9 +1948,16 @@
             <w:tcW w:type="dxa" w:w="1234"/>
           </w:tcPr>
           <w:p>
+            <w:pPr>
+              <w:spacing w:line="360" w:lineRule="auto" w:before="0" w:after="0"/>
+              <w:ind w:firstLine="0"/>
+              <w:jc w:val="both"/>
+            </w:pPr>
             <w:r>
               <w:rPr>
-                <w:sz w:val="18"/>
+                <w:rFonts w:ascii="Times New Roman" w:hAnsi="Times New Roman" w:eastAsia="Times New Roman" w:cs="Times New Roman"/>
+                <w:b w:val="0"/>
+                <w:sz w:val="22"/>
               </w:rPr>
             </w:r>
           </w:p>
@@ -1295,9 +1967,16 @@
             <w:tcW w:type="dxa" w:w="1234"/>
           </w:tcPr>
           <w:p>
+            <w:pPr>
+              <w:spacing w:line="360" w:lineRule="auto" w:before="0" w:after="0"/>
+              <w:ind w:firstLine="0"/>
+              <w:jc w:val="both"/>
+            </w:pPr>
             <w:r>
               <w:rPr>
-                <w:sz w:val="18"/>
+                <w:rFonts w:ascii="Times New Roman" w:hAnsi="Times New Roman" w:eastAsia="Times New Roman" w:cs="Times New Roman"/>
+                <w:b w:val="0"/>
+                <w:sz w:val="22"/>
               </w:rPr>
             </w:r>
           </w:p>
@@ -1307,9 +1986,16 @@
             <w:tcW w:type="dxa" w:w="1234"/>
           </w:tcPr>
           <w:p>
+            <w:pPr>
+              <w:spacing w:line="360" w:lineRule="auto" w:before="0" w:after="0"/>
+              <w:ind w:firstLine="0"/>
+              <w:jc w:val="both"/>
+            </w:pPr>
             <w:r>
               <w:rPr>
-                <w:sz w:val="18"/>
+                <w:rFonts w:ascii="Times New Roman" w:hAnsi="Times New Roman" w:eastAsia="Times New Roman" w:cs="Times New Roman"/>
+                <w:b w:val="0"/>
+                <w:sz w:val="22"/>
               </w:rPr>
             </w:r>
           </w:p>
@@ -1321,9 +2007,16 @@
             <w:tcW w:type="dxa" w:w="1234"/>
           </w:tcPr>
           <w:p>
+            <w:pPr>
+              <w:spacing w:line="360" w:lineRule="auto" w:before="0" w:after="0"/>
+              <w:ind w:firstLine="0"/>
+              <w:jc w:val="both"/>
+            </w:pPr>
             <w:r>
               <w:rPr>
-                <w:sz w:val="18"/>
+                <w:rFonts w:ascii="Times New Roman" w:hAnsi="Times New Roman" w:eastAsia="Times New Roman" w:cs="Times New Roman"/>
+                <w:b w:val="0"/>
+                <w:sz w:val="22"/>
               </w:rPr>
             </w:r>
           </w:p>
@@ -1333,9 +2026,16 @@
             <w:tcW w:type="dxa" w:w="1234"/>
           </w:tcPr>
           <w:p>
+            <w:pPr>
+              <w:spacing w:line="360" w:lineRule="auto" w:before="0" w:after="0"/>
+              <w:ind w:firstLine="0"/>
+              <w:jc w:val="both"/>
+            </w:pPr>
             <w:r>
               <w:rPr>
-                <w:sz w:val="18"/>
+                <w:rFonts w:ascii="Times New Roman" w:hAnsi="Times New Roman" w:eastAsia="Times New Roman" w:cs="Times New Roman"/>
+                <w:b w:val="0"/>
+                <w:sz w:val="22"/>
               </w:rPr>
             </w:r>
           </w:p>
@@ -1345,9 +2045,16 @@
             <w:tcW w:type="dxa" w:w="1234"/>
           </w:tcPr>
           <w:p>
+            <w:pPr>
+              <w:spacing w:line="360" w:lineRule="auto" w:before="0" w:after="0"/>
+              <w:ind w:firstLine="0"/>
+              <w:jc w:val="both"/>
+            </w:pPr>
             <w:r>
               <w:rPr>
-                <w:sz w:val="18"/>
+                <w:rFonts w:ascii="Times New Roman" w:hAnsi="Times New Roman" w:eastAsia="Times New Roman" w:cs="Times New Roman"/>
+                <w:b w:val="0"/>
+                <w:sz w:val="22"/>
               </w:rPr>
             </w:r>
           </w:p>
@@ -1357,9 +2064,16 @@
             <w:tcW w:type="dxa" w:w="1234"/>
           </w:tcPr>
           <w:p>
+            <w:pPr>
+              <w:spacing w:line="360" w:lineRule="auto" w:before="0" w:after="0"/>
+              <w:ind w:firstLine="0"/>
+              <w:jc w:val="both"/>
+            </w:pPr>
             <w:r>
               <w:rPr>
-                <w:sz w:val="18"/>
+                <w:rFonts w:ascii="Times New Roman" w:hAnsi="Times New Roman" w:eastAsia="Times New Roman" w:cs="Times New Roman"/>
+                <w:b w:val="0"/>
+                <w:sz w:val="22"/>
               </w:rPr>
             </w:r>
           </w:p>
@@ -1369,9 +2083,16 @@
             <w:tcW w:type="dxa" w:w="1234"/>
           </w:tcPr>
           <w:p>
+            <w:pPr>
+              <w:spacing w:line="360" w:lineRule="auto" w:before="0" w:after="0"/>
+              <w:ind w:firstLine="0"/>
+              <w:jc w:val="both"/>
+            </w:pPr>
             <w:r>
               <w:rPr>
-                <w:sz w:val="18"/>
+                <w:rFonts w:ascii="Times New Roman" w:hAnsi="Times New Roman" w:eastAsia="Times New Roman" w:cs="Times New Roman"/>
+                <w:b w:val="0"/>
+                <w:sz w:val="22"/>
               </w:rPr>
             </w:r>
           </w:p>
@@ -1381,9 +2102,16 @@
             <w:tcW w:type="dxa" w:w="1234"/>
           </w:tcPr>
           <w:p>
+            <w:pPr>
+              <w:spacing w:line="360" w:lineRule="auto" w:before="0" w:after="0"/>
+              <w:ind w:firstLine="0"/>
+              <w:jc w:val="both"/>
+            </w:pPr>
             <w:r>
               <w:rPr>
-                <w:sz w:val="18"/>
+                <w:rFonts w:ascii="Times New Roman" w:hAnsi="Times New Roman" w:eastAsia="Times New Roman" w:cs="Times New Roman"/>
+                <w:b w:val="0"/>
+                <w:sz w:val="22"/>
               </w:rPr>
             </w:r>
           </w:p>
@@ -1393,9 +2121,16 @@
             <w:tcW w:type="dxa" w:w="1234"/>
           </w:tcPr>
           <w:p>
+            <w:pPr>
+              <w:spacing w:line="360" w:lineRule="auto" w:before="0" w:after="0"/>
+              <w:ind w:firstLine="0"/>
+              <w:jc w:val="both"/>
+            </w:pPr>
             <w:r>
               <w:rPr>
-                <w:sz w:val="18"/>
+                <w:rFonts w:ascii="Times New Roman" w:hAnsi="Times New Roman" w:eastAsia="Times New Roman" w:cs="Times New Roman"/>
+                <w:b w:val="0"/>
+                <w:sz w:val="22"/>
               </w:rPr>
             </w:r>
           </w:p>
@@ -1407,9 +2142,16 @@
             <w:tcW w:type="dxa" w:w="1234"/>
           </w:tcPr>
           <w:p>
+            <w:pPr>
+              <w:spacing w:line="360" w:lineRule="auto" w:before="0" w:after="0"/>
+              <w:ind w:firstLine="0"/>
+              <w:jc w:val="both"/>
+            </w:pPr>
             <w:r>
               <w:rPr>
-                <w:sz w:val="18"/>
+                <w:rFonts w:ascii="Times New Roman" w:hAnsi="Times New Roman" w:eastAsia="Times New Roman" w:cs="Times New Roman"/>
+                <w:b w:val="0"/>
+                <w:sz w:val="22"/>
               </w:rPr>
             </w:r>
           </w:p>
@@ -1419,9 +2161,16 @@
             <w:tcW w:type="dxa" w:w="1234"/>
           </w:tcPr>
           <w:p>
+            <w:pPr>
+              <w:spacing w:line="360" w:lineRule="auto" w:before="0" w:after="0"/>
+              <w:ind w:firstLine="0"/>
+              <w:jc w:val="both"/>
+            </w:pPr>
             <w:r>
               <w:rPr>
-                <w:sz w:val="18"/>
+                <w:rFonts w:ascii="Times New Roman" w:hAnsi="Times New Roman" w:eastAsia="Times New Roman" w:cs="Times New Roman"/>
+                <w:b w:val="0"/>
+                <w:sz w:val="22"/>
               </w:rPr>
             </w:r>
           </w:p>
@@ -1431,9 +2180,16 @@
             <w:tcW w:type="dxa" w:w="1234"/>
           </w:tcPr>
           <w:p>
+            <w:pPr>
+              <w:spacing w:line="360" w:lineRule="auto" w:before="0" w:after="0"/>
+              <w:ind w:firstLine="0"/>
+              <w:jc w:val="both"/>
+            </w:pPr>
             <w:r>
               <w:rPr>
-                <w:sz w:val="18"/>
+                <w:rFonts w:ascii="Times New Roman" w:hAnsi="Times New Roman" w:eastAsia="Times New Roman" w:cs="Times New Roman"/>
+                <w:b w:val="0"/>
+                <w:sz w:val="22"/>
               </w:rPr>
             </w:r>
           </w:p>
@@ -1443,9 +2199,16 @@
             <w:tcW w:type="dxa" w:w="1234"/>
           </w:tcPr>
           <w:p>
+            <w:pPr>
+              <w:spacing w:line="360" w:lineRule="auto" w:before="0" w:after="0"/>
+              <w:ind w:firstLine="0"/>
+              <w:jc w:val="both"/>
+            </w:pPr>
             <w:r>
               <w:rPr>
-                <w:sz w:val="18"/>
+                <w:rFonts w:ascii="Times New Roman" w:hAnsi="Times New Roman" w:eastAsia="Times New Roman" w:cs="Times New Roman"/>
+                <w:b w:val="0"/>
+                <w:sz w:val="22"/>
               </w:rPr>
             </w:r>
           </w:p>
@@ -1455,9 +2218,16 @@
             <w:tcW w:type="dxa" w:w="1234"/>
           </w:tcPr>
           <w:p>
+            <w:pPr>
+              <w:spacing w:line="360" w:lineRule="auto" w:before="0" w:after="0"/>
+              <w:ind w:firstLine="0"/>
+              <w:jc w:val="both"/>
+            </w:pPr>
             <w:r>
               <w:rPr>
-                <w:sz w:val="18"/>
+                <w:rFonts w:ascii="Times New Roman" w:hAnsi="Times New Roman" w:eastAsia="Times New Roman" w:cs="Times New Roman"/>
+                <w:b w:val="0"/>
+                <w:sz w:val="22"/>
               </w:rPr>
             </w:r>
           </w:p>
@@ -1467,9 +2237,16 @@
             <w:tcW w:type="dxa" w:w="1234"/>
           </w:tcPr>
           <w:p>
+            <w:pPr>
+              <w:spacing w:line="360" w:lineRule="auto" w:before="0" w:after="0"/>
+              <w:ind w:firstLine="0"/>
+              <w:jc w:val="both"/>
+            </w:pPr>
             <w:r>
               <w:rPr>
-                <w:sz w:val="18"/>
+                <w:rFonts w:ascii="Times New Roman" w:hAnsi="Times New Roman" w:eastAsia="Times New Roman" w:cs="Times New Roman"/>
+                <w:b w:val="0"/>
+                <w:sz w:val="22"/>
               </w:rPr>
             </w:r>
           </w:p>
@@ -1479,9 +2256,16 @@
             <w:tcW w:type="dxa" w:w="1234"/>
           </w:tcPr>
           <w:p>
+            <w:pPr>
+              <w:spacing w:line="360" w:lineRule="auto" w:before="0" w:after="0"/>
+              <w:ind w:firstLine="0"/>
+              <w:jc w:val="both"/>
+            </w:pPr>
             <w:r>
               <w:rPr>
-                <w:sz w:val="18"/>
+                <w:rFonts w:ascii="Times New Roman" w:hAnsi="Times New Roman" w:eastAsia="Times New Roman" w:cs="Times New Roman"/>
+                <w:b w:val="0"/>
+                <w:sz w:val="22"/>
               </w:rPr>
             </w:r>
           </w:p>
@@ -1493,9 +2277,16 @@
             <w:tcW w:type="dxa" w:w="1234"/>
           </w:tcPr>
           <w:p>
+            <w:pPr>
+              <w:spacing w:line="360" w:lineRule="auto" w:before="0" w:after="0"/>
+              <w:ind w:firstLine="0"/>
+              <w:jc w:val="both"/>
+            </w:pPr>
             <w:r>
               <w:rPr>
-                <w:sz w:val="18"/>
+                <w:rFonts w:ascii="Times New Roman" w:hAnsi="Times New Roman" w:eastAsia="Times New Roman" w:cs="Times New Roman"/>
+                <w:b w:val="0"/>
+                <w:sz w:val="22"/>
               </w:rPr>
             </w:r>
           </w:p>
@@ -1505,9 +2296,16 @@
             <w:tcW w:type="dxa" w:w="1234"/>
           </w:tcPr>
           <w:p>
+            <w:pPr>
+              <w:spacing w:line="360" w:lineRule="auto" w:before="0" w:after="0"/>
+              <w:ind w:firstLine="0"/>
+              <w:jc w:val="both"/>
+            </w:pPr>
             <w:r>
               <w:rPr>
-                <w:sz w:val="18"/>
+                <w:rFonts w:ascii="Times New Roman" w:hAnsi="Times New Roman" w:eastAsia="Times New Roman" w:cs="Times New Roman"/>
+                <w:b w:val="0"/>
+                <w:sz w:val="22"/>
               </w:rPr>
             </w:r>
           </w:p>
@@ -1517,9 +2315,16 @@
             <w:tcW w:type="dxa" w:w="1234"/>
           </w:tcPr>
           <w:p>
+            <w:pPr>
+              <w:spacing w:line="360" w:lineRule="auto" w:before="0" w:after="0"/>
+              <w:ind w:firstLine="0"/>
+              <w:jc w:val="both"/>
+            </w:pPr>
             <w:r>
               <w:rPr>
-                <w:sz w:val="18"/>
+                <w:rFonts w:ascii="Times New Roman" w:hAnsi="Times New Roman" w:eastAsia="Times New Roman" w:cs="Times New Roman"/>
+                <w:b w:val="0"/>
+                <w:sz w:val="22"/>
               </w:rPr>
             </w:r>
           </w:p>
@@ -1529,9 +2334,16 @@
             <w:tcW w:type="dxa" w:w="1234"/>
           </w:tcPr>
           <w:p>
+            <w:pPr>
+              <w:spacing w:line="360" w:lineRule="auto" w:before="0" w:after="0"/>
+              <w:ind w:firstLine="0"/>
+              <w:jc w:val="both"/>
+            </w:pPr>
             <w:r>
               <w:rPr>
-                <w:sz w:val="18"/>
+                <w:rFonts w:ascii="Times New Roman" w:hAnsi="Times New Roman" w:eastAsia="Times New Roman" w:cs="Times New Roman"/>
+                <w:b w:val="0"/>
+                <w:sz w:val="22"/>
               </w:rPr>
             </w:r>
           </w:p>
@@ -1541,9 +2353,16 @@
             <w:tcW w:type="dxa" w:w="1234"/>
           </w:tcPr>
           <w:p>
+            <w:pPr>
+              <w:spacing w:line="360" w:lineRule="auto" w:before="0" w:after="0"/>
+              <w:ind w:firstLine="0"/>
+              <w:jc w:val="both"/>
+            </w:pPr>
             <w:r>
               <w:rPr>
-                <w:sz w:val="18"/>
+                <w:rFonts w:ascii="Times New Roman" w:hAnsi="Times New Roman" w:eastAsia="Times New Roman" w:cs="Times New Roman"/>
+                <w:b w:val="0"/>
+                <w:sz w:val="22"/>
               </w:rPr>
             </w:r>
           </w:p>
@@ -1553,9 +2372,16 @@
             <w:tcW w:type="dxa" w:w="1234"/>
           </w:tcPr>
           <w:p>
+            <w:pPr>
+              <w:spacing w:line="360" w:lineRule="auto" w:before="0" w:after="0"/>
+              <w:ind w:firstLine="0"/>
+              <w:jc w:val="both"/>
+            </w:pPr>
             <w:r>
               <w:rPr>
-                <w:sz w:val="18"/>
+                <w:rFonts w:ascii="Times New Roman" w:hAnsi="Times New Roman" w:eastAsia="Times New Roman" w:cs="Times New Roman"/>
+                <w:b w:val="0"/>
+                <w:sz w:val="22"/>
               </w:rPr>
             </w:r>
           </w:p>
@@ -1565,9 +2391,16 @@
             <w:tcW w:type="dxa" w:w="1234"/>
           </w:tcPr>
           <w:p>
+            <w:pPr>
+              <w:spacing w:line="360" w:lineRule="auto" w:before="0" w:after="0"/>
+              <w:ind w:firstLine="0"/>
+              <w:jc w:val="both"/>
+            </w:pPr>
             <w:r>
               <w:rPr>
-                <w:sz w:val="18"/>
+                <w:rFonts w:ascii="Times New Roman" w:hAnsi="Times New Roman" w:eastAsia="Times New Roman" w:cs="Times New Roman"/>
+                <w:b w:val="0"/>
+                <w:sz w:val="22"/>
               </w:rPr>
             </w:r>
           </w:p>
@@ -1579,9 +2412,16 @@
             <w:tcW w:type="dxa" w:w="1234"/>
           </w:tcPr>
           <w:p>
+            <w:pPr>
+              <w:spacing w:line="360" w:lineRule="auto" w:before="0" w:after="0"/>
+              <w:ind w:firstLine="0"/>
+              <w:jc w:val="both"/>
+            </w:pPr>
             <w:r>
               <w:rPr>
-                <w:sz w:val="18"/>
+                <w:rFonts w:ascii="Times New Roman" w:hAnsi="Times New Roman" w:eastAsia="Times New Roman" w:cs="Times New Roman"/>
+                <w:b w:val="0"/>
+                <w:sz w:val="22"/>
               </w:rPr>
             </w:r>
           </w:p>
@@ -1591,9 +2431,16 @@
             <w:tcW w:type="dxa" w:w="1234"/>
           </w:tcPr>
           <w:p>
+            <w:pPr>
+              <w:spacing w:line="360" w:lineRule="auto" w:before="0" w:after="0"/>
+              <w:ind w:firstLine="0"/>
+              <w:jc w:val="both"/>
+            </w:pPr>
             <w:r>
               <w:rPr>
-                <w:sz w:val="18"/>
+                <w:rFonts w:ascii="Times New Roman" w:hAnsi="Times New Roman" w:eastAsia="Times New Roman" w:cs="Times New Roman"/>
+                <w:b w:val="0"/>
+                <w:sz w:val="22"/>
               </w:rPr>
             </w:r>
           </w:p>
@@ -1603,9 +2450,16 @@
             <w:tcW w:type="dxa" w:w="1234"/>
           </w:tcPr>
           <w:p>
+            <w:pPr>
+              <w:spacing w:line="360" w:lineRule="auto" w:before="0" w:after="0"/>
+              <w:ind w:firstLine="0"/>
+              <w:jc w:val="both"/>
+            </w:pPr>
             <w:r>
               <w:rPr>
-                <w:sz w:val="18"/>
+                <w:rFonts w:ascii="Times New Roman" w:hAnsi="Times New Roman" w:eastAsia="Times New Roman" w:cs="Times New Roman"/>
+                <w:b w:val="0"/>
+                <w:sz w:val="22"/>
               </w:rPr>
             </w:r>
           </w:p>
@@ -1615,9 +2469,16 @@
             <w:tcW w:type="dxa" w:w="1234"/>
           </w:tcPr>
           <w:p>
+            <w:pPr>
+              <w:spacing w:line="360" w:lineRule="auto" w:before="0" w:after="0"/>
+              <w:ind w:firstLine="0"/>
+              <w:jc w:val="both"/>
+            </w:pPr>
             <w:r>
               <w:rPr>
-                <w:sz w:val="18"/>
+                <w:rFonts w:ascii="Times New Roman" w:hAnsi="Times New Roman" w:eastAsia="Times New Roman" w:cs="Times New Roman"/>
+                <w:b w:val="0"/>
+                <w:sz w:val="22"/>
               </w:rPr>
             </w:r>
           </w:p>
@@ -1627,9 +2488,16 @@
             <w:tcW w:type="dxa" w:w="1234"/>
           </w:tcPr>
           <w:p>
+            <w:pPr>
+              <w:spacing w:line="360" w:lineRule="auto" w:before="0" w:after="0"/>
+              <w:ind w:firstLine="0"/>
+              <w:jc w:val="both"/>
+            </w:pPr>
             <w:r>
               <w:rPr>
-                <w:sz w:val="18"/>
+                <w:rFonts w:ascii="Times New Roman" w:hAnsi="Times New Roman" w:eastAsia="Times New Roman" w:cs="Times New Roman"/>
+                <w:b w:val="0"/>
+                <w:sz w:val="22"/>
               </w:rPr>
             </w:r>
           </w:p>
@@ -1639,9 +2507,16 @@
             <w:tcW w:type="dxa" w:w="1234"/>
           </w:tcPr>
           <w:p>
+            <w:pPr>
+              <w:spacing w:line="360" w:lineRule="auto" w:before="0" w:after="0"/>
+              <w:ind w:firstLine="0"/>
+              <w:jc w:val="both"/>
+            </w:pPr>
             <w:r>
               <w:rPr>
-                <w:sz w:val="18"/>
+                <w:rFonts w:ascii="Times New Roman" w:hAnsi="Times New Roman" w:eastAsia="Times New Roman" w:cs="Times New Roman"/>
+                <w:b w:val="0"/>
+                <w:sz w:val="22"/>
               </w:rPr>
             </w:r>
           </w:p>
@@ -1651,9 +2526,16 @@
             <w:tcW w:type="dxa" w:w="1234"/>
           </w:tcPr>
           <w:p>
+            <w:pPr>
+              <w:spacing w:line="360" w:lineRule="auto" w:before="0" w:after="0"/>
+              <w:ind w:firstLine="0"/>
+              <w:jc w:val="both"/>
+            </w:pPr>
             <w:r>
               <w:rPr>
-                <w:sz w:val="18"/>
+                <w:rFonts w:ascii="Times New Roman" w:hAnsi="Times New Roman" w:eastAsia="Times New Roman" w:cs="Times New Roman"/>
+                <w:b w:val="0"/>
+                <w:sz w:val="22"/>
               </w:rPr>
             </w:r>
           </w:p>
@@ -1665,9 +2547,16 @@
             <w:tcW w:type="dxa" w:w="1234"/>
           </w:tcPr>
           <w:p>
+            <w:pPr>
+              <w:spacing w:line="360" w:lineRule="auto" w:before="0" w:after="0"/>
+              <w:ind w:firstLine="0"/>
+              <w:jc w:val="both"/>
+            </w:pPr>
             <w:r>
               <w:rPr>
-                <w:sz w:val="18"/>
+                <w:rFonts w:ascii="Times New Roman" w:hAnsi="Times New Roman" w:eastAsia="Times New Roman" w:cs="Times New Roman"/>
+                <w:b w:val="0"/>
+                <w:sz w:val="22"/>
               </w:rPr>
             </w:r>
           </w:p>
@@ -1677,9 +2566,16 @@
             <w:tcW w:type="dxa" w:w="1234"/>
           </w:tcPr>
           <w:p>
+            <w:pPr>
+              <w:spacing w:line="360" w:lineRule="auto" w:before="0" w:after="0"/>
+              <w:ind w:firstLine="0"/>
+              <w:jc w:val="both"/>
+            </w:pPr>
             <w:r>
               <w:rPr>
-                <w:sz w:val="18"/>
+                <w:rFonts w:ascii="Times New Roman" w:hAnsi="Times New Roman" w:eastAsia="Times New Roman" w:cs="Times New Roman"/>
+                <w:b w:val="0"/>
+                <w:sz w:val="22"/>
               </w:rPr>
             </w:r>
           </w:p>
@@ -1689,9 +2585,16 @@
             <w:tcW w:type="dxa" w:w="1234"/>
           </w:tcPr>
           <w:p>
+            <w:pPr>
+              <w:spacing w:line="360" w:lineRule="auto" w:before="0" w:after="0"/>
+              <w:ind w:firstLine="0"/>
+              <w:jc w:val="both"/>
+            </w:pPr>
             <w:r>
               <w:rPr>
-                <w:sz w:val="18"/>
+                <w:rFonts w:ascii="Times New Roman" w:hAnsi="Times New Roman" w:eastAsia="Times New Roman" w:cs="Times New Roman"/>
+                <w:b w:val="0"/>
+                <w:sz w:val="22"/>
               </w:rPr>
             </w:r>
           </w:p>
@@ -1701,9 +2604,16 @@
             <w:tcW w:type="dxa" w:w="1234"/>
           </w:tcPr>
           <w:p>
+            <w:pPr>
+              <w:spacing w:line="360" w:lineRule="auto" w:before="0" w:after="0"/>
+              <w:ind w:firstLine="0"/>
+              <w:jc w:val="both"/>
+            </w:pPr>
             <w:r>
               <w:rPr>
-                <w:sz w:val="18"/>
+                <w:rFonts w:ascii="Times New Roman" w:hAnsi="Times New Roman" w:eastAsia="Times New Roman" w:cs="Times New Roman"/>
+                <w:b w:val="0"/>
+                <w:sz w:val="22"/>
               </w:rPr>
             </w:r>
           </w:p>
@@ -1713,9 +2623,16 @@
             <w:tcW w:type="dxa" w:w="1234"/>
           </w:tcPr>
           <w:p>
+            <w:pPr>
+              <w:spacing w:line="360" w:lineRule="auto" w:before="0" w:after="0"/>
+              <w:ind w:firstLine="0"/>
+              <w:jc w:val="both"/>
+            </w:pPr>
             <w:r>
               <w:rPr>
-                <w:sz w:val="18"/>
+                <w:rFonts w:ascii="Times New Roman" w:hAnsi="Times New Roman" w:eastAsia="Times New Roman" w:cs="Times New Roman"/>
+                <w:b w:val="0"/>
+                <w:sz w:val="22"/>
               </w:rPr>
             </w:r>
           </w:p>
@@ -1725,9 +2642,16 @@
             <w:tcW w:type="dxa" w:w="1234"/>
           </w:tcPr>
           <w:p>
+            <w:pPr>
+              <w:spacing w:line="360" w:lineRule="auto" w:before="0" w:after="0"/>
+              <w:ind w:firstLine="0"/>
+              <w:jc w:val="both"/>
+            </w:pPr>
             <w:r>
               <w:rPr>
-                <w:sz w:val="18"/>
+                <w:rFonts w:ascii="Times New Roman" w:hAnsi="Times New Roman" w:eastAsia="Times New Roman" w:cs="Times New Roman"/>
+                <w:b w:val="0"/>
+                <w:sz w:val="22"/>
               </w:rPr>
             </w:r>
           </w:p>
@@ -1737,9 +2661,16 @@
             <w:tcW w:type="dxa" w:w="1234"/>
           </w:tcPr>
           <w:p>
+            <w:pPr>
+              <w:spacing w:line="360" w:lineRule="auto" w:before="0" w:after="0"/>
+              <w:ind w:firstLine="0"/>
+              <w:jc w:val="both"/>
+            </w:pPr>
             <w:r>
               <w:rPr>
-                <w:sz w:val="18"/>
+                <w:rFonts w:ascii="Times New Roman" w:hAnsi="Times New Roman" w:eastAsia="Times New Roman" w:cs="Times New Roman"/>
+                <w:b w:val="0"/>
+                <w:sz w:val="22"/>
               </w:rPr>
             </w:r>
           </w:p>
@@ -1751,9 +2682,16 @@
             <w:tcW w:type="dxa" w:w="1234"/>
           </w:tcPr>
           <w:p>
+            <w:pPr>
+              <w:spacing w:line="360" w:lineRule="auto" w:before="0" w:after="0"/>
+              <w:ind w:firstLine="0"/>
+              <w:jc w:val="both"/>
+            </w:pPr>
             <w:r>
               <w:rPr>
-                <w:sz w:val="18"/>
+                <w:rFonts w:ascii="Times New Roman" w:hAnsi="Times New Roman" w:eastAsia="Times New Roman" w:cs="Times New Roman"/>
+                <w:b w:val="0"/>
+                <w:sz w:val="22"/>
               </w:rPr>
             </w:r>
           </w:p>
@@ -1763,9 +2701,16 @@
             <w:tcW w:type="dxa" w:w="1234"/>
           </w:tcPr>
           <w:p>
+            <w:pPr>
+              <w:spacing w:line="360" w:lineRule="auto" w:before="0" w:after="0"/>
+              <w:ind w:firstLine="0"/>
+              <w:jc w:val="both"/>
+            </w:pPr>
             <w:r>
               <w:rPr>
-                <w:sz w:val="18"/>
+                <w:rFonts w:ascii="Times New Roman" w:hAnsi="Times New Roman" w:eastAsia="Times New Roman" w:cs="Times New Roman"/>
+                <w:b w:val="0"/>
+                <w:sz w:val="22"/>
               </w:rPr>
             </w:r>
           </w:p>
@@ -1775,9 +2720,16 @@
             <w:tcW w:type="dxa" w:w="1234"/>
           </w:tcPr>
           <w:p>
+            <w:pPr>
+              <w:spacing w:line="360" w:lineRule="auto" w:before="0" w:after="0"/>
+              <w:ind w:firstLine="0"/>
+              <w:jc w:val="both"/>
+            </w:pPr>
             <w:r>
               <w:rPr>
-                <w:sz w:val="18"/>
+                <w:rFonts w:ascii="Times New Roman" w:hAnsi="Times New Roman" w:eastAsia="Times New Roman" w:cs="Times New Roman"/>
+                <w:b w:val="0"/>
+                <w:sz w:val="22"/>
               </w:rPr>
             </w:r>
           </w:p>
@@ -1787,9 +2739,16 @@
             <w:tcW w:type="dxa" w:w="1234"/>
           </w:tcPr>
           <w:p>
+            <w:pPr>
+              <w:spacing w:line="360" w:lineRule="auto" w:before="0" w:after="0"/>
+              <w:ind w:firstLine="0"/>
+              <w:jc w:val="both"/>
+            </w:pPr>
             <w:r>
               <w:rPr>
-                <w:sz w:val="18"/>
+                <w:rFonts w:ascii="Times New Roman" w:hAnsi="Times New Roman" w:eastAsia="Times New Roman" w:cs="Times New Roman"/>
+                <w:b w:val="0"/>
+                <w:sz w:val="22"/>
               </w:rPr>
             </w:r>
           </w:p>
@@ -1799,9 +2758,16 @@
             <w:tcW w:type="dxa" w:w="1234"/>
           </w:tcPr>
           <w:p>
+            <w:pPr>
+              <w:spacing w:line="360" w:lineRule="auto" w:before="0" w:after="0"/>
+              <w:ind w:firstLine="0"/>
+              <w:jc w:val="both"/>
+            </w:pPr>
             <w:r>
               <w:rPr>
-                <w:sz w:val="18"/>
+                <w:rFonts w:ascii="Times New Roman" w:hAnsi="Times New Roman" w:eastAsia="Times New Roman" w:cs="Times New Roman"/>
+                <w:b w:val="0"/>
+                <w:sz w:val="22"/>
               </w:rPr>
             </w:r>
           </w:p>
@@ -1811,9 +2777,16 @@
             <w:tcW w:type="dxa" w:w="1234"/>
           </w:tcPr>
           <w:p>
+            <w:pPr>
+              <w:spacing w:line="360" w:lineRule="auto" w:before="0" w:after="0"/>
+              <w:ind w:firstLine="0"/>
+              <w:jc w:val="both"/>
+            </w:pPr>
             <w:r>
               <w:rPr>
-                <w:sz w:val="18"/>
+                <w:rFonts w:ascii="Times New Roman" w:hAnsi="Times New Roman" w:eastAsia="Times New Roman" w:cs="Times New Roman"/>
+                <w:b w:val="0"/>
+                <w:sz w:val="22"/>
               </w:rPr>
             </w:r>
           </w:p>
@@ -1823,9 +2796,16 @@
             <w:tcW w:type="dxa" w:w="1234"/>
           </w:tcPr>
           <w:p>
+            <w:pPr>
+              <w:spacing w:line="360" w:lineRule="auto" w:before="0" w:after="0"/>
+              <w:ind w:firstLine="0"/>
+              <w:jc w:val="both"/>
+            </w:pPr>
             <w:r>
               <w:rPr>
-                <w:sz w:val="18"/>
+                <w:rFonts w:ascii="Times New Roman" w:hAnsi="Times New Roman" w:eastAsia="Times New Roman" w:cs="Times New Roman"/>
+                <w:b w:val="0"/>
+                <w:sz w:val="22"/>
               </w:rPr>
             </w:r>
           </w:p>
@@ -1834,11 +2814,20 @@
     </w:tbl>
     <w:p/>
     <w:p>
+      <w:pPr>
+        <w:pStyle w:val="Heading2"/>
+        <w:keepNext/>
+        <w:keepLines/>
+        <w:spacing w:line="240" w:lineRule="auto" w:before="40" w:after="0"/>
+        <w:ind w:left="0" w:firstLine="0"/>
+        <w:jc w:val="left"/>
+      </w:pPr>
       <w:r>
         <w:rPr>
+          <w:rFonts w:ascii="Times New Roman" w:hAnsi="Times New Roman" w:eastAsia="Times New Roman" w:cs="Times New Roman"/>
           <w:b/>
           <w:i w:val="0"/>
-          <w:sz w:val="24"/>
+          <w:sz w:val="28"/>
         </w:rPr>
         <w:t>4. Встречи и эскалация</w:t>
       </w:r>
@@ -1847,6 +2836,7 @@
       <w:tblPr>
         <w:tblStyle w:val="TableGrid"/>
         <w:tblW w:type="auto" w:w="0"/>
+        <w:tblLayout w:type="autofit"/>
         <w:tblLook w:firstColumn="1" w:firstRow="1" w:lastColumn="0" w:lastRow="0" w:noHBand="0" w:noVBand="1" w:val="04A0"/>
       </w:tblPr>
       <w:tblGrid>
@@ -1861,10 +2851,16 @@
             <w:tcW w:type="dxa" w:w="2160"/>
           </w:tcPr>
           <w:p>
+            <w:pPr>
+              <w:spacing w:line="360" w:lineRule="auto" w:before="0" w:after="0"/>
+              <w:ind w:firstLine="0"/>
+              <w:jc w:val="center"/>
+            </w:pPr>
             <w:r>
               <w:rPr>
+                <w:rFonts w:ascii="Times New Roman" w:hAnsi="Times New Roman" w:eastAsia="Times New Roman" w:cs="Times New Roman"/>
                 <w:b/>
-                <w:sz w:val="18"/>
+                <w:sz w:val="22"/>
               </w:rPr>
               <w:t>Событие</w:t>
             </w:r>
@@ -1875,10 +2871,16 @@
             <w:tcW w:type="dxa" w:w="2160"/>
           </w:tcPr>
           <w:p>
+            <w:pPr>
+              <w:spacing w:line="360" w:lineRule="auto" w:before="0" w:after="0"/>
+              <w:ind w:firstLine="0"/>
+              <w:jc w:val="center"/>
+            </w:pPr>
             <w:r>
               <w:rPr>
+                <w:rFonts w:ascii="Times New Roman" w:hAnsi="Times New Roman" w:eastAsia="Times New Roman" w:cs="Times New Roman"/>
                 <w:b/>
-                <w:sz w:val="18"/>
+                <w:sz w:val="22"/>
               </w:rPr>
               <w:t>Участники</w:t>
             </w:r>
@@ -1889,10 +2891,16 @@
             <w:tcW w:type="dxa" w:w="2160"/>
           </w:tcPr>
           <w:p>
+            <w:pPr>
+              <w:spacing w:line="360" w:lineRule="auto" w:before="0" w:after="0"/>
+              <w:ind w:firstLine="0"/>
+              <w:jc w:val="center"/>
+            </w:pPr>
             <w:r>
               <w:rPr>
+                <w:rFonts w:ascii="Times New Roman" w:hAnsi="Times New Roman" w:eastAsia="Times New Roman" w:cs="Times New Roman"/>
                 <w:b/>
-                <w:sz w:val="18"/>
+                <w:sz w:val="22"/>
               </w:rPr>
               <w:t>Частота</w:t>
             </w:r>
@@ -1903,10 +2911,16 @@
             <w:tcW w:type="dxa" w:w="2160"/>
           </w:tcPr>
           <w:p>
+            <w:pPr>
+              <w:spacing w:line="360" w:lineRule="auto" w:before="0" w:after="0"/>
+              <w:ind w:firstLine="0"/>
+              <w:jc w:val="center"/>
+            </w:pPr>
             <w:r>
               <w:rPr>
+                <w:rFonts w:ascii="Times New Roman" w:hAnsi="Times New Roman" w:eastAsia="Times New Roman" w:cs="Times New Roman"/>
                 <w:b/>
-                <w:sz w:val="18"/>
+                <w:sz w:val="22"/>
               </w:rPr>
               <w:t>Результат</w:t>
             </w:r>
@@ -1919,9 +2933,16 @@
             <w:tcW w:type="dxa" w:w="2160"/>
           </w:tcPr>
           <w:p>
+            <w:pPr>
+              <w:spacing w:line="360" w:lineRule="auto" w:before="0" w:after="0"/>
+              <w:ind w:firstLine="0"/>
+              <w:jc w:val="both"/>
+            </w:pPr>
             <w:r>
               <w:rPr>
-                <w:sz w:val="18"/>
+                <w:rFonts w:ascii="Times New Roman" w:hAnsi="Times New Roman" w:eastAsia="Times New Roman" w:cs="Times New Roman"/>
+                <w:b w:val="0"/>
+                <w:sz w:val="22"/>
               </w:rPr>
               <w:t>Ежедневная встреча</w:t>
             </w:r>
@@ -1932,9 +2953,16 @@
             <w:tcW w:type="dxa" w:w="2160"/>
           </w:tcPr>
           <w:p>
+            <w:pPr>
+              <w:spacing w:line="360" w:lineRule="auto" w:before="0" w:after="0"/>
+              <w:ind w:firstLine="0"/>
+              <w:jc w:val="both"/>
+            </w:pPr>
             <w:r>
               <w:rPr>
-                <w:sz w:val="18"/>
+                <w:rFonts w:ascii="Times New Roman" w:hAnsi="Times New Roman" w:eastAsia="Times New Roman" w:cs="Times New Roman"/>
+                <w:b w:val="0"/>
+                <w:sz w:val="22"/>
               </w:rPr>
             </w:r>
           </w:p>
@@ -1944,9 +2972,16 @@
             <w:tcW w:type="dxa" w:w="2160"/>
           </w:tcPr>
           <w:p>
+            <w:pPr>
+              <w:spacing w:line="360" w:lineRule="auto" w:before="0" w:after="0"/>
+              <w:ind w:firstLine="0"/>
+              <w:jc w:val="both"/>
+            </w:pPr>
             <w:r>
               <w:rPr>
-                <w:sz w:val="18"/>
+                <w:rFonts w:ascii="Times New Roman" w:hAnsi="Times New Roman" w:eastAsia="Times New Roman" w:cs="Times New Roman"/>
+                <w:b w:val="0"/>
+                <w:sz w:val="22"/>
               </w:rPr>
             </w:r>
           </w:p>
@@ -1956,9 +2991,16 @@
             <w:tcW w:type="dxa" w:w="2160"/>
           </w:tcPr>
           <w:p>
+            <w:pPr>
+              <w:spacing w:line="360" w:lineRule="auto" w:before="0" w:after="0"/>
+              <w:ind w:firstLine="0"/>
+              <w:jc w:val="both"/>
+            </w:pPr>
             <w:r>
               <w:rPr>
-                <w:sz w:val="18"/>
+                <w:rFonts w:ascii="Times New Roman" w:hAnsi="Times New Roman" w:eastAsia="Times New Roman" w:cs="Times New Roman"/>
+                <w:b w:val="0"/>
+                <w:sz w:val="22"/>
               </w:rPr>
             </w:r>
           </w:p>
@@ -1970,9 +3012,16 @@
             <w:tcW w:type="dxa" w:w="2160"/>
           </w:tcPr>
           <w:p>
+            <w:pPr>
+              <w:spacing w:line="360" w:lineRule="auto" w:before="0" w:after="0"/>
+              <w:ind w:firstLine="0"/>
+              <w:jc w:val="both"/>
+            </w:pPr>
             <w:r>
               <w:rPr>
-                <w:sz w:val="18"/>
+                <w:rFonts w:ascii="Times New Roman" w:hAnsi="Times New Roman" w:eastAsia="Times New Roman" w:cs="Times New Roman"/>
+                <w:b w:val="0"/>
+                <w:sz w:val="22"/>
               </w:rPr>
               <w:t>Демонстрация</w:t>
             </w:r>
@@ -1983,9 +3032,16 @@
             <w:tcW w:type="dxa" w:w="2160"/>
           </w:tcPr>
           <w:p>
+            <w:pPr>
+              <w:spacing w:line="360" w:lineRule="auto" w:before="0" w:after="0"/>
+              <w:ind w:firstLine="0"/>
+              <w:jc w:val="both"/>
+            </w:pPr>
             <w:r>
               <w:rPr>
-                <w:sz w:val="18"/>
+                <w:rFonts w:ascii="Times New Roman" w:hAnsi="Times New Roman" w:eastAsia="Times New Roman" w:cs="Times New Roman"/>
+                <w:b w:val="0"/>
+                <w:sz w:val="22"/>
               </w:rPr>
             </w:r>
           </w:p>
@@ -1995,9 +3051,16 @@
             <w:tcW w:type="dxa" w:w="2160"/>
           </w:tcPr>
           <w:p>
+            <w:pPr>
+              <w:spacing w:line="360" w:lineRule="auto" w:before="0" w:after="0"/>
+              <w:ind w:firstLine="0"/>
+              <w:jc w:val="both"/>
+            </w:pPr>
             <w:r>
               <w:rPr>
-                <w:sz w:val="18"/>
+                <w:rFonts w:ascii="Times New Roman" w:hAnsi="Times New Roman" w:eastAsia="Times New Roman" w:cs="Times New Roman"/>
+                <w:b w:val="0"/>
+                <w:sz w:val="22"/>
               </w:rPr>
             </w:r>
           </w:p>
@@ -2007,9 +3070,16 @@
             <w:tcW w:type="dxa" w:w="2160"/>
           </w:tcPr>
           <w:p>
+            <w:pPr>
+              <w:spacing w:line="360" w:lineRule="auto" w:before="0" w:after="0"/>
+              <w:ind w:firstLine="0"/>
+              <w:jc w:val="both"/>
+            </w:pPr>
             <w:r>
               <w:rPr>
-                <w:sz w:val="18"/>
+                <w:rFonts w:ascii="Times New Roman" w:hAnsi="Times New Roman" w:eastAsia="Times New Roman" w:cs="Times New Roman"/>
+                <w:b w:val="0"/>
+                <w:sz w:val="22"/>
               </w:rPr>
             </w:r>
           </w:p>
@@ -2021,9 +3091,16 @@
             <w:tcW w:type="dxa" w:w="2160"/>
           </w:tcPr>
           <w:p>
+            <w:pPr>
+              <w:spacing w:line="360" w:lineRule="auto" w:before="0" w:after="0"/>
+              <w:ind w:firstLine="0"/>
+              <w:jc w:val="both"/>
+            </w:pPr>
             <w:r>
               <w:rPr>
-                <w:sz w:val="18"/>
+                <w:rFonts w:ascii="Times New Roman" w:hAnsi="Times New Roman" w:eastAsia="Times New Roman" w:cs="Times New Roman"/>
+                <w:b w:val="0"/>
+                <w:sz w:val="22"/>
               </w:rPr>
               <w:t>Отчёт спонсору</w:t>
             </w:r>
@@ -2034,9 +3111,16 @@
             <w:tcW w:type="dxa" w:w="2160"/>
           </w:tcPr>
           <w:p>
+            <w:pPr>
+              <w:spacing w:line="360" w:lineRule="auto" w:before="0" w:after="0"/>
+              <w:ind w:firstLine="0"/>
+              <w:jc w:val="both"/>
+            </w:pPr>
             <w:r>
               <w:rPr>
-                <w:sz w:val="18"/>
+                <w:rFonts w:ascii="Times New Roman" w:hAnsi="Times New Roman" w:eastAsia="Times New Roman" w:cs="Times New Roman"/>
+                <w:b w:val="0"/>
+                <w:sz w:val="22"/>
               </w:rPr>
             </w:r>
           </w:p>
@@ -2046,9 +3130,16 @@
             <w:tcW w:type="dxa" w:w="2160"/>
           </w:tcPr>
           <w:p>
+            <w:pPr>
+              <w:spacing w:line="360" w:lineRule="auto" w:before="0" w:after="0"/>
+              <w:ind w:firstLine="0"/>
+              <w:jc w:val="both"/>
+            </w:pPr>
             <w:r>
               <w:rPr>
-                <w:sz w:val="18"/>
+                <w:rFonts w:ascii="Times New Roman" w:hAnsi="Times New Roman" w:eastAsia="Times New Roman" w:cs="Times New Roman"/>
+                <w:b w:val="0"/>
+                <w:sz w:val="22"/>
               </w:rPr>
             </w:r>
           </w:p>
@@ -2058,9 +3149,16 @@
             <w:tcW w:type="dxa" w:w="2160"/>
           </w:tcPr>
           <w:p>
+            <w:pPr>
+              <w:spacing w:line="360" w:lineRule="auto" w:before="0" w:after="0"/>
+              <w:ind w:firstLine="0"/>
+              <w:jc w:val="both"/>
+            </w:pPr>
             <w:r>
               <w:rPr>
-                <w:sz w:val="18"/>
+                <w:rFonts w:ascii="Times New Roman" w:hAnsi="Times New Roman" w:eastAsia="Times New Roman" w:cs="Times New Roman"/>
+                <w:b w:val="0"/>
+                <w:sz w:val="22"/>
               </w:rPr>
             </w:r>
           </w:p>
@@ -2072,9 +3170,16 @@
             <w:tcW w:type="dxa" w:w="2160"/>
           </w:tcPr>
           <w:p>
+            <w:pPr>
+              <w:spacing w:line="360" w:lineRule="auto" w:before="0" w:after="0"/>
+              <w:ind w:firstLine="0"/>
+              <w:jc w:val="both"/>
+            </w:pPr>
             <w:r>
               <w:rPr>
-                <w:sz w:val="18"/>
+                <w:rFonts w:ascii="Times New Roman" w:hAnsi="Times New Roman" w:eastAsia="Times New Roman" w:cs="Times New Roman"/>
+                <w:b w:val="0"/>
+                <w:sz w:val="22"/>
               </w:rPr>
               <w:t>Эскалация</w:t>
             </w:r>
@@ -2085,9 +3190,16 @@
             <w:tcW w:type="dxa" w:w="2160"/>
           </w:tcPr>
           <w:p>
+            <w:pPr>
+              <w:spacing w:line="360" w:lineRule="auto" w:before="0" w:after="0"/>
+              <w:ind w:firstLine="0"/>
+              <w:jc w:val="both"/>
+            </w:pPr>
             <w:r>
               <w:rPr>
-                <w:sz w:val="18"/>
+                <w:rFonts w:ascii="Times New Roman" w:hAnsi="Times New Roman" w:eastAsia="Times New Roman" w:cs="Times New Roman"/>
+                <w:b w:val="0"/>
+                <w:sz w:val="22"/>
               </w:rPr>
             </w:r>
           </w:p>
@@ -2097,9 +3209,16 @@
             <w:tcW w:type="dxa" w:w="2160"/>
           </w:tcPr>
           <w:p>
+            <w:pPr>
+              <w:spacing w:line="360" w:lineRule="auto" w:before="0" w:after="0"/>
+              <w:ind w:firstLine="0"/>
+              <w:jc w:val="both"/>
+            </w:pPr>
             <w:r>
               <w:rPr>
-                <w:sz w:val="18"/>
+                <w:rFonts w:ascii="Times New Roman" w:hAnsi="Times New Roman" w:eastAsia="Times New Roman" w:cs="Times New Roman"/>
+                <w:b w:val="0"/>
+                <w:sz w:val="22"/>
               </w:rPr>
             </w:r>
           </w:p>
@@ -2109,9 +3228,16 @@
             <w:tcW w:type="dxa" w:w="2160"/>
           </w:tcPr>
           <w:p>
+            <w:pPr>
+              <w:spacing w:line="360" w:lineRule="auto" w:before="0" w:after="0"/>
+              <w:ind w:firstLine="0"/>
+              <w:jc w:val="both"/>
+            </w:pPr>
             <w:r>
               <w:rPr>
-                <w:sz w:val="18"/>
+                <w:rFonts w:ascii="Times New Roman" w:hAnsi="Times New Roman" w:eastAsia="Times New Roman" w:cs="Times New Roman"/>
+                <w:b w:val="0"/>
+                <w:sz w:val="22"/>
               </w:rPr>
             </w:r>
           </w:p>
@@ -2120,11 +3246,20 @@
     </w:tbl>
     <w:p/>
     <w:p>
+      <w:pPr>
+        <w:pStyle w:val="Heading2"/>
+        <w:keepNext/>
+        <w:keepLines/>
+        <w:spacing w:line="240" w:lineRule="auto" w:before="40" w:after="0"/>
+        <w:ind w:left="0" w:firstLine="0"/>
+        <w:jc w:val="left"/>
+      </w:pPr>
       <w:r>
         <w:rPr>
+          <w:rFonts w:ascii="Times New Roman" w:hAnsi="Times New Roman" w:eastAsia="Times New Roman" w:cs="Times New Roman"/>
           <w:b/>
           <w:i w:val="0"/>
-          <w:sz w:val="24"/>
+          <w:sz w:val="28"/>
         </w:rPr>
         <w:t>5. Проверка планов</w:t>
       </w:r>
@@ -2133,6 +3268,7 @@
       <w:tblPr>
         <w:tblStyle w:val="TableGrid"/>
         <w:tblW w:type="auto" w:w="0"/>
+        <w:tblLayout w:type="autofit"/>
         <w:tblLook w:firstColumn="1" w:firstRow="1" w:lastColumn="0" w:lastRow="0" w:noHBand="0" w:noVBand="1" w:val="04A0"/>
       </w:tblPr>
       <w:tblGrid>
@@ -2146,10 +3282,16 @@
             <w:tcW w:type="dxa" w:w="2880"/>
           </w:tcPr>
           <w:p>
+            <w:pPr>
+              <w:spacing w:line="360" w:lineRule="auto" w:before="0" w:after="0"/>
+              <w:ind w:firstLine="0"/>
+              <w:jc w:val="center"/>
+            </w:pPr>
             <w:r>
               <w:rPr>
+                <w:rFonts w:ascii="Times New Roman" w:hAnsi="Times New Roman" w:eastAsia="Times New Roman" w:cs="Times New Roman"/>
                 <w:b/>
-                <w:sz w:val="18"/>
+                <w:sz w:val="22"/>
               </w:rPr>
               <w:t>Проверка</w:t>
             </w:r>
@@ -2160,10 +3302,16 @@
             <w:tcW w:type="dxa" w:w="2880"/>
           </w:tcPr>
           <w:p>
+            <w:pPr>
+              <w:spacing w:line="360" w:lineRule="auto" w:before="0" w:after="0"/>
+              <w:ind w:firstLine="0"/>
+              <w:jc w:val="center"/>
+            </w:pPr>
             <w:r>
               <w:rPr>
+                <w:rFonts w:ascii="Times New Roman" w:hAnsi="Times New Roman" w:eastAsia="Times New Roman" w:cs="Times New Roman"/>
                 <w:b/>
-                <w:sz w:val="18"/>
+                <w:sz w:val="22"/>
               </w:rPr>
               <w:t>Ожидание</w:t>
             </w:r>
@@ -2174,10 +3322,16 @@
             <w:tcW w:type="dxa" w:w="2880"/>
           </w:tcPr>
           <w:p>
+            <w:pPr>
+              <w:spacing w:line="360" w:lineRule="auto" w:before="0" w:after="0"/>
+              <w:ind w:firstLine="0"/>
+              <w:jc w:val="center"/>
+            </w:pPr>
             <w:r>
               <w:rPr>
+                <w:rFonts w:ascii="Times New Roman" w:hAnsi="Times New Roman" w:eastAsia="Times New Roman" w:cs="Times New Roman"/>
                 <w:b/>
-                <w:sz w:val="18"/>
+                <w:sz w:val="22"/>
               </w:rPr>
               <w:t>Факт</w:t>
             </w:r>
@@ -2190,9 +3344,16 @@
             <w:tcW w:type="dxa" w:w="2880"/>
           </w:tcPr>
           <w:p>
+            <w:pPr>
+              <w:spacing w:line="360" w:lineRule="auto" w:before="0" w:after="0"/>
+              <w:ind w:firstLine="0"/>
+              <w:jc w:val="both"/>
+            </w:pPr>
             <w:r>
               <w:rPr>
-                <w:sz w:val="18"/>
+                <w:rFonts w:ascii="Times New Roman" w:hAnsi="Times New Roman" w:eastAsia="Times New Roman" w:cs="Times New Roman"/>
+                <w:b w:val="0"/>
+                <w:sz w:val="22"/>
               </w:rPr>
               <w:t>У каждого критерия есть метрика</w:t>
             </w:r>
@@ -2203,9 +3364,16 @@
             <w:tcW w:type="dxa" w:w="2880"/>
           </w:tcPr>
           <w:p>
+            <w:pPr>
+              <w:spacing w:line="360" w:lineRule="auto" w:before="0" w:after="0"/>
+              <w:ind w:firstLine="0"/>
+              <w:jc w:val="both"/>
+            </w:pPr>
             <w:r>
               <w:rPr>
-                <w:sz w:val="18"/>
+                <w:rFonts w:ascii="Times New Roman" w:hAnsi="Times New Roman" w:eastAsia="Times New Roman" w:cs="Times New Roman"/>
+                <w:b w:val="0"/>
+                <w:sz w:val="22"/>
               </w:rPr>
               <w:t>да</w:t>
             </w:r>
@@ -2216,9 +3384,16 @@
             <w:tcW w:type="dxa" w:w="2880"/>
           </w:tcPr>
           <w:p>
+            <w:pPr>
+              <w:spacing w:line="360" w:lineRule="auto" w:before="0" w:after="0"/>
+              <w:ind w:firstLine="0"/>
+              <w:jc w:val="both"/>
+            </w:pPr>
             <w:r>
               <w:rPr>
-                <w:sz w:val="18"/>
+                <w:rFonts w:ascii="Times New Roman" w:hAnsi="Times New Roman" w:eastAsia="Times New Roman" w:cs="Times New Roman"/>
+                <w:b w:val="0"/>
+                <w:sz w:val="22"/>
               </w:rPr>
             </w:r>
           </w:p>
@@ -2230,9 +3405,16 @@
             <w:tcW w:type="dxa" w:w="2880"/>
           </w:tcPr>
           <w:p>
+            <w:pPr>
+              <w:spacing w:line="360" w:lineRule="auto" w:before="0" w:after="0"/>
+              <w:ind w:firstLine="0"/>
+              <w:jc w:val="both"/>
+            </w:pPr>
             <w:r>
               <w:rPr>
-                <w:sz w:val="18"/>
+                <w:rFonts w:ascii="Times New Roman" w:hAnsi="Times New Roman" w:eastAsia="Times New Roman" w:cs="Times New Roman"/>
+                <w:b w:val="0"/>
+                <w:sz w:val="22"/>
               </w:rPr>
               <w:t>У каждой проверки есть доказательство</w:t>
             </w:r>
@@ -2243,9 +3425,16 @@
             <w:tcW w:type="dxa" w:w="2880"/>
           </w:tcPr>
           <w:p>
+            <w:pPr>
+              <w:spacing w:line="360" w:lineRule="auto" w:before="0" w:after="0"/>
+              <w:ind w:firstLine="0"/>
+              <w:jc w:val="both"/>
+            </w:pPr>
             <w:r>
               <w:rPr>
-                <w:sz w:val="18"/>
+                <w:rFonts w:ascii="Times New Roman" w:hAnsi="Times New Roman" w:eastAsia="Times New Roman" w:cs="Times New Roman"/>
+                <w:b w:val="0"/>
+                <w:sz w:val="22"/>
               </w:rPr>
               <w:t>да</w:t>
             </w:r>
@@ -2256,9 +3445,16 @@
             <w:tcW w:type="dxa" w:w="2880"/>
           </w:tcPr>
           <w:p>
+            <w:pPr>
+              <w:spacing w:line="360" w:lineRule="auto" w:before="0" w:after="0"/>
+              <w:ind w:firstLine="0"/>
+              <w:jc w:val="both"/>
+            </w:pPr>
             <w:r>
               <w:rPr>
-                <w:sz w:val="18"/>
+                <w:rFonts w:ascii="Times New Roman" w:hAnsi="Times New Roman" w:eastAsia="Times New Roman" w:cs="Times New Roman"/>
+                <w:b w:val="0"/>
+                <w:sz w:val="22"/>
               </w:rPr>
             </w:r>
           </w:p>
@@ -2270,9 +3466,16 @@
             <w:tcW w:type="dxa" w:w="2880"/>
           </w:tcPr>
           <w:p>
+            <w:pPr>
+              <w:spacing w:line="360" w:lineRule="auto" w:before="0" w:after="0"/>
+              <w:ind w:firstLine="0"/>
+              <w:jc w:val="both"/>
+            </w:pPr>
             <w:r>
               <w:rPr>
-                <w:sz w:val="18"/>
+                <w:rFonts w:ascii="Times New Roman" w:hAnsi="Times New Roman" w:eastAsia="Times New Roman" w:cs="Times New Roman"/>
+                <w:b w:val="0"/>
+                <w:sz w:val="22"/>
               </w:rPr>
               <w:t>У каждого стейкхолдера есть канал</w:t>
             </w:r>
@@ -2283,9 +3486,16 @@
             <w:tcW w:type="dxa" w:w="2880"/>
           </w:tcPr>
           <w:p>
+            <w:pPr>
+              <w:spacing w:line="360" w:lineRule="auto" w:before="0" w:after="0"/>
+              <w:ind w:firstLine="0"/>
+              <w:jc w:val="both"/>
+            </w:pPr>
             <w:r>
               <w:rPr>
-                <w:sz w:val="18"/>
+                <w:rFonts w:ascii="Times New Roman" w:hAnsi="Times New Roman" w:eastAsia="Times New Roman" w:cs="Times New Roman"/>
+                <w:b w:val="0"/>
+                <w:sz w:val="22"/>
               </w:rPr>
               <w:t>да</w:t>
             </w:r>
@@ -2296,9 +3506,16 @@
             <w:tcW w:type="dxa" w:w="2880"/>
           </w:tcPr>
           <w:p>
+            <w:pPr>
+              <w:spacing w:line="360" w:lineRule="auto" w:before="0" w:after="0"/>
+              <w:ind w:firstLine="0"/>
+              <w:jc w:val="both"/>
+            </w:pPr>
             <w:r>
               <w:rPr>
-                <w:sz w:val="18"/>
+                <w:rFonts w:ascii="Times New Roman" w:hAnsi="Times New Roman" w:eastAsia="Times New Roman" w:cs="Times New Roman"/>
+                <w:b w:val="0"/>
+                <w:sz w:val="22"/>
               </w:rPr>
             </w:r>
           </w:p>
@@ -2310,9 +3527,16 @@
             <w:tcW w:type="dxa" w:w="2880"/>
           </w:tcPr>
           <w:p>
+            <w:pPr>
+              <w:spacing w:line="360" w:lineRule="auto" w:before="0" w:after="0"/>
+              <w:ind w:firstLine="0"/>
+              <w:jc w:val="both"/>
+            </w:pPr>
             <w:r>
               <w:rPr>
-                <w:sz w:val="18"/>
+                <w:rFonts w:ascii="Times New Roman" w:hAnsi="Times New Roman" w:eastAsia="Times New Roman" w:cs="Times New Roman"/>
+                <w:b w:val="0"/>
+                <w:sz w:val="22"/>
               </w:rPr>
               <w:t>Эскалация имеет срок и адресата</w:t>
             </w:r>
@@ -2323,9 +3547,16 @@
             <w:tcW w:type="dxa" w:w="2880"/>
           </w:tcPr>
           <w:p>
+            <w:pPr>
+              <w:spacing w:line="360" w:lineRule="auto" w:before="0" w:after="0"/>
+              <w:ind w:firstLine="0"/>
+              <w:jc w:val="both"/>
+            </w:pPr>
             <w:r>
               <w:rPr>
-                <w:sz w:val="18"/>
+                <w:rFonts w:ascii="Times New Roman" w:hAnsi="Times New Roman" w:eastAsia="Times New Roman" w:cs="Times New Roman"/>
+                <w:b w:val="0"/>
+                <w:sz w:val="22"/>
               </w:rPr>
               <w:t>да</w:t>
             </w:r>
@@ -2336,9 +3567,16 @@
             <w:tcW w:type="dxa" w:w="2880"/>
           </w:tcPr>
           <w:p>
+            <w:pPr>
+              <w:spacing w:line="360" w:lineRule="auto" w:before="0" w:after="0"/>
+              <w:ind w:firstLine="0"/>
+              <w:jc w:val="both"/>
+            </w:pPr>
             <w:r>
               <w:rPr>
-                <w:sz w:val="18"/>
+                <w:rFonts w:ascii="Times New Roman" w:hAnsi="Times New Roman" w:eastAsia="Times New Roman" w:cs="Times New Roman"/>
+                <w:b w:val="0"/>
+                <w:sz w:val="22"/>
               </w:rPr>
             </w:r>
           </w:p>
@@ -2347,72 +3585,120 @@
     </w:tbl>
     <w:p/>
     <w:p>
+      <w:pPr>
+        <w:pStyle w:val="Heading1"/>
+        <w:keepNext/>
+        <w:keepLines/>
+        <w:spacing w:line="240" w:lineRule="auto" w:before="240" w:after="0"/>
+        <w:ind w:left="0" w:firstLine="0"/>
+        <w:jc w:val="both"/>
+      </w:pPr>
       <w:r>
         <w:rPr>
-          <w:b/>
+          <w:rFonts w:ascii="Times New Roman" w:hAnsi="Times New Roman" w:eastAsia="Times New Roman" w:cs="Times New Roman"/>
+          <w:b w:val="0"/>
           <w:i w:val="0"/>
-          <w:sz w:val="24"/>
+          <w:sz w:val="28"/>
         </w:rPr>
         <w:t>Контрольные вопросы</w:t>
       </w:r>
     </w:p>
     <w:p>
+      <w:pPr>
+        <w:spacing w:line="360" w:lineRule="auto" w:before="0" w:after="0"/>
+        <w:ind w:firstLine="709"/>
+        <w:jc w:val="both"/>
+      </w:pPr>
       <w:r>
         <w:rPr>
+          <w:rFonts w:ascii="Times New Roman" w:hAnsi="Times New Roman" w:eastAsia="Times New Roman" w:cs="Times New Roman"/>
           <w:b w:val="0"/>
           <w:i w:val="0"/>
-          <w:sz w:val="24"/>
+          <w:sz w:val="28"/>
         </w:rPr>
         <w:t>1. Чем обеспечение качества отличается от контроля качества?</w:t>
       </w:r>
     </w:p>
     <w:p>
+      <w:pPr>
+        <w:spacing w:line="360" w:lineRule="auto" w:before="0" w:after="0"/>
+        <w:ind w:firstLine="709"/>
+        <w:jc w:val="both"/>
+      </w:pPr>
       <w:r>
         <w:rPr>
+          <w:rFonts w:ascii="Times New Roman" w:hAnsi="Times New Roman" w:eastAsia="Times New Roman" w:cs="Times New Roman"/>
           <w:b w:val="0"/>
           <w:i w:val="0"/>
-          <w:sz w:val="24"/>
+          <w:sz w:val="28"/>
         </w:rPr>
         <w:t>2. Почему критерий «удобный интерфейс» не годится для приёмки?</w:t>
       </w:r>
     </w:p>
     <w:p>
+      <w:pPr>
+        <w:spacing w:line="360" w:lineRule="auto" w:before="0" w:after="0"/>
+        <w:ind w:firstLine="709"/>
+        <w:jc w:val="both"/>
+      </w:pPr>
       <w:r>
         <w:rPr>
+          <w:rFonts w:ascii="Times New Roman" w:hAnsi="Times New Roman" w:eastAsia="Times New Roman" w:cs="Times New Roman"/>
           <w:b w:val="0"/>
           <w:i w:val="0"/>
-          <w:sz w:val="24"/>
+          <w:sz w:val="28"/>
         </w:rPr>
         <w:t>3. Зачем в матрице коммуникаций указывать обратную связь?</w:t>
       </w:r>
     </w:p>
     <w:p>
+      <w:pPr>
+        <w:spacing w:line="360" w:lineRule="auto" w:before="0" w:after="0"/>
+        <w:ind w:firstLine="709"/>
+        <w:jc w:val="both"/>
+      </w:pPr>
       <w:r>
         <w:rPr>
+          <w:rFonts w:ascii="Times New Roman" w:hAnsi="Times New Roman" w:eastAsia="Times New Roman" w:cs="Times New Roman"/>
           <w:b w:val="0"/>
           <w:i w:val="0"/>
-          <w:sz w:val="24"/>
+          <w:sz w:val="28"/>
         </w:rPr>
         <w:t>4. Какой отчёт нужен спонсору и почему не тот же, что команде?</w:t>
       </w:r>
     </w:p>
     <w:p>
+      <w:pPr>
+        <w:spacing w:line="360" w:lineRule="auto" w:before="0" w:after="0"/>
+        <w:ind w:firstLine="709"/>
+        <w:jc w:val="both"/>
+      </w:pPr>
       <w:r>
         <w:rPr>
+          <w:rFonts w:ascii="Times New Roman" w:hAnsi="Times New Roman" w:eastAsia="Times New Roman" w:cs="Times New Roman"/>
           <w:b w:val="0"/>
           <w:i w:val="0"/>
-          <w:sz w:val="24"/>
+          <w:sz w:val="28"/>
         </w:rPr>
         <w:t>5. Когда эскалация уместна, а когда разрушает команду?</w:t>
       </w:r>
     </w:p>
     <w:p/>
     <w:p>
+      <w:pPr>
+        <w:pStyle w:val="Heading1"/>
+        <w:keepNext/>
+        <w:keepLines/>
+        <w:spacing w:line="240" w:lineRule="auto" w:before="240" w:after="0"/>
+        <w:ind w:left="0" w:firstLine="0"/>
+        <w:jc w:val="both"/>
+      </w:pPr>
       <w:r>
         <w:rPr>
-          <w:b/>
+          <w:rFonts w:ascii="Times New Roman" w:hAnsi="Times New Roman" w:eastAsia="Times New Roman" w:cs="Times New Roman"/>
+          <w:b w:val="0"/>
           <w:i w:val="0"/>
-          <w:sz w:val="24"/>
+          <w:sz w:val="28"/>
         </w:rPr>
         <w:t>Критерии оценки</w:t>
       </w:r>
@@ -2421,6 +3707,7 @@
       <w:tblPr>
         <w:tblStyle w:val="TableGrid"/>
         <w:tblW w:type="auto" w:w="0"/>
+        <w:tblLayout w:type="autofit"/>
         <w:tblLook w:firstColumn="1" w:firstRow="1" w:lastColumn="0" w:lastRow="0" w:noHBand="0" w:noVBand="1" w:val="04A0"/>
       </w:tblPr>
       <w:tblGrid>
@@ -2433,10 +3720,16 @@
             <w:tcW w:type="dxa" w:w="4320"/>
           </w:tcPr>
           <w:p>
+            <w:pPr>
+              <w:spacing w:line="360" w:lineRule="auto" w:before="0" w:after="0"/>
+              <w:ind w:firstLine="0"/>
+              <w:jc w:val="center"/>
+            </w:pPr>
             <w:r>
               <w:rPr>
+                <w:rFonts w:ascii="Times New Roman" w:hAnsi="Times New Roman" w:eastAsia="Times New Roman" w:cs="Times New Roman"/>
                 <w:b/>
-                <w:sz w:val="18"/>
+                <w:sz w:val="22"/>
               </w:rPr>
               <w:t>Балл</w:t>
             </w:r>
@@ -2447,10 +3740,16 @@
             <w:tcW w:type="dxa" w:w="4320"/>
           </w:tcPr>
           <w:p>
+            <w:pPr>
+              <w:spacing w:line="360" w:lineRule="auto" w:before="0" w:after="0"/>
+              <w:ind w:firstLine="0"/>
+              <w:jc w:val="center"/>
+            </w:pPr>
             <w:r>
               <w:rPr>
+                <w:rFonts w:ascii="Times New Roman" w:hAnsi="Times New Roman" w:eastAsia="Times New Roman" w:cs="Times New Roman"/>
                 <w:b/>
-                <w:sz w:val="18"/>
+                <w:sz w:val="22"/>
               </w:rPr>
               <w:t>Что должно быть сделано</w:t>
             </w:r>
@@ -2463,9 +3762,16 @@
             <w:tcW w:type="dxa" w:w="4320"/>
           </w:tcPr>
           <w:p>
+            <w:pPr>
+              <w:spacing w:line="360" w:lineRule="auto" w:before="0" w:after="0"/>
+              <w:ind w:firstLine="0"/>
+              <w:jc w:val="both"/>
+            </w:pPr>
             <w:r>
               <w:rPr>
-                <w:sz w:val="18"/>
+                <w:rFonts w:ascii="Times New Roman" w:hAnsi="Times New Roman" w:eastAsia="Times New Roman" w:cs="Times New Roman"/>
+                <w:b w:val="0"/>
+                <w:sz w:val="22"/>
               </w:rPr>
               <w:t>5</w:t>
             </w:r>
@@ -2476,9 +3782,16 @@
             <w:tcW w:type="dxa" w:w="4320"/>
           </w:tcPr>
           <w:p>
+            <w:pPr>
+              <w:spacing w:line="360" w:lineRule="auto" w:before="0" w:after="0"/>
+              <w:ind w:firstLine="0"/>
+              <w:jc w:val="both"/>
+            </w:pPr>
             <w:r>
               <w:rPr>
-                <w:sz w:val="18"/>
+                <w:rFonts w:ascii="Times New Roman" w:hAnsi="Times New Roman" w:eastAsia="Times New Roman" w:cs="Times New Roman"/>
+                <w:b w:val="0"/>
+                <w:sz w:val="22"/>
               </w:rPr>
               <w:t>Пять измеримых критериев, пять уровней проверок, матрица на девять адресатов, эскалация со сроком, проверки заполнены.</w:t>
             </w:r>
@@ -2491,9 +3804,16 @@
             <w:tcW w:type="dxa" w:w="4320"/>
           </w:tcPr>
           <w:p>
+            <w:pPr>
+              <w:spacing w:line="360" w:lineRule="auto" w:before="0" w:after="0"/>
+              <w:ind w:firstLine="0"/>
+              <w:jc w:val="both"/>
+            </w:pPr>
             <w:r>
               <w:rPr>
-                <w:sz w:val="18"/>
+                <w:rFonts w:ascii="Times New Roman" w:hAnsi="Times New Roman" w:eastAsia="Times New Roman" w:cs="Times New Roman"/>
+                <w:b w:val="0"/>
+                <w:sz w:val="22"/>
               </w:rPr>
               <w:t>4</w:t>
             </w:r>
@@ -2504,9 +3824,16 @@
             <w:tcW w:type="dxa" w:w="4320"/>
           </w:tcPr>
           <w:p>
+            <w:pPr>
+              <w:spacing w:line="360" w:lineRule="auto" w:before="0" w:after="0"/>
+              <w:ind w:firstLine="0"/>
+              <w:jc w:val="both"/>
+            </w:pPr>
             <w:r>
               <w:rPr>
-                <w:sz w:val="18"/>
+                <w:rFonts w:ascii="Times New Roman" w:hAnsi="Times New Roman" w:eastAsia="Times New Roman" w:cs="Times New Roman"/>
+                <w:b w:val="0"/>
+                <w:sz w:val="22"/>
               </w:rPr>
               <w:t>Планы полные, один критерий неизмерим или пропущен канал.</w:t>
             </w:r>
@@ -2519,9 +3846,16 @@
             <w:tcW w:type="dxa" w:w="4320"/>
           </w:tcPr>
           <w:p>
+            <w:pPr>
+              <w:spacing w:line="360" w:lineRule="auto" w:before="0" w:after="0"/>
+              <w:ind w:firstLine="0"/>
+              <w:jc w:val="both"/>
+            </w:pPr>
             <w:r>
               <w:rPr>
-                <w:sz w:val="18"/>
+                <w:rFonts w:ascii="Times New Roman" w:hAnsi="Times New Roman" w:eastAsia="Times New Roman" w:cs="Times New Roman"/>
+                <w:b w:val="0"/>
+                <w:sz w:val="22"/>
               </w:rPr>
               <w:t>3</w:t>
             </w:r>
@@ -2532,9 +3866,16 @@
             <w:tcW w:type="dxa" w:w="4320"/>
           </w:tcPr>
           <w:p>
+            <w:pPr>
+              <w:spacing w:line="360" w:lineRule="auto" w:before="0" w:after="0"/>
+              <w:ind w:firstLine="0"/>
+              <w:jc w:val="both"/>
+            </w:pPr>
             <w:r>
               <w:rPr>
-                <w:sz w:val="18"/>
+                <w:rFonts w:ascii="Times New Roman" w:hAnsi="Times New Roman" w:eastAsia="Times New Roman" w:cs="Times New Roman"/>
+                <w:b w:val="0"/>
+                <w:sz w:val="22"/>
               </w:rPr>
               <w:t>Критерии общие, матрица коммуникаций неполная.</w:t>
             </w:r>
@@ -2544,48 +3885,75 @@
     </w:tbl>
     <w:p/>
     <w:p>
+      <w:pPr>
+        <w:pStyle w:val="Heading1"/>
+        <w:keepNext/>
+        <w:keepLines/>
+        <w:spacing w:line="240" w:lineRule="auto" w:before="240" w:after="0"/>
+        <w:ind w:left="0" w:firstLine="0"/>
+        <w:jc w:val="both"/>
+      </w:pPr>
       <w:r>
         <w:rPr>
-          <w:b/>
+          <w:rFonts w:ascii="Times New Roman" w:hAnsi="Times New Roman" w:eastAsia="Times New Roman" w:cs="Times New Roman"/>
+          <w:b w:val="0"/>
           <w:i w:val="0"/>
-          <w:sz w:val="24"/>
+          <w:sz w:val="28"/>
         </w:rPr>
         <w:t>Вывод</w:t>
       </w:r>
     </w:p>
     <w:p>
+      <w:pPr>
+        <w:spacing w:line="360" w:lineRule="auto" w:before="0" w:after="0"/>
+        <w:ind w:firstLine="709"/>
+        <w:jc w:val="both"/>
+      </w:pPr>
       <w:r>
         <w:rPr>
+          <w:rFonts w:ascii="Times New Roman" w:hAnsi="Times New Roman" w:eastAsia="Times New Roman" w:cs="Times New Roman"/>
           <w:b w:val="0"/>
           <w:i w:val="0"/>
-          <w:sz w:val="24"/>
+          <w:sz w:val="28"/>
         </w:rPr>
         <w:t>________________________________________________________________________</w:t>
       </w:r>
     </w:p>
     <w:p>
+      <w:pPr>
+        <w:spacing w:line="360" w:lineRule="auto" w:before="0" w:after="0"/>
+        <w:ind w:firstLine="709"/>
+        <w:jc w:val="both"/>
+      </w:pPr>
       <w:r>
         <w:rPr>
+          <w:rFonts w:ascii="Times New Roman" w:hAnsi="Times New Roman" w:eastAsia="Times New Roman" w:cs="Times New Roman"/>
           <w:b w:val="0"/>
           <w:i w:val="0"/>
-          <w:sz w:val="24"/>
+          <w:sz w:val="28"/>
         </w:rPr>
         <w:t>________________________________________________________________________</w:t>
       </w:r>
     </w:p>
     <w:p>
+      <w:pPr>
+        <w:spacing w:line="360" w:lineRule="auto" w:before="0" w:after="0"/>
+        <w:ind w:firstLine="709"/>
+        <w:jc w:val="both"/>
+      </w:pPr>
       <w:r>
         <w:rPr>
+          <w:rFonts w:ascii="Times New Roman" w:hAnsi="Times New Roman" w:eastAsia="Times New Roman" w:cs="Times New Roman"/>
           <w:b w:val="0"/>
           <w:i w:val="0"/>
-          <w:sz w:val="24"/>
+          <w:sz w:val="28"/>
         </w:rPr>
         <w:t>________________________________________________________________________</w:t>
       </w:r>
     </w:p>
     <w:sectPr>
-      <w:pgSz w:w="12240" w:h="15840"/>
-      <w:pgMar w:top="1440" w:right="1800" w:bottom="1440" w:left="1800" w:header="720" w:footer="720" w:gutter="0"/>
+      <w:pgSz w:w="11906" w:h="16838"/>
+      <w:pgMar w:top="1134" w:right="850" w:bottom="1134" w:left="1701" w:header="720" w:footer="720" w:gutter="0"/>
       <w:cols w:space="720"/>
       <w:docGrid w:linePitch="360"/>
     </w:sectPr>
@@ -2956,9 +4324,14 @@
     <w:name w:val="Normal"/>
     <w:qFormat/>
     <w:rsid w:val="00FC693F"/>
+    <w:pPr>
+      <w:spacing w:line="360" w:lineRule="auto" w:before="0" w:after="0"/>
+      <w:ind w:firstLine="709"/>
+      <w:jc w:val="both"/>
+    </w:pPr>
     <w:rPr>
-      <w:rFonts w:ascii="Times New Roman" w:hAnsi="Times New Roman"/>
-      <w:sz w:val="24"/>
+      <w:rFonts w:ascii="Times New Roman" w:hAnsi="Times New Roman" w:eastAsia="Times New Roman" w:cs="Times New Roman"/>
+      <w:sz w:val="28"/>
     </w:rPr>
   </w:style>
   <w:style w:type="paragraph" w:styleId="Header">
@@ -3016,12 +4389,14 @@
     <w:pPr>
       <w:keepNext/>
       <w:keepLines/>
-      <w:spacing w:before="480" w:after="0"/>
+      <w:spacing w:before="240" w:after="0" w:line="240" w:lineRule="auto"/>
+      <w:ind w:left="0" w:firstLine="0"/>
+      <w:jc w:val="both"/>
       <w:outlineLvl w:val="0"/>
     </w:pPr>
     <w:rPr>
-      <w:rFonts w:asciiTheme="majorHAnsi" w:eastAsiaTheme="majorEastAsia" w:hAnsiTheme="majorHAnsi" w:cstheme="majorBidi"/>
-      <w:b/>
+      <w:rFonts w:asciiTheme="majorHAnsi" w:eastAsiaTheme="majorEastAsia" w:hAnsiTheme="majorHAnsi" w:cstheme="majorBidi" w:ascii="Times New Roman" w:hAnsi="Times New Roman" w:eastAsia="Times New Roman" w:cs="Times New Roman"/>
+      <w:b w:val="0"/>
       <w:bCs/>
       <w:color w:val="365F91" w:themeColor="accent1" w:themeShade="BF"/>
       <w:sz w:val="28"/>
@@ -3040,15 +4415,17 @@
     <w:pPr>
       <w:keepNext/>
       <w:keepLines/>
-      <w:spacing w:before="200" w:after="0"/>
+      <w:spacing w:before="40" w:after="0" w:line="240" w:lineRule="auto"/>
+      <w:ind w:left="0" w:firstLine="0"/>
+      <w:jc w:val="left"/>
       <w:outlineLvl w:val="1"/>
     </w:pPr>
     <w:rPr>
-      <w:rFonts w:asciiTheme="majorHAnsi" w:eastAsiaTheme="majorEastAsia" w:hAnsiTheme="majorHAnsi" w:cstheme="majorBidi"/>
+      <w:rFonts w:asciiTheme="majorHAnsi" w:eastAsiaTheme="majorEastAsia" w:hAnsiTheme="majorHAnsi" w:cstheme="majorBidi" w:ascii="Times New Roman" w:hAnsi="Times New Roman" w:eastAsia="Times New Roman" w:cs="Times New Roman"/>
       <w:b/>
       <w:bCs/>
       <w:color w:val="4F81BD" w:themeColor="accent1"/>
-      <w:sz w:val="26"/>
+      <w:sz w:val="28"/>
       <w:szCs w:val="26"/>
     </w:rPr>
   </w:style>
@@ -3378,9 +4755,14 @@
     <w:qFormat/>
     <w:rsid w:val="00FC693F"/>
     <w:pPr>
-      <w:ind w:left="720"/>
+      <w:spacing w:line="360" w:lineRule="auto" w:before="0" w:after="0"/>
+      <w:ind w:left="709" w:firstLine="0"/>
       <w:contextualSpacing/>
     </w:pPr>
+    <w:rPr>
+      <w:rFonts w:ascii="Times New Roman" w:hAnsi="Times New Roman" w:eastAsia="Times New Roman" w:cs="Times New Roman"/>
+      <w:sz w:val="28"/>
+    </w:rPr>
   </w:style>
   <w:style w:type="paragraph" w:styleId="BodyText">
     <w:name w:val="Body Text"/>

--- a/courses/3/project-management/dist/reports/PM_practice-05_report-template.docx
+++ b/courses/3/project-management/dist/reports/PM_practice-05_report-template.docx
@@ -13,6 +13,7 @@
           <w:rFonts w:ascii="Times New Roman" w:hAnsi="Times New Roman" w:eastAsia="Times New Roman" w:cs="Times New Roman"/>
           <w:b/>
           <w:i w:val="0"/>
+          <w:color w:val="000000"/>
           <w:sz w:val="28"/>
         </w:rPr>
         <w:t>Управление проектами (МДК.03.02)</w:t>
@@ -29,6 +30,7 @@
           <w:rFonts w:ascii="Times New Roman" w:hAnsi="Times New Roman" w:eastAsia="Times New Roman" w:cs="Times New Roman"/>
           <w:b/>
           <w:i w:val="0"/>
+          <w:color w:val="000000"/>
           <w:sz w:val="28"/>
         </w:rPr>
         <w:t>Практическая работа 5</w:t>
@@ -45,6 +47,7 @@
           <w:rFonts w:ascii="Times New Roman" w:hAnsi="Times New Roman" w:eastAsia="Times New Roman" w:cs="Times New Roman"/>
           <w:b w:val="0"/>
           <w:i w:val="0"/>
+          <w:color w:val="000000"/>
           <w:sz w:val="28"/>
         </w:rPr>
         <w:t>План качества и план коммуникаций</w:t>
@@ -62,6 +65,7 @@
           <w:rFonts w:ascii="Times New Roman" w:hAnsi="Times New Roman" w:eastAsia="Times New Roman" w:cs="Times New Roman"/>
           <w:b w:val="0"/>
           <w:i w:val="0"/>
+          <w:color w:val="000000"/>
           <w:sz w:val="28"/>
         </w:rPr>
         <w:t>ФИО студента: ______________________________________</w:t>
@@ -78,6 +82,7 @@
           <w:rFonts w:ascii="Times New Roman" w:hAnsi="Times New Roman" w:eastAsia="Times New Roman" w:cs="Times New Roman"/>
           <w:b w:val="0"/>
           <w:i w:val="0"/>
+          <w:color w:val="000000"/>
           <w:sz w:val="28"/>
         </w:rPr>
         <w:t>Группа: ______________________  Дата: _______________</w:t>
@@ -94,6 +99,7 @@
           <w:rFonts w:ascii="Times New Roman" w:hAnsi="Times New Roman" w:eastAsia="Times New Roman" w:cs="Times New Roman"/>
           <w:b w:val="0"/>
           <w:i w:val="0"/>
+          <w:color w:val="000000"/>
           <w:sz w:val="28"/>
         </w:rPr>
         <w:t>Проект: ____________________________________________</w:t>
@@ -105,6 +111,7 @@
         <w:pStyle w:val="Heading1"/>
         <w:keepNext/>
         <w:keepLines/>
+        <w:pageBreakBefore/>
         <w:spacing w:line="240" w:lineRule="auto" w:before="240" w:after="0"/>
         <w:ind w:left="0" w:firstLine="0"/>
         <w:jc w:val="both"/>
@@ -114,6 +121,7 @@
           <w:rFonts w:ascii="Times New Roman" w:hAnsi="Times New Roman" w:eastAsia="Times New Roman" w:cs="Times New Roman"/>
           <w:b w:val="0"/>
           <w:i w:val="0"/>
+          <w:color w:val="000000"/>
           <w:sz w:val="28"/>
         </w:rPr>
         <w:t>Цель работы</w:t>
@@ -130,6 +138,7 @@
           <w:rFonts w:ascii="Times New Roman" w:hAnsi="Times New Roman" w:eastAsia="Times New Roman" w:cs="Times New Roman"/>
           <w:b w:val="0"/>
           <w:i w:val="0"/>
+          <w:color w:val="000000"/>
           <w:sz w:val="28"/>
         </w:rPr>
         <w:t>Собрать и проверить проектный документ так, чтобы его мог понять новый участник команды и комиссия. Все решения должны опираться на числа и проверяемые факты.</w:t>
@@ -149,6 +158,7 @@
         <w:rPr>
           <w:rFonts w:ascii="Times New Roman" w:hAnsi="Times New Roman" w:eastAsia="Times New Roman" w:cs="Times New Roman"/>
           <w:b w:val="0"/>
+          <w:color w:val="000000"/>
           <w:sz w:val="28"/>
         </w:rPr>
         <w:t>Ход работы</w:t>
@@ -168,6 +178,7 @@
           <w:rFonts w:ascii="Times New Roman" w:hAnsi="Times New Roman" w:eastAsia="Times New Roman" w:cs="Times New Roman"/>
           <w:b/>
           <w:i w:val="0"/>
+          <w:color w:val="000000"/>
           <w:sz w:val="28"/>
         </w:rPr>
         <w:t>1. Критерии качества</w:t>
@@ -184,6 +195,7 @@
           <w:rFonts w:ascii="Times New Roman" w:hAnsi="Times New Roman" w:eastAsia="Times New Roman" w:cs="Times New Roman"/>
           <w:b w:val="0"/>
           <w:i w:val="0"/>
+          <w:color w:val="000000"/>
           <w:sz w:val="28"/>
         </w:rPr>
         <w:t>Критерий должен быть измеримым: число, доля, время или однозначное да или нет.</w:t>
@@ -218,6 +230,7 @@
               <w:rPr>
                 <w:rFonts w:ascii="Times New Roman" w:hAnsi="Times New Roman" w:eastAsia="Times New Roman" w:cs="Times New Roman"/>
                 <w:b/>
+                <w:color w:val="000000"/>
                 <w:sz w:val="22"/>
               </w:rPr>
               <w:t>Объект</w:t>
@@ -238,6 +251,7 @@
               <w:rPr>
                 <w:rFonts w:ascii="Times New Roman" w:hAnsi="Times New Roman" w:eastAsia="Times New Roman" w:cs="Times New Roman"/>
                 <w:b/>
+                <w:color w:val="000000"/>
                 <w:sz w:val="22"/>
               </w:rPr>
               <w:t>Критерий</w:t>
@@ -258,6 +272,7 @@
               <w:rPr>
                 <w:rFonts w:ascii="Times New Roman" w:hAnsi="Times New Roman" w:eastAsia="Times New Roman" w:cs="Times New Roman"/>
                 <w:b/>
+                <w:color w:val="000000"/>
                 <w:sz w:val="22"/>
               </w:rPr>
               <w:t>Метрика</w:t>
@@ -278,6 +293,7 @@
               <w:rPr>
                 <w:rFonts w:ascii="Times New Roman" w:hAnsi="Times New Roman" w:eastAsia="Times New Roman" w:cs="Times New Roman"/>
                 <w:b/>
+                <w:color w:val="000000"/>
                 <w:sz w:val="22"/>
               </w:rPr>
               <w:t>Метод проверки</w:t>
@@ -298,6 +314,7 @@
               <w:rPr>
                 <w:rFonts w:ascii="Times New Roman" w:hAnsi="Times New Roman" w:eastAsia="Times New Roman" w:cs="Times New Roman"/>
                 <w:b/>
+                <w:color w:val="000000"/>
                 <w:sz w:val="22"/>
               </w:rPr>
               <w:t>Ответственный</w:t>
@@ -320,6 +337,7 @@
               <w:rPr>
                 <w:rFonts w:ascii="Times New Roman" w:hAnsi="Times New Roman" w:eastAsia="Times New Roman" w:cs="Times New Roman"/>
                 <w:b w:val="0"/>
+                <w:color w:val="000000"/>
                 <w:sz w:val="22"/>
               </w:rPr>
             </w:r>
@@ -339,6 +357,7 @@
               <w:rPr>
                 <w:rFonts w:ascii="Times New Roman" w:hAnsi="Times New Roman" w:eastAsia="Times New Roman" w:cs="Times New Roman"/>
                 <w:b w:val="0"/>
+                <w:color w:val="000000"/>
                 <w:sz w:val="22"/>
               </w:rPr>
             </w:r>
@@ -358,6 +377,7 @@
               <w:rPr>
                 <w:rFonts w:ascii="Times New Roman" w:hAnsi="Times New Roman" w:eastAsia="Times New Roman" w:cs="Times New Roman"/>
                 <w:b w:val="0"/>
+                <w:color w:val="000000"/>
                 <w:sz w:val="22"/>
               </w:rPr>
             </w:r>
@@ -377,6 +397,7 @@
               <w:rPr>
                 <w:rFonts w:ascii="Times New Roman" w:hAnsi="Times New Roman" w:eastAsia="Times New Roman" w:cs="Times New Roman"/>
                 <w:b w:val="0"/>
+                <w:color w:val="000000"/>
                 <w:sz w:val="22"/>
               </w:rPr>
             </w:r>
@@ -396,6 +417,7 @@
               <w:rPr>
                 <w:rFonts w:ascii="Times New Roman" w:hAnsi="Times New Roman" w:eastAsia="Times New Roman" w:cs="Times New Roman"/>
                 <w:b w:val="0"/>
+                <w:color w:val="000000"/>
                 <w:sz w:val="22"/>
               </w:rPr>
             </w:r>
@@ -417,6 +439,7 @@
               <w:rPr>
                 <w:rFonts w:ascii="Times New Roman" w:hAnsi="Times New Roman" w:eastAsia="Times New Roman" w:cs="Times New Roman"/>
                 <w:b w:val="0"/>
+                <w:color w:val="000000"/>
                 <w:sz w:val="22"/>
               </w:rPr>
             </w:r>
@@ -436,6 +459,7 @@
               <w:rPr>
                 <w:rFonts w:ascii="Times New Roman" w:hAnsi="Times New Roman" w:eastAsia="Times New Roman" w:cs="Times New Roman"/>
                 <w:b w:val="0"/>
+                <w:color w:val="000000"/>
                 <w:sz w:val="22"/>
               </w:rPr>
             </w:r>
@@ -455,6 +479,7 @@
               <w:rPr>
                 <w:rFonts w:ascii="Times New Roman" w:hAnsi="Times New Roman" w:eastAsia="Times New Roman" w:cs="Times New Roman"/>
                 <w:b w:val="0"/>
+                <w:color w:val="000000"/>
                 <w:sz w:val="22"/>
               </w:rPr>
             </w:r>
@@ -474,6 +499,7 @@
               <w:rPr>
                 <w:rFonts w:ascii="Times New Roman" w:hAnsi="Times New Roman" w:eastAsia="Times New Roman" w:cs="Times New Roman"/>
                 <w:b w:val="0"/>
+                <w:color w:val="000000"/>
                 <w:sz w:val="22"/>
               </w:rPr>
             </w:r>
@@ -493,6 +519,7 @@
               <w:rPr>
                 <w:rFonts w:ascii="Times New Roman" w:hAnsi="Times New Roman" w:eastAsia="Times New Roman" w:cs="Times New Roman"/>
                 <w:b w:val="0"/>
+                <w:color w:val="000000"/>
                 <w:sz w:val="22"/>
               </w:rPr>
             </w:r>
@@ -514,6 +541,7 @@
               <w:rPr>
                 <w:rFonts w:ascii="Times New Roman" w:hAnsi="Times New Roman" w:eastAsia="Times New Roman" w:cs="Times New Roman"/>
                 <w:b w:val="0"/>
+                <w:color w:val="000000"/>
                 <w:sz w:val="22"/>
               </w:rPr>
             </w:r>
@@ -533,6 +561,7 @@
               <w:rPr>
                 <w:rFonts w:ascii="Times New Roman" w:hAnsi="Times New Roman" w:eastAsia="Times New Roman" w:cs="Times New Roman"/>
                 <w:b w:val="0"/>
+                <w:color w:val="000000"/>
                 <w:sz w:val="22"/>
               </w:rPr>
             </w:r>
@@ -552,6 +581,7 @@
               <w:rPr>
                 <w:rFonts w:ascii="Times New Roman" w:hAnsi="Times New Roman" w:eastAsia="Times New Roman" w:cs="Times New Roman"/>
                 <w:b w:val="0"/>
+                <w:color w:val="000000"/>
                 <w:sz w:val="22"/>
               </w:rPr>
             </w:r>
@@ -571,6 +601,7 @@
               <w:rPr>
                 <w:rFonts w:ascii="Times New Roman" w:hAnsi="Times New Roman" w:eastAsia="Times New Roman" w:cs="Times New Roman"/>
                 <w:b w:val="0"/>
+                <w:color w:val="000000"/>
                 <w:sz w:val="22"/>
               </w:rPr>
             </w:r>
@@ -590,6 +621,7 @@
               <w:rPr>
                 <w:rFonts w:ascii="Times New Roman" w:hAnsi="Times New Roman" w:eastAsia="Times New Roman" w:cs="Times New Roman"/>
                 <w:b w:val="0"/>
+                <w:color w:val="000000"/>
                 <w:sz w:val="22"/>
               </w:rPr>
             </w:r>
@@ -611,6 +643,7 @@
               <w:rPr>
                 <w:rFonts w:ascii="Times New Roman" w:hAnsi="Times New Roman" w:eastAsia="Times New Roman" w:cs="Times New Roman"/>
                 <w:b w:val="0"/>
+                <w:color w:val="000000"/>
                 <w:sz w:val="22"/>
               </w:rPr>
             </w:r>
@@ -630,6 +663,7 @@
               <w:rPr>
                 <w:rFonts w:ascii="Times New Roman" w:hAnsi="Times New Roman" w:eastAsia="Times New Roman" w:cs="Times New Roman"/>
                 <w:b w:val="0"/>
+                <w:color w:val="000000"/>
                 <w:sz w:val="22"/>
               </w:rPr>
             </w:r>
@@ -649,6 +683,7 @@
               <w:rPr>
                 <w:rFonts w:ascii="Times New Roman" w:hAnsi="Times New Roman" w:eastAsia="Times New Roman" w:cs="Times New Roman"/>
                 <w:b w:val="0"/>
+                <w:color w:val="000000"/>
                 <w:sz w:val="22"/>
               </w:rPr>
             </w:r>
@@ -668,6 +703,7 @@
               <w:rPr>
                 <w:rFonts w:ascii="Times New Roman" w:hAnsi="Times New Roman" w:eastAsia="Times New Roman" w:cs="Times New Roman"/>
                 <w:b w:val="0"/>
+                <w:color w:val="000000"/>
                 <w:sz w:val="22"/>
               </w:rPr>
             </w:r>
@@ -687,6 +723,7 @@
               <w:rPr>
                 <w:rFonts w:ascii="Times New Roman" w:hAnsi="Times New Roman" w:eastAsia="Times New Roman" w:cs="Times New Roman"/>
                 <w:b w:val="0"/>
+                <w:color w:val="000000"/>
                 <w:sz w:val="22"/>
               </w:rPr>
             </w:r>
@@ -708,6 +745,7 @@
               <w:rPr>
                 <w:rFonts w:ascii="Times New Roman" w:hAnsi="Times New Roman" w:eastAsia="Times New Roman" w:cs="Times New Roman"/>
                 <w:b w:val="0"/>
+                <w:color w:val="000000"/>
                 <w:sz w:val="22"/>
               </w:rPr>
             </w:r>
@@ -727,6 +765,7 @@
               <w:rPr>
                 <w:rFonts w:ascii="Times New Roman" w:hAnsi="Times New Roman" w:eastAsia="Times New Roman" w:cs="Times New Roman"/>
                 <w:b w:val="0"/>
+                <w:color w:val="000000"/>
                 <w:sz w:val="22"/>
               </w:rPr>
             </w:r>
@@ -746,6 +785,7 @@
               <w:rPr>
                 <w:rFonts w:ascii="Times New Roman" w:hAnsi="Times New Roman" w:eastAsia="Times New Roman" w:cs="Times New Roman"/>
                 <w:b w:val="0"/>
+                <w:color w:val="000000"/>
                 <w:sz w:val="22"/>
               </w:rPr>
             </w:r>
@@ -765,6 +805,7 @@
               <w:rPr>
                 <w:rFonts w:ascii="Times New Roman" w:hAnsi="Times New Roman" w:eastAsia="Times New Roman" w:cs="Times New Roman"/>
                 <w:b w:val="0"/>
+                <w:color w:val="000000"/>
                 <w:sz w:val="22"/>
               </w:rPr>
             </w:r>
@@ -784,6 +825,7 @@
               <w:rPr>
                 <w:rFonts w:ascii="Times New Roman" w:hAnsi="Times New Roman" w:eastAsia="Times New Roman" w:cs="Times New Roman"/>
                 <w:b w:val="0"/>
+                <w:color w:val="000000"/>
                 <w:sz w:val="22"/>
               </w:rPr>
             </w:r>
@@ -806,6 +848,7 @@
           <w:rFonts w:ascii="Times New Roman" w:hAnsi="Times New Roman" w:eastAsia="Times New Roman" w:cs="Times New Roman"/>
           <w:b/>
           <w:i w:val="0"/>
+          <w:color w:val="000000"/>
           <w:sz w:val="28"/>
         </w:rPr>
         <w:t>2. План проверок</w:t>
@@ -840,6 +883,7 @@
               <w:rPr>
                 <w:rFonts w:ascii="Times New Roman" w:hAnsi="Times New Roman" w:eastAsia="Times New Roman" w:cs="Times New Roman"/>
                 <w:b/>
+                <w:color w:val="000000"/>
                 <w:sz w:val="22"/>
               </w:rPr>
               <w:t>Уровень</w:t>
@@ -860,6 +904,7 @@
               <w:rPr>
                 <w:rFonts w:ascii="Times New Roman" w:hAnsi="Times New Roman" w:eastAsia="Times New Roman" w:cs="Times New Roman"/>
                 <w:b/>
+                <w:color w:val="000000"/>
                 <w:sz w:val="22"/>
               </w:rPr>
               <w:t>Что проверяем</w:t>
@@ -880,6 +925,7 @@
               <w:rPr>
                 <w:rFonts w:ascii="Times New Roman" w:hAnsi="Times New Roman" w:eastAsia="Times New Roman" w:cs="Times New Roman"/>
                 <w:b/>
+                <w:color w:val="000000"/>
                 <w:sz w:val="22"/>
               </w:rPr>
               <w:t>Когда</w:t>
@@ -900,6 +946,7 @@
               <w:rPr>
                 <w:rFonts w:ascii="Times New Roman" w:hAnsi="Times New Roman" w:eastAsia="Times New Roman" w:cs="Times New Roman"/>
                 <w:b/>
+                <w:color w:val="000000"/>
                 <w:sz w:val="22"/>
               </w:rPr>
               <w:t>Кто</w:t>
@@ -920,6 +967,7 @@
               <w:rPr>
                 <w:rFonts w:ascii="Times New Roman" w:hAnsi="Times New Roman" w:eastAsia="Times New Roman" w:cs="Times New Roman"/>
                 <w:b/>
+                <w:color w:val="000000"/>
                 <w:sz w:val="22"/>
               </w:rPr>
               <w:t>Доказательство</w:t>
@@ -942,6 +990,7 @@
               <w:rPr>
                 <w:rFonts w:ascii="Times New Roman" w:hAnsi="Times New Roman" w:eastAsia="Times New Roman" w:cs="Times New Roman"/>
                 <w:b w:val="0"/>
+                <w:color w:val="000000"/>
                 <w:sz w:val="22"/>
               </w:rPr>
               <w:t>Требования</w:t>
@@ -962,6 +1011,7 @@
               <w:rPr>
                 <w:rFonts w:ascii="Times New Roman" w:hAnsi="Times New Roman" w:eastAsia="Times New Roman" w:cs="Times New Roman"/>
                 <w:b w:val="0"/>
+                <w:color w:val="000000"/>
                 <w:sz w:val="22"/>
               </w:rPr>
             </w:r>
@@ -981,6 +1031,7 @@
               <w:rPr>
                 <w:rFonts w:ascii="Times New Roman" w:hAnsi="Times New Roman" w:eastAsia="Times New Roman" w:cs="Times New Roman"/>
                 <w:b w:val="0"/>
+                <w:color w:val="000000"/>
                 <w:sz w:val="22"/>
               </w:rPr>
             </w:r>
@@ -1000,6 +1051,7 @@
               <w:rPr>
                 <w:rFonts w:ascii="Times New Roman" w:hAnsi="Times New Roman" w:eastAsia="Times New Roman" w:cs="Times New Roman"/>
                 <w:b w:val="0"/>
+                <w:color w:val="000000"/>
                 <w:sz w:val="22"/>
               </w:rPr>
             </w:r>
@@ -1019,6 +1071,7 @@
               <w:rPr>
                 <w:rFonts w:ascii="Times New Roman" w:hAnsi="Times New Roman" w:eastAsia="Times New Roman" w:cs="Times New Roman"/>
                 <w:b w:val="0"/>
+                <w:color w:val="000000"/>
                 <w:sz w:val="22"/>
               </w:rPr>
             </w:r>
@@ -1040,6 +1093,7 @@
               <w:rPr>
                 <w:rFonts w:ascii="Times New Roman" w:hAnsi="Times New Roman" w:eastAsia="Times New Roman" w:cs="Times New Roman"/>
                 <w:b w:val="0"/>
+                <w:color w:val="000000"/>
                 <w:sz w:val="22"/>
               </w:rPr>
               <w:t>Прототип</w:t>
@@ -1060,6 +1114,7 @@
               <w:rPr>
                 <w:rFonts w:ascii="Times New Roman" w:hAnsi="Times New Roman" w:eastAsia="Times New Roman" w:cs="Times New Roman"/>
                 <w:b w:val="0"/>
+                <w:color w:val="000000"/>
                 <w:sz w:val="22"/>
               </w:rPr>
             </w:r>
@@ -1079,6 +1134,7 @@
               <w:rPr>
                 <w:rFonts w:ascii="Times New Roman" w:hAnsi="Times New Roman" w:eastAsia="Times New Roman" w:cs="Times New Roman"/>
                 <w:b w:val="0"/>
+                <w:color w:val="000000"/>
                 <w:sz w:val="22"/>
               </w:rPr>
             </w:r>
@@ -1098,6 +1154,7 @@
               <w:rPr>
                 <w:rFonts w:ascii="Times New Roman" w:hAnsi="Times New Roman" w:eastAsia="Times New Roman" w:cs="Times New Roman"/>
                 <w:b w:val="0"/>
+                <w:color w:val="000000"/>
                 <w:sz w:val="22"/>
               </w:rPr>
             </w:r>
@@ -1117,6 +1174,7 @@
               <w:rPr>
                 <w:rFonts w:ascii="Times New Roman" w:hAnsi="Times New Roman" w:eastAsia="Times New Roman" w:cs="Times New Roman"/>
                 <w:b w:val="0"/>
+                <w:color w:val="000000"/>
                 <w:sz w:val="22"/>
               </w:rPr>
             </w:r>
@@ -1138,6 +1196,7 @@
               <w:rPr>
                 <w:rFonts w:ascii="Times New Roman" w:hAnsi="Times New Roman" w:eastAsia="Times New Roman" w:cs="Times New Roman"/>
                 <w:b w:val="0"/>
+                <w:color w:val="000000"/>
                 <w:sz w:val="22"/>
               </w:rPr>
               <w:t>Код</w:t>
@@ -1158,6 +1217,7 @@
               <w:rPr>
                 <w:rFonts w:ascii="Times New Roman" w:hAnsi="Times New Roman" w:eastAsia="Times New Roman" w:cs="Times New Roman"/>
                 <w:b w:val="0"/>
+                <w:color w:val="000000"/>
                 <w:sz w:val="22"/>
               </w:rPr>
             </w:r>
@@ -1177,6 +1237,7 @@
               <w:rPr>
                 <w:rFonts w:ascii="Times New Roman" w:hAnsi="Times New Roman" w:eastAsia="Times New Roman" w:cs="Times New Roman"/>
                 <w:b w:val="0"/>
+                <w:color w:val="000000"/>
                 <w:sz w:val="22"/>
               </w:rPr>
             </w:r>
@@ -1196,6 +1257,7 @@
               <w:rPr>
                 <w:rFonts w:ascii="Times New Roman" w:hAnsi="Times New Roman" w:eastAsia="Times New Roman" w:cs="Times New Roman"/>
                 <w:b w:val="0"/>
+                <w:color w:val="000000"/>
                 <w:sz w:val="22"/>
               </w:rPr>
             </w:r>
@@ -1215,6 +1277,7 @@
               <w:rPr>
                 <w:rFonts w:ascii="Times New Roman" w:hAnsi="Times New Roman" w:eastAsia="Times New Roman" w:cs="Times New Roman"/>
                 <w:b w:val="0"/>
+                <w:color w:val="000000"/>
                 <w:sz w:val="22"/>
               </w:rPr>
             </w:r>
@@ -1236,6 +1299,7 @@
               <w:rPr>
                 <w:rFonts w:ascii="Times New Roman" w:hAnsi="Times New Roman" w:eastAsia="Times New Roman" w:cs="Times New Roman"/>
                 <w:b w:val="0"/>
+                <w:color w:val="000000"/>
                 <w:sz w:val="22"/>
               </w:rPr>
               <w:t>Интеграция</w:t>
@@ -1256,6 +1320,7 @@
               <w:rPr>
                 <w:rFonts w:ascii="Times New Roman" w:hAnsi="Times New Roman" w:eastAsia="Times New Roman" w:cs="Times New Roman"/>
                 <w:b w:val="0"/>
+                <w:color w:val="000000"/>
                 <w:sz w:val="22"/>
               </w:rPr>
             </w:r>
@@ -1275,6 +1340,7 @@
               <w:rPr>
                 <w:rFonts w:ascii="Times New Roman" w:hAnsi="Times New Roman" w:eastAsia="Times New Roman" w:cs="Times New Roman"/>
                 <w:b w:val="0"/>
+                <w:color w:val="000000"/>
                 <w:sz w:val="22"/>
               </w:rPr>
             </w:r>
@@ -1294,6 +1360,7 @@
               <w:rPr>
                 <w:rFonts w:ascii="Times New Roman" w:hAnsi="Times New Roman" w:eastAsia="Times New Roman" w:cs="Times New Roman"/>
                 <w:b w:val="0"/>
+                <w:color w:val="000000"/>
                 <w:sz w:val="22"/>
               </w:rPr>
             </w:r>
@@ -1313,6 +1380,7 @@
               <w:rPr>
                 <w:rFonts w:ascii="Times New Roman" w:hAnsi="Times New Roman" w:eastAsia="Times New Roman" w:cs="Times New Roman"/>
                 <w:b w:val="0"/>
+                <w:color w:val="000000"/>
                 <w:sz w:val="22"/>
               </w:rPr>
             </w:r>
@@ -1334,6 +1402,7 @@
               <w:rPr>
                 <w:rFonts w:ascii="Times New Roman" w:hAnsi="Times New Roman" w:eastAsia="Times New Roman" w:cs="Times New Roman"/>
                 <w:b w:val="0"/>
+                <w:color w:val="000000"/>
                 <w:sz w:val="22"/>
               </w:rPr>
               <w:t>Приёмка</w:t>
@@ -1354,6 +1423,7 @@
               <w:rPr>
                 <w:rFonts w:ascii="Times New Roman" w:hAnsi="Times New Roman" w:eastAsia="Times New Roman" w:cs="Times New Roman"/>
                 <w:b w:val="0"/>
+                <w:color w:val="000000"/>
                 <w:sz w:val="22"/>
               </w:rPr>
             </w:r>
@@ -1373,6 +1443,7 @@
               <w:rPr>
                 <w:rFonts w:ascii="Times New Roman" w:hAnsi="Times New Roman" w:eastAsia="Times New Roman" w:cs="Times New Roman"/>
                 <w:b w:val="0"/>
+                <w:color w:val="000000"/>
                 <w:sz w:val="22"/>
               </w:rPr>
             </w:r>
@@ -1392,6 +1463,7 @@
               <w:rPr>
                 <w:rFonts w:ascii="Times New Roman" w:hAnsi="Times New Roman" w:eastAsia="Times New Roman" w:cs="Times New Roman"/>
                 <w:b w:val="0"/>
+                <w:color w:val="000000"/>
                 <w:sz w:val="22"/>
               </w:rPr>
             </w:r>
@@ -1411,6 +1483,7 @@
               <w:rPr>
                 <w:rFonts w:ascii="Times New Roman" w:hAnsi="Times New Roman" w:eastAsia="Times New Roman" w:cs="Times New Roman"/>
                 <w:b w:val="0"/>
+                <w:color w:val="000000"/>
                 <w:sz w:val="22"/>
               </w:rPr>
             </w:r>
@@ -1433,6 +1506,7 @@
           <w:rFonts w:ascii="Times New Roman" w:hAnsi="Times New Roman" w:eastAsia="Times New Roman" w:cs="Times New Roman"/>
           <w:b/>
           <w:i w:val="0"/>
+          <w:color w:val="000000"/>
           <w:sz w:val="28"/>
         </w:rPr>
         <w:t>3. Матрица коммуникаций</w:t>
@@ -1469,6 +1543,7 @@
               <w:rPr>
                 <w:rFonts w:ascii="Times New Roman" w:hAnsi="Times New Roman" w:eastAsia="Times New Roman" w:cs="Times New Roman"/>
                 <w:b/>
+                <w:color w:val="000000"/>
                 <w:sz w:val="22"/>
               </w:rPr>
               <w:t>Адресат</w:t>
@@ -1489,6 +1564,7 @@
               <w:rPr>
                 <w:rFonts w:ascii="Times New Roman" w:hAnsi="Times New Roman" w:eastAsia="Times New Roman" w:cs="Times New Roman"/>
                 <w:b/>
+                <w:color w:val="000000"/>
                 <w:sz w:val="22"/>
               </w:rPr>
               <w:t>Информация</w:t>
@@ -1509,6 +1585,7 @@
               <w:rPr>
                 <w:rFonts w:ascii="Times New Roman" w:hAnsi="Times New Roman" w:eastAsia="Times New Roman" w:cs="Times New Roman"/>
                 <w:b/>
+                <w:color w:val="000000"/>
                 <w:sz w:val="22"/>
               </w:rPr>
               <w:t>Форма</w:t>
@@ -1529,6 +1606,7 @@
               <w:rPr>
                 <w:rFonts w:ascii="Times New Roman" w:hAnsi="Times New Roman" w:eastAsia="Times New Roman" w:cs="Times New Roman"/>
                 <w:b/>
+                <w:color w:val="000000"/>
                 <w:sz w:val="22"/>
               </w:rPr>
               <w:t>Канал</w:t>
@@ -1549,6 +1627,7 @@
               <w:rPr>
                 <w:rFonts w:ascii="Times New Roman" w:hAnsi="Times New Roman" w:eastAsia="Times New Roman" w:cs="Times New Roman"/>
                 <w:b/>
+                <w:color w:val="000000"/>
                 <w:sz w:val="22"/>
               </w:rPr>
               <w:t>Частота</w:t>
@@ -1569,6 +1648,7 @@
               <w:rPr>
                 <w:rFonts w:ascii="Times New Roman" w:hAnsi="Times New Roman" w:eastAsia="Times New Roman" w:cs="Times New Roman"/>
                 <w:b/>
+                <w:color w:val="000000"/>
                 <w:sz w:val="22"/>
               </w:rPr>
               <w:t>Ответственный</w:t>
@@ -1589,6 +1669,7 @@
               <w:rPr>
                 <w:rFonts w:ascii="Times New Roman" w:hAnsi="Times New Roman" w:eastAsia="Times New Roman" w:cs="Times New Roman"/>
                 <w:b/>
+                <w:color w:val="000000"/>
                 <w:sz w:val="22"/>
               </w:rPr>
               <w:t>Обратная связь</w:t>
@@ -1611,6 +1692,7 @@
               <w:rPr>
                 <w:rFonts w:ascii="Times New Roman" w:hAnsi="Times New Roman" w:eastAsia="Times New Roman" w:cs="Times New Roman"/>
                 <w:b w:val="0"/>
+                <w:color w:val="000000"/>
                 <w:sz w:val="22"/>
               </w:rPr>
             </w:r>
@@ -1630,6 +1712,7 @@
               <w:rPr>
                 <w:rFonts w:ascii="Times New Roman" w:hAnsi="Times New Roman" w:eastAsia="Times New Roman" w:cs="Times New Roman"/>
                 <w:b w:val="0"/>
+                <w:color w:val="000000"/>
                 <w:sz w:val="22"/>
               </w:rPr>
             </w:r>
@@ -1649,6 +1732,7 @@
               <w:rPr>
                 <w:rFonts w:ascii="Times New Roman" w:hAnsi="Times New Roman" w:eastAsia="Times New Roman" w:cs="Times New Roman"/>
                 <w:b w:val="0"/>
+                <w:color w:val="000000"/>
                 <w:sz w:val="22"/>
               </w:rPr>
             </w:r>
@@ -1668,6 +1752,7 @@
               <w:rPr>
                 <w:rFonts w:ascii="Times New Roman" w:hAnsi="Times New Roman" w:eastAsia="Times New Roman" w:cs="Times New Roman"/>
                 <w:b w:val="0"/>
+                <w:color w:val="000000"/>
                 <w:sz w:val="22"/>
               </w:rPr>
             </w:r>
@@ -1687,6 +1772,7 @@
               <w:rPr>
                 <w:rFonts w:ascii="Times New Roman" w:hAnsi="Times New Roman" w:eastAsia="Times New Roman" w:cs="Times New Roman"/>
                 <w:b w:val="0"/>
+                <w:color w:val="000000"/>
                 <w:sz w:val="22"/>
               </w:rPr>
             </w:r>
@@ -1706,6 +1792,7 @@
               <w:rPr>
                 <w:rFonts w:ascii="Times New Roman" w:hAnsi="Times New Roman" w:eastAsia="Times New Roman" w:cs="Times New Roman"/>
                 <w:b w:val="0"/>
+                <w:color w:val="000000"/>
                 <w:sz w:val="22"/>
               </w:rPr>
             </w:r>
@@ -1725,6 +1812,7 @@
               <w:rPr>
                 <w:rFonts w:ascii="Times New Roman" w:hAnsi="Times New Roman" w:eastAsia="Times New Roman" w:cs="Times New Roman"/>
                 <w:b w:val="0"/>
+                <w:color w:val="000000"/>
                 <w:sz w:val="22"/>
               </w:rPr>
             </w:r>
@@ -1746,6 +1834,7 @@
               <w:rPr>
                 <w:rFonts w:ascii="Times New Roman" w:hAnsi="Times New Roman" w:eastAsia="Times New Roman" w:cs="Times New Roman"/>
                 <w:b w:val="0"/>
+                <w:color w:val="000000"/>
                 <w:sz w:val="22"/>
               </w:rPr>
             </w:r>
@@ -1765,6 +1854,7 @@
               <w:rPr>
                 <w:rFonts w:ascii="Times New Roman" w:hAnsi="Times New Roman" w:eastAsia="Times New Roman" w:cs="Times New Roman"/>
                 <w:b w:val="0"/>
+                <w:color w:val="000000"/>
                 <w:sz w:val="22"/>
               </w:rPr>
             </w:r>
@@ -1784,6 +1874,7 @@
               <w:rPr>
                 <w:rFonts w:ascii="Times New Roman" w:hAnsi="Times New Roman" w:eastAsia="Times New Roman" w:cs="Times New Roman"/>
                 <w:b w:val="0"/>
+                <w:color w:val="000000"/>
                 <w:sz w:val="22"/>
               </w:rPr>
             </w:r>
@@ -1803,6 +1894,7 @@
               <w:rPr>
                 <w:rFonts w:ascii="Times New Roman" w:hAnsi="Times New Roman" w:eastAsia="Times New Roman" w:cs="Times New Roman"/>
                 <w:b w:val="0"/>
+                <w:color w:val="000000"/>
                 <w:sz w:val="22"/>
               </w:rPr>
             </w:r>
@@ -1822,6 +1914,7 @@
               <w:rPr>
                 <w:rFonts w:ascii="Times New Roman" w:hAnsi="Times New Roman" w:eastAsia="Times New Roman" w:cs="Times New Roman"/>
                 <w:b w:val="0"/>
+                <w:color w:val="000000"/>
                 <w:sz w:val="22"/>
               </w:rPr>
             </w:r>
@@ -1841,6 +1934,7 @@
               <w:rPr>
                 <w:rFonts w:ascii="Times New Roman" w:hAnsi="Times New Roman" w:eastAsia="Times New Roman" w:cs="Times New Roman"/>
                 <w:b w:val="0"/>
+                <w:color w:val="000000"/>
                 <w:sz w:val="22"/>
               </w:rPr>
             </w:r>
@@ -1860,6 +1954,7 @@
               <w:rPr>
                 <w:rFonts w:ascii="Times New Roman" w:hAnsi="Times New Roman" w:eastAsia="Times New Roman" w:cs="Times New Roman"/>
                 <w:b w:val="0"/>
+                <w:color w:val="000000"/>
                 <w:sz w:val="22"/>
               </w:rPr>
             </w:r>
@@ -1881,6 +1976,7 @@
               <w:rPr>
                 <w:rFonts w:ascii="Times New Roman" w:hAnsi="Times New Roman" w:eastAsia="Times New Roman" w:cs="Times New Roman"/>
                 <w:b w:val="0"/>
+                <w:color w:val="000000"/>
                 <w:sz w:val="22"/>
               </w:rPr>
             </w:r>
@@ -1900,6 +1996,7 @@
               <w:rPr>
                 <w:rFonts w:ascii="Times New Roman" w:hAnsi="Times New Roman" w:eastAsia="Times New Roman" w:cs="Times New Roman"/>
                 <w:b w:val="0"/>
+                <w:color w:val="000000"/>
                 <w:sz w:val="22"/>
               </w:rPr>
             </w:r>
@@ -1919,6 +2016,7 @@
               <w:rPr>
                 <w:rFonts w:ascii="Times New Roman" w:hAnsi="Times New Roman" w:eastAsia="Times New Roman" w:cs="Times New Roman"/>
                 <w:b w:val="0"/>
+                <w:color w:val="000000"/>
                 <w:sz w:val="22"/>
               </w:rPr>
             </w:r>
@@ -1938,6 +2036,7 @@
               <w:rPr>
                 <w:rFonts w:ascii="Times New Roman" w:hAnsi="Times New Roman" w:eastAsia="Times New Roman" w:cs="Times New Roman"/>
                 <w:b w:val="0"/>
+                <w:color w:val="000000"/>
                 <w:sz w:val="22"/>
               </w:rPr>
             </w:r>
@@ -1957,6 +2056,7 @@
               <w:rPr>
                 <w:rFonts w:ascii="Times New Roman" w:hAnsi="Times New Roman" w:eastAsia="Times New Roman" w:cs="Times New Roman"/>
                 <w:b w:val="0"/>
+                <w:color w:val="000000"/>
                 <w:sz w:val="22"/>
               </w:rPr>
             </w:r>
@@ -1976,6 +2076,7 @@
               <w:rPr>
                 <w:rFonts w:ascii="Times New Roman" w:hAnsi="Times New Roman" w:eastAsia="Times New Roman" w:cs="Times New Roman"/>
                 <w:b w:val="0"/>
+                <w:color w:val="000000"/>
                 <w:sz w:val="22"/>
               </w:rPr>
             </w:r>
@@ -1995,6 +2096,7 @@
               <w:rPr>
                 <w:rFonts w:ascii="Times New Roman" w:hAnsi="Times New Roman" w:eastAsia="Times New Roman" w:cs="Times New Roman"/>
                 <w:b w:val="0"/>
+                <w:color w:val="000000"/>
                 <w:sz w:val="22"/>
               </w:rPr>
             </w:r>
@@ -2016,6 +2118,7 @@
               <w:rPr>
                 <w:rFonts w:ascii="Times New Roman" w:hAnsi="Times New Roman" w:eastAsia="Times New Roman" w:cs="Times New Roman"/>
                 <w:b w:val="0"/>
+                <w:color w:val="000000"/>
                 <w:sz w:val="22"/>
               </w:rPr>
             </w:r>
@@ -2035,6 +2138,7 @@
               <w:rPr>
                 <w:rFonts w:ascii="Times New Roman" w:hAnsi="Times New Roman" w:eastAsia="Times New Roman" w:cs="Times New Roman"/>
                 <w:b w:val="0"/>
+                <w:color w:val="000000"/>
                 <w:sz w:val="22"/>
               </w:rPr>
             </w:r>
@@ -2054,6 +2158,7 @@
               <w:rPr>
                 <w:rFonts w:ascii="Times New Roman" w:hAnsi="Times New Roman" w:eastAsia="Times New Roman" w:cs="Times New Roman"/>
                 <w:b w:val="0"/>
+                <w:color w:val="000000"/>
                 <w:sz w:val="22"/>
               </w:rPr>
             </w:r>
@@ -2073,6 +2178,7 @@
               <w:rPr>
                 <w:rFonts w:ascii="Times New Roman" w:hAnsi="Times New Roman" w:eastAsia="Times New Roman" w:cs="Times New Roman"/>
                 <w:b w:val="0"/>
+                <w:color w:val="000000"/>
                 <w:sz w:val="22"/>
               </w:rPr>
             </w:r>
@@ -2092,6 +2198,7 @@
               <w:rPr>
                 <w:rFonts w:ascii="Times New Roman" w:hAnsi="Times New Roman" w:eastAsia="Times New Roman" w:cs="Times New Roman"/>
                 <w:b w:val="0"/>
+                <w:color w:val="000000"/>
                 <w:sz w:val="22"/>
               </w:rPr>
             </w:r>
@@ -2111,6 +2218,7 @@
               <w:rPr>
                 <w:rFonts w:ascii="Times New Roman" w:hAnsi="Times New Roman" w:eastAsia="Times New Roman" w:cs="Times New Roman"/>
                 <w:b w:val="0"/>
+                <w:color w:val="000000"/>
                 <w:sz w:val="22"/>
               </w:rPr>
             </w:r>
@@ -2130,6 +2238,7 @@
               <w:rPr>
                 <w:rFonts w:ascii="Times New Roman" w:hAnsi="Times New Roman" w:eastAsia="Times New Roman" w:cs="Times New Roman"/>
                 <w:b w:val="0"/>
+                <w:color w:val="000000"/>
                 <w:sz w:val="22"/>
               </w:rPr>
             </w:r>
@@ -2151,6 +2260,7 @@
               <w:rPr>
                 <w:rFonts w:ascii="Times New Roman" w:hAnsi="Times New Roman" w:eastAsia="Times New Roman" w:cs="Times New Roman"/>
                 <w:b w:val="0"/>
+                <w:color w:val="000000"/>
                 <w:sz w:val="22"/>
               </w:rPr>
             </w:r>
@@ -2170,6 +2280,7 @@
               <w:rPr>
                 <w:rFonts w:ascii="Times New Roman" w:hAnsi="Times New Roman" w:eastAsia="Times New Roman" w:cs="Times New Roman"/>
                 <w:b w:val="0"/>
+                <w:color w:val="000000"/>
                 <w:sz w:val="22"/>
               </w:rPr>
             </w:r>
@@ -2189,6 +2300,7 @@
               <w:rPr>
                 <w:rFonts w:ascii="Times New Roman" w:hAnsi="Times New Roman" w:eastAsia="Times New Roman" w:cs="Times New Roman"/>
                 <w:b w:val="0"/>
+                <w:color w:val="000000"/>
                 <w:sz w:val="22"/>
               </w:rPr>
             </w:r>
@@ -2208,6 +2320,7 @@
               <w:rPr>
                 <w:rFonts w:ascii="Times New Roman" w:hAnsi="Times New Roman" w:eastAsia="Times New Roman" w:cs="Times New Roman"/>
                 <w:b w:val="0"/>
+                <w:color w:val="000000"/>
                 <w:sz w:val="22"/>
               </w:rPr>
             </w:r>
@@ -2227,6 +2340,7 @@
               <w:rPr>
                 <w:rFonts w:ascii="Times New Roman" w:hAnsi="Times New Roman" w:eastAsia="Times New Roman" w:cs="Times New Roman"/>
                 <w:b w:val="0"/>
+                <w:color w:val="000000"/>
                 <w:sz w:val="22"/>
               </w:rPr>
             </w:r>
@@ -2246,6 +2360,7 @@
               <w:rPr>
                 <w:rFonts w:ascii="Times New Roman" w:hAnsi="Times New Roman" w:eastAsia="Times New Roman" w:cs="Times New Roman"/>
                 <w:b w:val="0"/>
+                <w:color w:val="000000"/>
                 <w:sz w:val="22"/>
               </w:rPr>
             </w:r>
@@ -2265,6 +2380,7 @@
               <w:rPr>
                 <w:rFonts w:ascii="Times New Roman" w:hAnsi="Times New Roman" w:eastAsia="Times New Roman" w:cs="Times New Roman"/>
                 <w:b w:val="0"/>
+                <w:color w:val="000000"/>
                 <w:sz w:val="22"/>
               </w:rPr>
             </w:r>
@@ -2286,6 +2402,7 @@
               <w:rPr>
                 <w:rFonts w:ascii="Times New Roman" w:hAnsi="Times New Roman" w:eastAsia="Times New Roman" w:cs="Times New Roman"/>
                 <w:b w:val="0"/>
+                <w:color w:val="000000"/>
                 <w:sz w:val="22"/>
               </w:rPr>
             </w:r>
@@ -2305,6 +2422,7 @@
               <w:rPr>
                 <w:rFonts w:ascii="Times New Roman" w:hAnsi="Times New Roman" w:eastAsia="Times New Roman" w:cs="Times New Roman"/>
                 <w:b w:val="0"/>
+                <w:color w:val="000000"/>
                 <w:sz w:val="22"/>
               </w:rPr>
             </w:r>
@@ -2324,6 +2442,7 @@
               <w:rPr>
                 <w:rFonts w:ascii="Times New Roman" w:hAnsi="Times New Roman" w:eastAsia="Times New Roman" w:cs="Times New Roman"/>
                 <w:b w:val="0"/>
+                <w:color w:val="000000"/>
                 <w:sz w:val="22"/>
               </w:rPr>
             </w:r>
@@ -2343,6 +2462,7 @@
               <w:rPr>
                 <w:rFonts w:ascii="Times New Roman" w:hAnsi="Times New Roman" w:eastAsia="Times New Roman" w:cs="Times New Roman"/>
                 <w:b w:val="0"/>
+                <w:color w:val="000000"/>
                 <w:sz w:val="22"/>
               </w:rPr>
             </w:r>
@@ -2362,6 +2482,7 @@
               <w:rPr>
                 <w:rFonts w:ascii="Times New Roman" w:hAnsi="Times New Roman" w:eastAsia="Times New Roman" w:cs="Times New Roman"/>
                 <w:b w:val="0"/>
+                <w:color w:val="000000"/>
                 <w:sz w:val="22"/>
               </w:rPr>
             </w:r>
@@ -2381,6 +2502,7 @@
               <w:rPr>
                 <w:rFonts w:ascii="Times New Roman" w:hAnsi="Times New Roman" w:eastAsia="Times New Roman" w:cs="Times New Roman"/>
                 <w:b w:val="0"/>
+                <w:color w:val="000000"/>
                 <w:sz w:val="22"/>
               </w:rPr>
             </w:r>
@@ -2400,6 +2522,7 @@
               <w:rPr>
                 <w:rFonts w:ascii="Times New Roman" w:hAnsi="Times New Roman" w:eastAsia="Times New Roman" w:cs="Times New Roman"/>
                 <w:b w:val="0"/>
+                <w:color w:val="000000"/>
                 <w:sz w:val="22"/>
               </w:rPr>
             </w:r>
@@ -2421,6 +2544,7 @@
               <w:rPr>
                 <w:rFonts w:ascii="Times New Roman" w:hAnsi="Times New Roman" w:eastAsia="Times New Roman" w:cs="Times New Roman"/>
                 <w:b w:val="0"/>
+                <w:color w:val="000000"/>
                 <w:sz w:val="22"/>
               </w:rPr>
             </w:r>
@@ -2440,6 +2564,7 @@
               <w:rPr>
                 <w:rFonts w:ascii="Times New Roman" w:hAnsi="Times New Roman" w:eastAsia="Times New Roman" w:cs="Times New Roman"/>
                 <w:b w:val="0"/>
+                <w:color w:val="000000"/>
                 <w:sz w:val="22"/>
               </w:rPr>
             </w:r>
@@ -2459,6 +2584,7 @@
               <w:rPr>
                 <w:rFonts w:ascii="Times New Roman" w:hAnsi="Times New Roman" w:eastAsia="Times New Roman" w:cs="Times New Roman"/>
                 <w:b w:val="0"/>
+                <w:color w:val="000000"/>
                 <w:sz w:val="22"/>
               </w:rPr>
             </w:r>
@@ -2478,6 +2604,7 @@
               <w:rPr>
                 <w:rFonts w:ascii="Times New Roman" w:hAnsi="Times New Roman" w:eastAsia="Times New Roman" w:cs="Times New Roman"/>
                 <w:b w:val="0"/>
+                <w:color w:val="000000"/>
                 <w:sz w:val="22"/>
               </w:rPr>
             </w:r>
@@ -2497,6 +2624,7 @@
               <w:rPr>
                 <w:rFonts w:ascii="Times New Roman" w:hAnsi="Times New Roman" w:eastAsia="Times New Roman" w:cs="Times New Roman"/>
                 <w:b w:val="0"/>
+                <w:color w:val="000000"/>
                 <w:sz w:val="22"/>
               </w:rPr>
             </w:r>
@@ -2516,6 +2644,7 @@
               <w:rPr>
                 <w:rFonts w:ascii="Times New Roman" w:hAnsi="Times New Roman" w:eastAsia="Times New Roman" w:cs="Times New Roman"/>
                 <w:b w:val="0"/>
+                <w:color w:val="000000"/>
                 <w:sz w:val="22"/>
               </w:rPr>
             </w:r>
@@ -2535,6 +2664,7 @@
               <w:rPr>
                 <w:rFonts w:ascii="Times New Roman" w:hAnsi="Times New Roman" w:eastAsia="Times New Roman" w:cs="Times New Roman"/>
                 <w:b w:val="0"/>
+                <w:color w:val="000000"/>
                 <w:sz w:val="22"/>
               </w:rPr>
             </w:r>
@@ -2556,6 +2686,7 @@
               <w:rPr>
                 <w:rFonts w:ascii="Times New Roman" w:hAnsi="Times New Roman" w:eastAsia="Times New Roman" w:cs="Times New Roman"/>
                 <w:b w:val="0"/>
+                <w:color w:val="000000"/>
                 <w:sz w:val="22"/>
               </w:rPr>
             </w:r>
@@ -2575,6 +2706,7 @@
               <w:rPr>
                 <w:rFonts w:ascii="Times New Roman" w:hAnsi="Times New Roman" w:eastAsia="Times New Roman" w:cs="Times New Roman"/>
                 <w:b w:val="0"/>
+                <w:color w:val="000000"/>
                 <w:sz w:val="22"/>
               </w:rPr>
             </w:r>
@@ -2594,6 +2726,7 @@
               <w:rPr>
                 <w:rFonts w:ascii="Times New Roman" w:hAnsi="Times New Roman" w:eastAsia="Times New Roman" w:cs="Times New Roman"/>
                 <w:b w:val="0"/>
+                <w:color w:val="000000"/>
                 <w:sz w:val="22"/>
               </w:rPr>
             </w:r>
@@ -2613,6 +2746,7 @@
               <w:rPr>
                 <w:rFonts w:ascii="Times New Roman" w:hAnsi="Times New Roman" w:eastAsia="Times New Roman" w:cs="Times New Roman"/>
                 <w:b w:val="0"/>
+                <w:color w:val="000000"/>
                 <w:sz w:val="22"/>
               </w:rPr>
             </w:r>
@@ -2632,6 +2766,7 @@
               <w:rPr>
                 <w:rFonts w:ascii="Times New Roman" w:hAnsi="Times New Roman" w:eastAsia="Times New Roman" w:cs="Times New Roman"/>
                 <w:b w:val="0"/>
+                <w:color w:val="000000"/>
                 <w:sz w:val="22"/>
               </w:rPr>
             </w:r>
@@ -2651,6 +2786,7 @@
               <w:rPr>
                 <w:rFonts w:ascii="Times New Roman" w:hAnsi="Times New Roman" w:eastAsia="Times New Roman" w:cs="Times New Roman"/>
                 <w:b w:val="0"/>
+                <w:color w:val="000000"/>
                 <w:sz w:val="22"/>
               </w:rPr>
             </w:r>
@@ -2670,6 +2806,7 @@
               <w:rPr>
                 <w:rFonts w:ascii="Times New Roman" w:hAnsi="Times New Roman" w:eastAsia="Times New Roman" w:cs="Times New Roman"/>
                 <w:b w:val="0"/>
+                <w:color w:val="000000"/>
                 <w:sz w:val="22"/>
               </w:rPr>
             </w:r>
@@ -2691,6 +2828,7 @@
               <w:rPr>
                 <w:rFonts w:ascii="Times New Roman" w:hAnsi="Times New Roman" w:eastAsia="Times New Roman" w:cs="Times New Roman"/>
                 <w:b w:val="0"/>
+                <w:color w:val="000000"/>
                 <w:sz w:val="22"/>
               </w:rPr>
             </w:r>
@@ -2710,6 +2848,7 @@
               <w:rPr>
                 <w:rFonts w:ascii="Times New Roman" w:hAnsi="Times New Roman" w:eastAsia="Times New Roman" w:cs="Times New Roman"/>
                 <w:b w:val="0"/>
+                <w:color w:val="000000"/>
                 <w:sz w:val="22"/>
               </w:rPr>
             </w:r>
@@ -2729,6 +2868,7 @@
               <w:rPr>
                 <w:rFonts w:ascii="Times New Roman" w:hAnsi="Times New Roman" w:eastAsia="Times New Roman" w:cs="Times New Roman"/>
                 <w:b w:val="0"/>
+                <w:color w:val="000000"/>
                 <w:sz w:val="22"/>
               </w:rPr>
             </w:r>
@@ -2748,6 +2888,7 @@
               <w:rPr>
                 <w:rFonts w:ascii="Times New Roman" w:hAnsi="Times New Roman" w:eastAsia="Times New Roman" w:cs="Times New Roman"/>
                 <w:b w:val="0"/>
+                <w:color w:val="000000"/>
                 <w:sz w:val="22"/>
               </w:rPr>
             </w:r>
@@ -2767,6 +2908,7 @@
               <w:rPr>
                 <w:rFonts w:ascii="Times New Roman" w:hAnsi="Times New Roman" w:eastAsia="Times New Roman" w:cs="Times New Roman"/>
                 <w:b w:val="0"/>
+                <w:color w:val="000000"/>
                 <w:sz w:val="22"/>
               </w:rPr>
             </w:r>
@@ -2786,6 +2928,7 @@
               <w:rPr>
                 <w:rFonts w:ascii="Times New Roman" w:hAnsi="Times New Roman" w:eastAsia="Times New Roman" w:cs="Times New Roman"/>
                 <w:b w:val="0"/>
+                <w:color w:val="000000"/>
                 <w:sz w:val="22"/>
               </w:rPr>
             </w:r>
@@ -2805,6 +2948,7 @@
               <w:rPr>
                 <w:rFonts w:ascii="Times New Roman" w:hAnsi="Times New Roman" w:eastAsia="Times New Roman" w:cs="Times New Roman"/>
                 <w:b w:val="0"/>
+                <w:color w:val="000000"/>
                 <w:sz w:val="22"/>
               </w:rPr>
             </w:r>
@@ -2827,6 +2971,7 @@
           <w:rFonts w:ascii="Times New Roman" w:hAnsi="Times New Roman" w:eastAsia="Times New Roman" w:cs="Times New Roman"/>
           <w:b/>
           <w:i w:val="0"/>
+          <w:color w:val="000000"/>
           <w:sz w:val="28"/>
         </w:rPr>
         <w:t>4. Встречи и эскалация</w:t>
@@ -2860,6 +3005,7 @@
               <w:rPr>
                 <w:rFonts w:ascii="Times New Roman" w:hAnsi="Times New Roman" w:eastAsia="Times New Roman" w:cs="Times New Roman"/>
                 <w:b/>
+                <w:color w:val="000000"/>
                 <w:sz w:val="22"/>
               </w:rPr>
               <w:t>Событие</w:t>
@@ -2880,6 +3026,7 @@
               <w:rPr>
                 <w:rFonts w:ascii="Times New Roman" w:hAnsi="Times New Roman" w:eastAsia="Times New Roman" w:cs="Times New Roman"/>
                 <w:b/>
+                <w:color w:val="000000"/>
                 <w:sz w:val="22"/>
               </w:rPr>
               <w:t>Участники</w:t>
@@ -2900,6 +3047,7 @@
               <w:rPr>
                 <w:rFonts w:ascii="Times New Roman" w:hAnsi="Times New Roman" w:eastAsia="Times New Roman" w:cs="Times New Roman"/>
                 <w:b/>
+                <w:color w:val="000000"/>
                 <w:sz w:val="22"/>
               </w:rPr>
               <w:t>Частота</w:t>
@@ -2920,6 +3068,7 @@
               <w:rPr>
                 <w:rFonts w:ascii="Times New Roman" w:hAnsi="Times New Roman" w:eastAsia="Times New Roman" w:cs="Times New Roman"/>
                 <w:b/>
+                <w:color w:val="000000"/>
                 <w:sz w:val="22"/>
               </w:rPr>
               <w:t>Результат</w:t>
@@ -2942,6 +3091,7 @@
               <w:rPr>
                 <w:rFonts w:ascii="Times New Roman" w:hAnsi="Times New Roman" w:eastAsia="Times New Roman" w:cs="Times New Roman"/>
                 <w:b w:val="0"/>
+                <w:color w:val="000000"/>
                 <w:sz w:val="22"/>
               </w:rPr>
               <w:t>Ежедневная встреча</w:t>
@@ -2962,6 +3112,7 @@
               <w:rPr>
                 <w:rFonts w:ascii="Times New Roman" w:hAnsi="Times New Roman" w:eastAsia="Times New Roman" w:cs="Times New Roman"/>
                 <w:b w:val="0"/>
+                <w:color w:val="000000"/>
                 <w:sz w:val="22"/>
               </w:rPr>
             </w:r>
@@ -2981,6 +3132,7 @@
               <w:rPr>
                 <w:rFonts w:ascii="Times New Roman" w:hAnsi="Times New Roman" w:eastAsia="Times New Roman" w:cs="Times New Roman"/>
                 <w:b w:val="0"/>
+                <w:color w:val="000000"/>
                 <w:sz w:val="22"/>
               </w:rPr>
             </w:r>
@@ -3000,6 +3152,7 @@
               <w:rPr>
                 <w:rFonts w:ascii="Times New Roman" w:hAnsi="Times New Roman" w:eastAsia="Times New Roman" w:cs="Times New Roman"/>
                 <w:b w:val="0"/>
+                <w:color w:val="000000"/>
                 <w:sz w:val="22"/>
               </w:rPr>
             </w:r>
@@ -3021,6 +3174,7 @@
               <w:rPr>
                 <w:rFonts w:ascii="Times New Roman" w:hAnsi="Times New Roman" w:eastAsia="Times New Roman" w:cs="Times New Roman"/>
                 <w:b w:val="0"/>
+                <w:color w:val="000000"/>
                 <w:sz w:val="22"/>
               </w:rPr>
               <w:t>Демонстрация</w:t>
@@ -3041,6 +3195,7 @@
               <w:rPr>
                 <w:rFonts w:ascii="Times New Roman" w:hAnsi="Times New Roman" w:eastAsia="Times New Roman" w:cs="Times New Roman"/>
                 <w:b w:val="0"/>
+                <w:color w:val="000000"/>
                 <w:sz w:val="22"/>
               </w:rPr>
             </w:r>
@@ -3060,6 +3215,7 @@
               <w:rPr>
                 <w:rFonts w:ascii="Times New Roman" w:hAnsi="Times New Roman" w:eastAsia="Times New Roman" w:cs="Times New Roman"/>
                 <w:b w:val="0"/>
+                <w:color w:val="000000"/>
                 <w:sz w:val="22"/>
               </w:rPr>
             </w:r>
@@ -3079,6 +3235,7 @@
               <w:rPr>
                 <w:rFonts w:ascii="Times New Roman" w:hAnsi="Times New Roman" w:eastAsia="Times New Roman" w:cs="Times New Roman"/>
                 <w:b w:val="0"/>
+                <w:color w:val="000000"/>
                 <w:sz w:val="22"/>
               </w:rPr>
             </w:r>
@@ -3100,6 +3257,7 @@
               <w:rPr>
                 <w:rFonts w:ascii="Times New Roman" w:hAnsi="Times New Roman" w:eastAsia="Times New Roman" w:cs="Times New Roman"/>
                 <w:b w:val="0"/>
+                <w:color w:val="000000"/>
                 <w:sz w:val="22"/>
               </w:rPr>
               <w:t>Отчёт спонсору</w:t>
@@ -3120,6 +3278,7 @@
               <w:rPr>
                 <w:rFonts w:ascii="Times New Roman" w:hAnsi="Times New Roman" w:eastAsia="Times New Roman" w:cs="Times New Roman"/>
                 <w:b w:val="0"/>
+                <w:color w:val="000000"/>
                 <w:sz w:val="22"/>
               </w:rPr>
             </w:r>
@@ -3139,6 +3298,7 @@
               <w:rPr>
                 <w:rFonts w:ascii="Times New Roman" w:hAnsi="Times New Roman" w:eastAsia="Times New Roman" w:cs="Times New Roman"/>
                 <w:b w:val="0"/>
+                <w:color w:val="000000"/>
                 <w:sz w:val="22"/>
               </w:rPr>
             </w:r>
@@ -3158,6 +3318,7 @@
               <w:rPr>
                 <w:rFonts w:ascii="Times New Roman" w:hAnsi="Times New Roman" w:eastAsia="Times New Roman" w:cs="Times New Roman"/>
                 <w:b w:val="0"/>
+                <w:color w:val="000000"/>
                 <w:sz w:val="22"/>
               </w:rPr>
             </w:r>
@@ -3179,6 +3340,7 @@
               <w:rPr>
                 <w:rFonts w:ascii="Times New Roman" w:hAnsi="Times New Roman" w:eastAsia="Times New Roman" w:cs="Times New Roman"/>
                 <w:b w:val="0"/>
+                <w:color w:val="000000"/>
                 <w:sz w:val="22"/>
               </w:rPr>
               <w:t>Эскалация</w:t>
@@ -3199,6 +3361,7 @@
               <w:rPr>
                 <w:rFonts w:ascii="Times New Roman" w:hAnsi="Times New Roman" w:eastAsia="Times New Roman" w:cs="Times New Roman"/>
                 <w:b w:val="0"/>
+                <w:color w:val="000000"/>
                 <w:sz w:val="22"/>
               </w:rPr>
             </w:r>
@@ -3218,6 +3381,7 @@
               <w:rPr>
                 <w:rFonts w:ascii="Times New Roman" w:hAnsi="Times New Roman" w:eastAsia="Times New Roman" w:cs="Times New Roman"/>
                 <w:b w:val="0"/>
+                <w:color w:val="000000"/>
                 <w:sz w:val="22"/>
               </w:rPr>
             </w:r>
@@ -3237,6 +3401,7 @@
               <w:rPr>
                 <w:rFonts w:ascii="Times New Roman" w:hAnsi="Times New Roman" w:eastAsia="Times New Roman" w:cs="Times New Roman"/>
                 <w:b w:val="0"/>
+                <w:color w:val="000000"/>
                 <w:sz w:val="22"/>
               </w:rPr>
             </w:r>
@@ -3259,6 +3424,7 @@
           <w:rFonts w:ascii="Times New Roman" w:hAnsi="Times New Roman" w:eastAsia="Times New Roman" w:cs="Times New Roman"/>
           <w:b/>
           <w:i w:val="0"/>
+          <w:color w:val="000000"/>
           <w:sz w:val="28"/>
         </w:rPr>
         <w:t>5. Проверка планов</w:t>
@@ -3291,6 +3457,7 @@
               <w:rPr>
                 <w:rFonts w:ascii="Times New Roman" w:hAnsi="Times New Roman" w:eastAsia="Times New Roman" w:cs="Times New Roman"/>
                 <w:b/>
+                <w:color w:val="000000"/>
                 <w:sz w:val="22"/>
               </w:rPr>
               <w:t>Проверка</w:t>
@@ -3311,6 +3478,7 @@
               <w:rPr>
                 <w:rFonts w:ascii="Times New Roman" w:hAnsi="Times New Roman" w:eastAsia="Times New Roman" w:cs="Times New Roman"/>
                 <w:b/>
+                <w:color w:val="000000"/>
                 <w:sz w:val="22"/>
               </w:rPr>
               <w:t>Ожидание</w:t>
@@ -3331,6 +3499,7 @@
               <w:rPr>
                 <w:rFonts w:ascii="Times New Roman" w:hAnsi="Times New Roman" w:eastAsia="Times New Roman" w:cs="Times New Roman"/>
                 <w:b/>
+                <w:color w:val="000000"/>
                 <w:sz w:val="22"/>
               </w:rPr>
               <w:t>Факт</w:t>
@@ -3353,6 +3522,7 @@
               <w:rPr>
                 <w:rFonts w:ascii="Times New Roman" w:hAnsi="Times New Roman" w:eastAsia="Times New Roman" w:cs="Times New Roman"/>
                 <w:b w:val="0"/>
+                <w:color w:val="000000"/>
                 <w:sz w:val="22"/>
               </w:rPr>
               <w:t>У каждого критерия есть метрика</w:t>
@@ -3373,6 +3543,7 @@
               <w:rPr>
                 <w:rFonts w:ascii="Times New Roman" w:hAnsi="Times New Roman" w:eastAsia="Times New Roman" w:cs="Times New Roman"/>
                 <w:b w:val="0"/>
+                <w:color w:val="000000"/>
                 <w:sz w:val="22"/>
               </w:rPr>
               <w:t>да</w:t>
@@ -3393,6 +3564,7 @@
               <w:rPr>
                 <w:rFonts w:ascii="Times New Roman" w:hAnsi="Times New Roman" w:eastAsia="Times New Roman" w:cs="Times New Roman"/>
                 <w:b w:val="0"/>
+                <w:color w:val="000000"/>
                 <w:sz w:val="22"/>
               </w:rPr>
             </w:r>
@@ -3414,6 +3586,7 @@
               <w:rPr>
                 <w:rFonts w:ascii="Times New Roman" w:hAnsi="Times New Roman" w:eastAsia="Times New Roman" w:cs="Times New Roman"/>
                 <w:b w:val="0"/>
+                <w:color w:val="000000"/>
                 <w:sz w:val="22"/>
               </w:rPr>
               <w:t>У каждой проверки есть доказательство</w:t>
@@ -3434,6 +3607,7 @@
               <w:rPr>
                 <w:rFonts w:ascii="Times New Roman" w:hAnsi="Times New Roman" w:eastAsia="Times New Roman" w:cs="Times New Roman"/>
                 <w:b w:val="0"/>
+                <w:color w:val="000000"/>
                 <w:sz w:val="22"/>
               </w:rPr>
               <w:t>да</w:t>
@@ -3454,6 +3628,7 @@
               <w:rPr>
                 <w:rFonts w:ascii="Times New Roman" w:hAnsi="Times New Roman" w:eastAsia="Times New Roman" w:cs="Times New Roman"/>
                 <w:b w:val="0"/>
+                <w:color w:val="000000"/>
                 <w:sz w:val="22"/>
               </w:rPr>
             </w:r>
@@ -3475,6 +3650,7 @@
               <w:rPr>
                 <w:rFonts w:ascii="Times New Roman" w:hAnsi="Times New Roman" w:eastAsia="Times New Roman" w:cs="Times New Roman"/>
                 <w:b w:val="0"/>
+                <w:color w:val="000000"/>
                 <w:sz w:val="22"/>
               </w:rPr>
               <w:t>У каждого стейкхолдера есть канал</w:t>
@@ -3495,6 +3671,7 @@
               <w:rPr>
                 <w:rFonts w:ascii="Times New Roman" w:hAnsi="Times New Roman" w:eastAsia="Times New Roman" w:cs="Times New Roman"/>
                 <w:b w:val="0"/>
+                <w:color w:val="000000"/>
                 <w:sz w:val="22"/>
               </w:rPr>
               <w:t>да</w:t>
@@ -3515,6 +3692,7 @@
               <w:rPr>
                 <w:rFonts w:ascii="Times New Roman" w:hAnsi="Times New Roman" w:eastAsia="Times New Roman" w:cs="Times New Roman"/>
                 <w:b w:val="0"/>
+                <w:color w:val="000000"/>
                 <w:sz w:val="22"/>
               </w:rPr>
             </w:r>
@@ -3536,6 +3714,7 @@
               <w:rPr>
                 <w:rFonts w:ascii="Times New Roman" w:hAnsi="Times New Roman" w:eastAsia="Times New Roman" w:cs="Times New Roman"/>
                 <w:b w:val="0"/>
+                <w:color w:val="000000"/>
                 <w:sz w:val="22"/>
               </w:rPr>
               <w:t>Эскалация имеет срок и адресата</w:t>
@@ -3556,6 +3735,7 @@
               <w:rPr>
                 <w:rFonts w:ascii="Times New Roman" w:hAnsi="Times New Roman" w:eastAsia="Times New Roman" w:cs="Times New Roman"/>
                 <w:b w:val="0"/>
+                <w:color w:val="000000"/>
                 <w:sz w:val="22"/>
               </w:rPr>
               <w:t>да</w:t>
@@ -3576,6 +3756,7 @@
               <w:rPr>
                 <w:rFonts w:ascii="Times New Roman" w:hAnsi="Times New Roman" w:eastAsia="Times New Roman" w:cs="Times New Roman"/>
                 <w:b w:val="0"/>
+                <w:color w:val="000000"/>
                 <w:sz w:val="22"/>
               </w:rPr>
             </w:r>
@@ -3598,6 +3779,7 @@
           <w:rFonts w:ascii="Times New Roman" w:hAnsi="Times New Roman" w:eastAsia="Times New Roman" w:cs="Times New Roman"/>
           <w:b w:val="0"/>
           <w:i w:val="0"/>
+          <w:color w:val="000000"/>
           <w:sz w:val="28"/>
         </w:rPr>
         <w:t>Контрольные вопросы</w:t>
@@ -3614,6 +3796,7 @@
           <w:rFonts w:ascii="Times New Roman" w:hAnsi="Times New Roman" w:eastAsia="Times New Roman" w:cs="Times New Roman"/>
           <w:b w:val="0"/>
           <w:i w:val="0"/>
+          <w:color w:val="000000"/>
           <w:sz w:val="28"/>
         </w:rPr>
         <w:t>1. Чем обеспечение качества отличается от контроля качества?</w:t>
@@ -3630,6 +3813,7 @@
           <w:rFonts w:ascii="Times New Roman" w:hAnsi="Times New Roman" w:eastAsia="Times New Roman" w:cs="Times New Roman"/>
           <w:b w:val="0"/>
           <w:i w:val="0"/>
+          <w:color w:val="000000"/>
           <w:sz w:val="28"/>
         </w:rPr>
         <w:t>2. Почему критерий «удобный интерфейс» не годится для приёмки?</w:t>
@@ -3646,6 +3830,7 @@
           <w:rFonts w:ascii="Times New Roman" w:hAnsi="Times New Roman" w:eastAsia="Times New Roman" w:cs="Times New Roman"/>
           <w:b w:val="0"/>
           <w:i w:val="0"/>
+          <w:color w:val="000000"/>
           <w:sz w:val="28"/>
         </w:rPr>
         <w:t>3. Зачем в матрице коммуникаций указывать обратную связь?</w:t>
@@ -3662,6 +3847,7 @@
           <w:rFonts w:ascii="Times New Roman" w:hAnsi="Times New Roman" w:eastAsia="Times New Roman" w:cs="Times New Roman"/>
           <w:b w:val="0"/>
           <w:i w:val="0"/>
+          <w:color w:val="000000"/>
           <w:sz w:val="28"/>
         </w:rPr>
         <w:t>4. Какой отчёт нужен спонсору и почему не тот же, что команде?</w:t>
@@ -3678,6 +3864,7 @@
           <w:rFonts w:ascii="Times New Roman" w:hAnsi="Times New Roman" w:eastAsia="Times New Roman" w:cs="Times New Roman"/>
           <w:b w:val="0"/>
           <w:i w:val="0"/>
+          <w:color w:val="000000"/>
           <w:sz w:val="28"/>
         </w:rPr>
         <w:t>5. Когда эскалация уместна, а когда разрушает команду?</w:t>
@@ -3698,6 +3885,7 @@
           <w:rFonts w:ascii="Times New Roman" w:hAnsi="Times New Roman" w:eastAsia="Times New Roman" w:cs="Times New Roman"/>
           <w:b w:val="0"/>
           <w:i w:val="0"/>
+          <w:color w:val="000000"/>
           <w:sz w:val="28"/>
         </w:rPr>
         <w:t>Критерии оценки</w:t>
@@ -3729,6 +3917,7 @@
               <w:rPr>
                 <w:rFonts w:ascii="Times New Roman" w:hAnsi="Times New Roman" w:eastAsia="Times New Roman" w:cs="Times New Roman"/>
                 <w:b/>
+                <w:color w:val="000000"/>
                 <w:sz w:val="22"/>
               </w:rPr>
               <w:t>Балл</w:t>
@@ -3749,6 +3938,7 @@
               <w:rPr>
                 <w:rFonts w:ascii="Times New Roman" w:hAnsi="Times New Roman" w:eastAsia="Times New Roman" w:cs="Times New Roman"/>
                 <w:b/>
+                <w:color w:val="000000"/>
                 <w:sz w:val="22"/>
               </w:rPr>
               <w:t>Что должно быть сделано</w:t>
@@ -3771,6 +3961,7 @@
               <w:rPr>
                 <w:rFonts w:ascii="Times New Roman" w:hAnsi="Times New Roman" w:eastAsia="Times New Roman" w:cs="Times New Roman"/>
                 <w:b w:val="0"/>
+                <w:color w:val="000000"/>
                 <w:sz w:val="22"/>
               </w:rPr>
               <w:t>5</w:t>
@@ -3791,6 +3982,7 @@
               <w:rPr>
                 <w:rFonts w:ascii="Times New Roman" w:hAnsi="Times New Roman" w:eastAsia="Times New Roman" w:cs="Times New Roman"/>
                 <w:b w:val="0"/>
+                <w:color w:val="000000"/>
                 <w:sz w:val="22"/>
               </w:rPr>
               <w:t>Пять измеримых критериев, пять уровней проверок, матрица на девять адресатов, эскалация со сроком, проверки заполнены.</w:t>
@@ -3813,6 +4005,7 @@
               <w:rPr>
                 <w:rFonts w:ascii="Times New Roman" w:hAnsi="Times New Roman" w:eastAsia="Times New Roman" w:cs="Times New Roman"/>
                 <w:b w:val="0"/>
+                <w:color w:val="000000"/>
                 <w:sz w:val="22"/>
               </w:rPr>
               <w:t>4</w:t>
@@ -3833,6 +4026,7 @@
               <w:rPr>
                 <w:rFonts w:ascii="Times New Roman" w:hAnsi="Times New Roman" w:eastAsia="Times New Roman" w:cs="Times New Roman"/>
                 <w:b w:val="0"/>
+                <w:color w:val="000000"/>
                 <w:sz w:val="22"/>
               </w:rPr>
               <w:t>Планы полные, один критерий неизмерим или пропущен канал.</w:t>
@@ -3855,6 +4049,7 @@
               <w:rPr>
                 <w:rFonts w:ascii="Times New Roman" w:hAnsi="Times New Roman" w:eastAsia="Times New Roman" w:cs="Times New Roman"/>
                 <w:b w:val="0"/>
+                <w:color w:val="000000"/>
                 <w:sz w:val="22"/>
               </w:rPr>
               <w:t>3</w:t>
@@ -3875,6 +4070,7 @@
               <w:rPr>
                 <w:rFonts w:ascii="Times New Roman" w:hAnsi="Times New Roman" w:eastAsia="Times New Roman" w:cs="Times New Roman"/>
                 <w:b w:val="0"/>
+                <w:color w:val="000000"/>
                 <w:sz w:val="22"/>
               </w:rPr>
               <w:t>Критерии общие, матрица коммуникаций неполная.</w:t>
@@ -3898,6 +4094,7 @@
           <w:rFonts w:ascii="Times New Roman" w:hAnsi="Times New Roman" w:eastAsia="Times New Roman" w:cs="Times New Roman"/>
           <w:b w:val="0"/>
           <w:i w:val="0"/>
+          <w:color w:val="000000"/>
           <w:sz w:val="28"/>
         </w:rPr>
         <w:t>Вывод</w:t>
@@ -3914,9 +4111,9 @@
           <w:rFonts w:ascii="Times New Roman" w:hAnsi="Times New Roman" w:eastAsia="Times New Roman" w:cs="Times New Roman"/>
           <w:b w:val="0"/>
           <w:i w:val="0"/>
+          <w:color w:val="000000"/>
           <w:sz w:val="28"/>
         </w:rPr>
-        <w:t>________________________________________________________________________</w:t>
       </w:r>
     </w:p>
     <w:p>
@@ -3930,9 +4127,9 @@
           <w:rFonts w:ascii="Times New Roman" w:hAnsi="Times New Roman" w:eastAsia="Times New Roman" w:cs="Times New Roman"/>
           <w:b w:val="0"/>
           <w:i w:val="0"/>
+          <w:color w:val="000000"/>
           <w:sz w:val="28"/>
         </w:rPr>
-        <w:t>________________________________________________________________________</w:t>
       </w:r>
     </w:p>
     <w:p>
@@ -3946,9 +4143,9 @@
           <w:rFonts w:ascii="Times New Roman" w:hAnsi="Times New Roman" w:eastAsia="Times New Roman" w:cs="Times New Roman"/>
           <w:b w:val="0"/>
           <w:i w:val="0"/>
+          <w:color w:val="000000"/>
           <w:sz w:val="28"/>
         </w:rPr>
-        <w:t>________________________________________________________________________</w:t>
       </w:r>
     </w:p>
     <w:sectPr>
@@ -4331,6 +4528,7 @@
     </w:pPr>
     <w:rPr>
       <w:rFonts w:ascii="Times New Roman" w:hAnsi="Times New Roman" w:eastAsia="Times New Roman" w:cs="Times New Roman"/>
+      <w:color w:val="000000"/>
       <w:sz w:val="28"/>
     </w:rPr>
   </w:style>
@@ -4398,7 +4596,7 @@
       <w:rFonts w:asciiTheme="majorHAnsi" w:eastAsiaTheme="majorEastAsia" w:hAnsiTheme="majorHAnsi" w:cstheme="majorBidi" w:ascii="Times New Roman" w:hAnsi="Times New Roman" w:eastAsia="Times New Roman" w:cs="Times New Roman"/>
       <w:b w:val="0"/>
       <w:bCs/>
-      <w:color w:val="365F91" w:themeColor="accent1" w:themeShade="BF"/>
+      <w:color w:val="000000"/>
       <w:sz w:val="28"/>
       <w:szCs w:val="28"/>
     </w:rPr>
@@ -4424,7 +4622,7 @@
       <w:rFonts w:asciiTheme="majorHAnsi" w:eastAsiaTheme="majorEastAsia" w:hAnsiTheme="majorHAnsi" w:cstheme="majorBidi" w:ascii="Times New Roman" w:hAnsi="Times New Roman" w:eastAsia="Times New Roman" w:cs="Times New Roman"/>
       <w:b/>
       <w:bCs/>
-      <w:color w:val="4F81BD" w:themeColor="accent1"/>
+      <w:color w:val="000000"/>
       <w:sz w:val="28"/>
       <w:szCs w:val="26"/>
     </w:rPr>
@@ -4761,6 +4959,7 @@
     </w:pPr>
     <w:rPr>
       <w:rFonts w:ascii="Times New Roman" w:hAnsi="Times New Roman" w:eastAsia="Times New Roman" w:cs="Times New Roman"/>
+      <w:color w:val="000000"/>
       <w:sz w:val="28"/>
     </w:rPr>
   </w:style>
